--- a/DDD.docx
+++ b/DDD.docx
@@ -2,6 +2,1719 @@
 <file path=word/document.xml><?xml version="1.0" encoding="utf-8"?>
 <w:document xmlns:wpc="http://schemas.microsoft.com/office/word/2010/wordprocessingCanvas" xmlns:cx="http://schemas.microsoft.com/office/drawing/2014/chartex" xmlns:cx1="http://schemas.microsoft.com/office/drawing/2015/9/8/chartex" xmlns:cx2="http://schemas.microsoft.com/office/drawing/2015/10/21/chartex" xmlns:cx3="http://schemas.microsoft.com/office/drawing/2016/5/9/chartex" xmlns:cx4="http://schemas.microsoft.com/office/drawing/2016/5/10/chartex" xmlns:cx5="http://schemas.microsoft.com/office/drawing/2016/5/11/chartex" xmlns:cx6="http://schemas.microsoft.com/office/drawing/2016/5/12/chartex" xmlns:cx7="http://schemas.microsoft.com/office/drawing/2016/5/13/chartex" xmlns:cx8="http://schemas.microsoft.com/office/drawing/2016/5/14/chartex" xmlns:mc="http://schemas.openxmlformats.org/markup-compatibility/2006" xmlns:aink="http://schemas.microsoft.com/office/drawing/2016/ink" xmlns:am3d="http://schemas.microsoft.com/office/drawing/2017/model3d" xmlns:o="urn:schemas-microsoft-com:office:office" xmlns:oel="http://schemas.microsoft.com/office/2019/extlst" xmlns:r="http://schemas.openxmlformats.org/officeDocument/2006/relationships" xmlns:m="http://schemas.openxmlformats.org/officeDocument/2006/math" xmlns:v="urn:schemas-microsoft-com:vml" xmlns:wp14="http://schemas.microsoft.com/office/word/2010/wordprocessingDrawing" xmlns:wp="http://schemas.openxmlformats.org/drawingml/2006/wordprocessingDrawing" xmlns:w10="urn:schemas-microsoft-com:office:word" xmlns:w="http://schemas.openxmlformats.org/wordprocessingml/2006/main" xmlns:w14="http://schemas.microsoft.com/office/word/2010/wordml" xmlns:w15="http://schemas.microsoft.com/office/word/2012/wordml" xmlns:w16cex="http://schemas.microsoft.com/office/word/2018/wordml/cex" xmlns:w16cid="http://schemas.microsoft.com/office/word/2016/wordml/cid" xmlns:w16="http://schemas.microsoft.com/office/word/2018/wordml" xmlns:w16du="http://schemas.microsoft.com/office/word/2023/wordml/word16du" xmlns:w16sdtdh="http://schemas.microsoft.com/office/word/2020/wordml/sdtdatahash" xmlns:w16sdtfl="http://schemas.microsoft.com/office/word/2024/wordml/sdtformatlock" xmlns:w16se="http://schemas.microsoft.com/office/word/2015/wordml/symex" xmlns:wpg="http://schemas.microsoft.com/office/word/2010/wordprocessingGroup" xmlns:wpi="http://schemas.microsoft.com/office/word/2010/wordprocessingInk" xmlns:wne="http://schemas.microsoft.com/office/word/2006/wordml" xmlns:wps="http://schemas.microsoft.com/office/word/2010/wordprocessingShape" mc:Ignorable="w14 w15 w16se w16cid w16 w16cex w16sdtdh w16sdtfl w16du wp14">
   <w:body>
+    <w:p>
+      <w:pPr>
+        <w:rPr>
+          <w:b/>
+          <w:bCs/>
+        </w:rPr>
+      </w:pPr>
+      <w:r>
+        <w:rPr>
+          <w:b/>
+          <w:bCs/>
+        </w:rPr>
+        <w:t>2.ERD (schema.png)</w:t>
+      </w:r>
+    </w:p>
+    <w:p>
+      <w:r>
+        <w:t>Relationships between tables</w:t>
+      </w:r>
+    </w:p>
+    <w:p>
+      <w:pPr>
+        <w:rPr>
+          <w:b/>
+          <w:bCs/>
+        </w:rPr>
+      </w:pPr>
+      <w:proofErr w:type="spellStart"/>
+      <w:r>
+        <w:rPr>
+          <w:b/>
+          <w:bCs/>
+        </w:rPr>
+        <w:t>event_category</w:t>
+      </w:r>
+      <w:proofErr w:type="spellEnd"/>
+      <w:r>
+        <w:rPr>
+          <w:b/>
+          <w:bCs/>
+        </w:rPr>
+        <w:t> – event</w:t>
+      </w:r>
+    </w:p>
+    <w:p>
+      <w:pPr>
+        <w:numPr>
+          <w:ilvl w:val="0"/>
+          <w:numId w:val="4"/>
+        </w:numPr>
+      </w:pPr>
+      <w:proofErr w:type="spellStart"/>
+      <w:r>
+        <w:t>Một</w:t>
+      </w:r>
+      <w:proofErr w:type="spellEnd"/>
+      <w:r>
+        <w:t xml:space="preserve"> </w:t>
+      </w:r>
+      <w:proofErr w:type="spellStart"/>
+      <w:r>
+        <w:t>danh</w:t>
+      </w:r>
+      <w:proofErr w:type="spellEnd"/>
+      <w:r>
+        <w:t xml:space="preserve"> </w:t>
+      </w:r>
+      <w:proofErr w:type="spellStart"/>
+      <w:r>
+        <w:t>mục</w:t>
+      </w:r>
+      <w:proofErr w:type="spellEnd"/>
+      <w:r>
+        <w:t xml:space="preserve"> </w:t>
+      </w:r>
+      <w:proofErr w:type="spellStart"/>
+      <w:r>
+        <w:t>có</w:t>
+      </w:r>
+      <w:proofErr w:type="spellEnd"/>
+      <w:r>
+        <w:t xml:space="preserve"> </w:t>
+      </w:r>
+      <w:proofErr w:type="spellStart"/>
+      <w:r>
+        <w:t>thể</w:t>
+      </w:r>
+      <w:proofErr w:type="spellEnd"/>
+      <w:r>
+        <w:t xml:space="preserve"> </w:t>
+      </w:r>
+      <w:proofErr w:type="spellStart"/>
+      <w:r>
+        <w:t>gồm</w:t>
+      </w:r>
+      <w:proofErr w:type="spellEnd"/>
+      <w:r>
+        <w:t xml:space="preserve"> </w:t>
+      </w:r>
+      <w:proofErr w:type="spellStart"/>
+      <w:r>
+        <w:t>nhiều</w:t>
+      </w:r>
+      <w:proofErr w:type="spellEnd"/>
+      <w:r>
+        <w:t xml:space="preserve"> sự </w:t>
+      </w:r>
+      <w:proofErr w:type="spellStart"/>
+      <w:r>
+        <w:t>kiện</w:t>
+      </w:r>
+      <w:proofErr w:type="spellEnd"/>
+      <w:r>
+        <w:t xml:space="preserve">; </w:t>
+      </w:r>
+      <w:proofErr w:type="spellStart"/>
+      <w:r>
+        <w:t>mỗi</w:t>
+      </w:r>
+      <w:proofErr w:type="spellEnd"/>
+      <w:r>
+        <w:t xml:space="preserve"> sự </w:t>
+      </w:r>
+      <w:proofErr w:type="spellStart"/>
+      <w:r>
+        <w:t>kiện</w:t>
+      </w:r>
+      <w:proofErr w:type="spellEnd"/>
+      <w:r>
+        <w:t xml:space="preserve"> </w:t>
+      </w:r>
+      <w:proofErr w:type="spellStart"/>
+      <w:r>
+        <w:t>thuộc</w:t>
+      </w:r>
+      <w:proofErr w:type="spellEnd"/>
+      <w:r>
+        <w:t xml:space="preserve"> </w:t>
+      </w:r>
+      <w:proofErr w:type="spellStart"/>
+      <w:r>
+        <w:t>một</w:t>
+      </w:r>
+      <w:proofErr w:type="spellEnd"/>
+      <w:r>
+        <w:t xml:space="preserve"> </w:t>
+      </w:r>
+      <w:proofErr w:type="spellStart"/>
+      <w:r>
+        <w:t>danh</w:t>
+      </w:r>
+      <w:proofErr w:type="spellEnd"/>
+      <w:r>
+        <w:t xml:space="preserve"> </w:t>
+      </w:r>
+      <w:proofErr w:type="spellStart"/>
+      <w:r>
+        <w:t>mục</w:t>
+      </w:r>
+      <w:proofErr w:type="spellEnd"/>
+      <w:r>
+        <w:t>. </w:t>
+      </w:r>
+      <w:r>
+        <w:rPr>
+          <w:b/>
+          <w:bCs/>
+        </w:rPr>
+        <w:t>(</w:t>
+      </w:r>
+      <w:proofErr w:type="gramStart"/>
+      <w:r>
+        <w:rPr>
+          <w:b/>
+          <w:bCs/>
+        </w:rPr>
+        <w:t>1:N</w:t>
+      </w:r>
+      <w:proofErr w:type="gramEnd"/>
+      <w:r>
+        <w:rPr>
+          <w:b/>
+          <w:bCs/>
+        </w:rPr>
+        <w:t>)</w:t>
+      </w:r>
+    </w:p>
+    <w:p>
+      <w:pPr>
+        <w:rPr>
+          <w:b/>
+          <w:bCs/>
+        </w:rPr>
+      </w:pPr>
+      <w:r>
+        <w:rPr>
+          <w:b/>
+          <w:bCs/>
+        </w:rPr>
+        <w:t>venue – event</w:t>
+      </w:r>
+    </w:p>
+    <w:p>
+      <w:pPr>
+        <w:numPr>
+          <w:ilvl w:val="0"/>
+          <w:numId w:val="5"/>
+        </w:numPr>
+      </w:pPr>
+      <w:proofErr w:type="spellStart"/>
+      <w:r>
+        <w:t>Một</w:t>
+      </w:r>
+      <w:proofErr w:type="spellEnd"/>
+      <w:r>
+        <w:t xml:space="preserve"> </w:t>
+      </w:r>
+      <w:proofErr w:type="spellStart"/>
+      <w:r>
+        <w:t>địa</w:t>
+      </w:r>
+      <w:proofErr w:type="spellEnd"/>
+      <w:r>
+        <w:t xml:space="preserve"> </w:t>
+      </w:r>
+      <w:proofErr w:type="spellStart"/>
+      <w:r>
+        <w:t>điểm</w:t>
+      </w:r>
+      <w:proofErr w:type="spellEnd"/>
+      <w:r>
+        <w:t xml:space="preserve"> </w:t>
+      </w:r>
+      <w:proofErr w:type="spellStart"/>
+      <w:r>
+        <w:t>có</w:t>
+      </w:r>
+      <w:proofErr w:type="spellEnd"/>
+      <w:r>
+        <w:t xml:space="preserve"> </w:t>
+      </w:r>
+      <w:proofErr w:type="spellStart"/>
+      <w:r>
+        <w:t>thể</w:t>
+      </w:r>
+      <w:proofErr w:type="spellEnd"/>
+      <w:r>
+        <w:t xml:space="preserve"> </w:t>
+      </w:r>
+      <w:proofErr w:type="spellStart"/>
+      <w:r>
+        <w:t>tổ</w:t>
+      </w:r>
+      <w:proofErr w:type="spellEnd"/>
+      <w:r>
+        <w:t xml:space="preserve"> </w:t>
+      </w:r>
+      <w:proofErr w:type="spellStart"/>
+      <w:r>
+        <w:t>chức</w:t>
+      </w:r>
+      <w:proofErr w:type="spellEnd"/>
+      <w:r>
+        <w:t xml:space="preserve"> </w:t>
+      </w:r>
+      <w:proofErr w:type="spellStart"/>
+      <w:r>
+        <w:t>nhiều</w:t>
+      </w:r>
+      <w:proofErr w:type="spellEnd"/>
+      <w:r>
+        <w:t xml:space="preserve"> sự </w:t>
+      </w:r>
+      <w:proofErr w:type="spellStart"/>
+      <w:r>
+        <w:t>kiện</w:t>
+      </w:r>
+      <w:proofErr w:type="spellEnd"/>
+      <w:r>
+        <w:t xml:space="preserve">; </w:t>
+      </w:r>
+      <w:proofErr w:type="spellStart"/>
+      <w:r>
+        <w:t>mỗi</w:t>
+      </w:r>
+      <w:proofErr w:type="spellEnd"/>
+      <w:r>
+        <w:t xml:space="preserve"> sự </w:t>
+      </w:r>
+      <w:proofErr w:type="spellStart"/>
+      <w:r>
+        <w:t>kiện</w:t>
+      </w:r>
+      <w:proofErr w:type="spellEnd"/>
+      <w:r>
+        <w:t xml:space="preserve"> </w:t>
+      </w:r>
+      <w:proofErr w:type="spellStart"/>
+      <w:r>
+        <w:t>diễn</w:t>
+      </w:r>
+      <w:proofErr w:type="spellEnd"/>
+      <w:r>
+        <w:t xml:space="preserve"> </w:t>
+      </w:r>
+      <w:proofErr w:type="spellStart"/>
+      <w:r>
+        <w:t>ra</w:t>
+      </w:r>
+      <w:proofErr w:type="spellEnd"/>
+      <w:r>
+        <w:t xml:space="preserve"> </w:t>
+      </w:r>
+      <w:proofErr w:type="spellStart"/>
+      <w:r>
+        <w:t>tại</w:t>
+      </w:r>
+      <w:proofErr w:type="spellEnd"/>
+      <w:r>
+        <w:t xml:space="preserve"> </w:t>
+      </w:r>
+      <w:proofErr w:type="spellStart"/>
+      <w:r>
+        <w:t>một</w:t>
+      </w:r>
+      <w:proofErr w:type="spellEnd"/>
+      <w:r>
+        <w:t xml:space="preserve"> </w:t>
+      </w:r>
+      <w:proofErr w:type="spellStart"/>
+      <w:r>
+        <w:t>địa</w:t>
+      </w:r>
+      <w:proofErr w:type="spellEnd"/>
+      <w:r>
+        <w:t xml:space="preserve"> </w:t>
+      </w:r>
+      <w:proofErr w:type="spellStart"/>
+      <w:r>
+        <w:t>điểm</w:t>
+      </w:r>
+      <w:proofErr w:type="spellEnd"/>
+      <w:r>
+        <w:t>. </w:t>
+      </w:r>
+      <w:r>
+        <w:rPr>
+          <w:b/>
+          <w:bCs/>
+        </w:rPr>
+        <w:t>(</w:t>
+      </w:r>
+      <w:proofErr w:type="gramStart"/>
+      <w:r>
+        <w:rPr>
+          <w:b/>
+          <w:bCs/>
+        </w:rPr>
+        <w:t>1:N</w:t>
+      </w:r>
+      <w:proofErr w:type="gramEnd"/>
+      <w:r>
+        <w:rPr>
+          <w:b/>
+          <w:bCs/>
+        </w:rPr>
+        <w:t>)</w:t>
+      </w:r>
+    </w:p>
+    <w:p>
+      <w:pPr>
+        <w:rPr>
+          <w:b/>
+          <w:bCs/>
+        </w:rPr>
+      </w:pPr>
+      <w:r>
+        <w:rPr>
+          <w:b/>
+          <w:bCs/>
+        </w:rPr>
+        <w:t>event – </w:t>
+      </w:r>
+      <w:proofErr w:type="spellStart"/>
+      <w:r>
+        <w:rPr>
+          <w:b/>
+          <w:bCs/>
+        </w:rPr>
+        <w:t>ticket_type</w:t>
+      </w:r>
+      <w:proofErr w:type="spellEnd"/>
+    </w:p>
+    <w:p>
+      <w:pPr>
+        <w:numPr>
+          <w:ilvl w:val="0"/>
+          <w:numId w:val="6"/>
+        </w:numPr>
+      </w:pPr>
+      <w:proofErr w:type="spellStart"/>
+      <w:r>
+        <w:t>Một</w:t>
+      </w:r>
+      <w:proofErr w:type="spellEnd"/>
+      <w:r>
+        <w:t xml:space="preserve"> sự </w:t>
+      </w:r>
+      <w:proofErr w:type="spellStart"/>
+      <w:r>
+        <w:t>kiện</w:t>
+      </w:r>
+      <w:proofErr w:type="spellEnd"/>
+      <w:r>
+        <w:t xml:space="preserve"> </w:t>
+      </w:r>
+      <w:proofErr w:type="spellStart"/>
+      <w:r>
+        <w:t>có</w:t>
+      </w:r>
+      <w:proofErr w:type="spellEnd"/>
+      <w:r>
+        <w:t xml:space="preserve"> </w:t>
+      </w:r>
+      <w:proofErr w:type="spellStart"/>
+      <w:r>
+        <w:t>thể</w:t>
+      </w:r>
+      <w:proofErr w:type="spellEnd"/>
+      <w:r>
+        <w:t xml:space="preserve"> </w:t>
+      </w:r>
+      <w:proofErr w:type="spellStart"/>
+      <w:r>
+        <w:t>có</w:t>
+      </w:r>
+      <w:proofErr w:type="spellEnd"/>
+      <w:r>
+        <w:t xml:space="preserve"> </w:t>
+      </w:r>
+      <w:proofErr w:type="spellStart"/>
+      <w:r>
+        <w:t>nhiều</w:t>
+      </w:r>
+      <w:proofErr w:type="spellEnd"/>
+      <w:r>
+        <w:t xml:space="preserve"> </w:t>
+      </w:r>
+      <w:proofErr w:type="spellStart"/>
+      <w:r>
+        <w:t>loại</w:t>
+      </w:r>
+      <w:proofErr w:type="spellEnd"/>
+      <w:r>
+        <w:t xml:space="preserve"> </w:t>
+      </w:r>
+      <w:proofErr w:type="spellStart"/>
+      <w:r>
+        <w:t>vé</w:t>
+      </w:r>
+      <w:proofErr w:type="spellEnd"/>
+      <w:r>
+        <w:t xml:space="preserve">; </w:t>
+      </w:r>
+      <w:proofErr w:type="spellStart"/>
+      <w:r>
+        <w:t>mỗi</w:t>
+      </w:r>
+      <w:proofErr w:type="spellEnd"/>
+      <w:r>
+        <w:t xml:space="preserve"> </w:t>
+      </w:r>
+      <w:proofErr w:type="spellStart"/>
+      <w:r>
+        <w:t>loại</w:t>
+      </w:r>
+      <w:proofErr w:type="spellEnd"/>
+      <w:r>
+        <w:t xml:space="preserve"> </w:t>
+      </w:r>
+      <w:proofErr w:type="spellStart"/>
+      <w:r>
+        <w:t>vé</w:t>
+      </w:r>
+      <w:proofErr w:type="spellEnd"/>
+      <w:r>
+        <w:t xml:space="preserve"> </w:t>
+      </w:r>
+      <w:proofErr w:type="spellStart"/>
+      <w:r>
+        <w:t>thuộc</w:t>
+      </w:r>
+      <w:proofErr w:type="spellEnd"/>
+      <w:r>
+        <w:t xml:space="preserve"> </w:t>
+      </w:r>
+      <w:proofErr w:type="spellStart"/>
+      <w:r>
+        <w:t>về</w:t>
+      </w:r>
+      <w:proofErr w:type="spellEnd"/>
+      <w:r>
+        <w:t xml:space="preserve"> </w:t>
+      </w:r>
+      <w:proofErr w:type="spellStart"/>
+      <w:r>
+        <w:t>một</w:t>
+      </w:r>
+      <w:proofErr w:type="spellEnd"/>
+      <w:r>
+        <w:t xml:space="preserve"> sự </w:t>
+      </w:r>
+      <w:proofErr w:type="spellStart"/>
+      <w:r>
+        <w:t>kiện</w:t>
+      </w:r>
+      <w:proofErr w:type="spellEnd"/>
+      <w:r>
+        <w:t>. </w:t>
+      </w:r>
+      <w:r>
+        <w:rPr>
+          <w:b/>
+          <w:bCs/>
+        </w:rPr>
+        <w:t>(</w:t>
+      </w:r>
+      <w:proofErr w:type="gramStart"/>
+      <w:r>
+        <w:rPr>
+          <w:b/>
+          <w:bCs/>
+        </w:rPr>
+        <w:t>1:N</w:t>
+      </w:r>
+      <w:proofErr w:type="gramEnd"/>
+      <w:r>
+        <w:rPr>
+          <w:b/>
+          <w:bCs/>
+        </w:rPr>
+        <w:t>)</w:t>
+      </w:r>
+    </w:p>
+    <w:p>
+      <w:pPr>
+        <w:rPr>
+          <w:b/>
+          <w:bCs/>
+        </w:rPr>
+      </w:pPr>
+      <w:r>
+        <w:rPr>
+          <w:b/>
+          <w:bCs/>
+        </w:rPr>
+        <w:t>customer – </w:t>
+      </w:r>
+      <w:proofErr w:type="spellStart"/>
+      <w:r>
+        <w:rPr>
+          <w:b/>
+          <w:bCs/>
+        </w:rPr>
+        <w:t>ticket_order</w:t>
+      </w:r>
+      <w:proofErr w:type="spellEnd"/>
+    </w:p>
+    <w:p>
+      <w:pPr>
+        <w:numPr>
+          <w:ilvl w:val="0"/>
+          <w:numId w:val="7"/>
+        </w:numPr>
+      </w:pPr>
+      <w:proofErr w:type="spellStart"/>
+      <w:r>
+        <w:t>Một</w:t>
+      </w:r>
+      <w:proofErr w:type="spellEnd"/>
+      <w:r>
+        <w:t xml:space="preserve"> </w:t>
+      </w:r>
+      <w:proofErr w:type="spellStart"/>
+      <w:r>
+        <w:t>khách</w:t>
+      </w:r>
+      <w:proofErr w:type="spellEnd"/>
+      <w:r>
+        <w:t xml:space="preserve"> </w:t>
+      </w:r>
+      <w:proofErr w:type="spellStart"/>
+      <w:r>
+        <w:t>hàng</w:t>
+      </w:r>
+      <w:proofErr w:type="spellEnd"/>
+      <w:r>
+        <w:t xml:space="preserve"> </w:t>
+      </w:r>
+      <w:proofErr w:type="spellStart"/>
+      <w:r>
+        <w:t>có</w:t>
+      </w:r>
+      <w:proofErr w:type="spellEnd"/>
+      <w:r>
+        <w:t xml:space="preserve"> </w:t>
+      </w:r>
+      <w:proofErr w:type="spellStart"/>
+      <w:r>
+        <w:t>thể</w:t>
+      </w:r>
+      <w:proofErr w:type="spellEnd"/>
+      <w:r>
+        <w:t xml:space="preserve"> </w:t>
+      </w:r>
+      <w:proofErr w:type="spellStart"/>
+      <w:r>
+        <w:t>tạo</w:t>
+      </w:r>
+      <w:proofErr w:type="spellEnd"/>
+      <w:r>
+        <w:t xml:space="preserve"> </w:t>
+      </w:r>
+      <w:proofErr w:type="spellStart"/>
+      <w:r>
+        <w:t>nhiều</w:t>
+      </w:r>
+      <w:proofErr w:type="spellEnd"/>
+      <w:r>
+        <w:t xml:space="preserve"> </w:t>
+      </w:r>
+      <w:proofErr w:type="spellStart"/>
+      <w:r>
+        <w:t>đơn</w:t>
+      </w:r>
+      <w:proofErr w:type="spellEnd"/>
+      <w:r>
+        <w:t xml:space="preserve"> </w:t>
+      </w:r>
+      <w:proofErr w:type="spellStart"/>
+      <w:r>
+        <w:t>hàng</w:t>
+      </w:r>
+      <w:proofErr w:type="spellEnd"/>
+      <w:r>
+        <w:t xml:space="preserve">; </w:t>
+      </w:r>
+      <w:proofErr w:type="spellStart"/>
+      <w:r>
+        <w:t>mỗi</w:t>
+      </w:r>
+      <w:proofErr w:type="spellEnd"/>
+      <w:r>
+        <w:t xml:space="preserve"> </w:t>
+      </w:r>
+      <w:proofErr w:type="spellStart"/>
+      <w:r>
+        <w:t>đơn</w:t>
+      </w:r>
+      <w:proofErr w:type="spellEnd"/>
+      <w:r>
+        <w:t xml:space="preserve"> </w:t>
+      </w:r>
+      <w:proofErr w:type="spellStart"/>
+      <w:r>
+        <w:t>hàng</w:t>
+      </w:r>
+      <w:proofErr w:type="spellEnd"/>
+      <w:r>
+        <w:t xml:space="preserve"> </w:t>
+      </w:r>
+      <w:proofErr w:type="spellStart"/>
+      <w:r>
+        <w:t>thuộc</w:t>
+      </w:r>
+      <w:proofErr w:type="spellEnd"/>
+      <w:r>
+        <w:t xml:space="preserve"> </w:t>
+      </w:r>
+      <w:proofErr w:type="spellStart"/>
+      <w:r>
+        <w:t>về</w:t>
+      </w:r>
+      <w:proofErr w:type="spellEnd"/>
+      <w:r>
+        <w:t xml:space="preserve"> </w:t>
+      </w:r>
+      <w:proofErr w:type="spellStart"/>
+      <w:r>
+        <w:t>một</w:t>
+      </w:r>
+      <w:proofErr w:type="spellEnd"/>
+      <w:r>
+        <w:t xml:space="preserve"> </w:t>
+      </w:r>
+      <w:proofErr w:type="spellStart"/>
+      <w:r>
+        <w:t>khách</w:t>
+      </w:r>
+      <w:proofErr w:type="spellEnd"/>
+      <w:r>
+        <w:t xml:space="preserve"> </w:t>
+      </w:r>
+      <w:proofErr w:type="spellStart"/>
+      <w:r>
+        <w:t>hàng</w:t>
+      </w:r>
+      <w:proofErr w:type="spellEnd"/>
+      <w:r>
+        <w:t>. </w:t>
+      </w:r>
+      <w:r>
+        <w:rPr>
+          <w:b/>
+          <w:bCs/>
+        </w:rPr>
+        <w:t>(</w:t>
+      </w:r>
+      <w:proofErr w:type="gramStart"/>
+      <w:r>
+        <w:rPr>
+          <w:b/>
+          <w:bCs/>
+        </w:rPr>
+        <w:t>1:N</w:t>
+      </w:r>
+      <w:proofErr w:type="gramEnd"/>
+      <w:r>
+        <w:rPr>
+          <w:b/>
+          <w:bCs/>
+        </w:rPr>
+        <w:t>)</w:t>
+      </w:r>
+    </w:p>
+    <w:p>
+      <w:pPr>
+        <w:rPr>
+          <w:b/>
+          <w:bCs/>
+        </w:rPr>
+      </w:pPr>
+      <w:proofErr w:type="spellStart"/>
+      <w:r>
+        <w:rPr>
+          <w:b/>
+          <w:bCs/>
+        </w:rPr>
+        <w:t>ticket_order</w:t>
+      </w:r>
+      <w:proofErr w:type="spellEnd"/>
+      <w:r>
+        <w:rPr>
+          <w:b/>
+          <w:bCs/>
+        </w:rPr>
+        <w:t> – </w:t>
+      </w:r>
+      <w:proofErr w:type="spellStart"/>
+      <w:r>
+        <w:rPr>
+          <w:b/>
+          <w:bCs/>
+        </w:rPr>
+        <w:t>order_item</w:t>
+      </w:r>
+      <w:proofErr w:type="spellEnd"/>
+    </w:p>
+    <w:p>
+      <w:pPr>
+        <w:numPr>
+          <w:ilvl w:val="0"/>
+          <w:numId w:val="8"/>
+        </w:numPr>
+      </w:pPr>
+      <w:proofErr w:type="spellStart"/>
+      <w:r>
+        <w:t>Một</w:t>
+      </w:r>
+      <w:proofErr w:type="spellEnd"/>
+      <w:r>
+        <w:t xml:space="preserve"> </w:t>
+      </w:r>
+      <w:proofErr w:type="spellStart"/>
+      <w:r>
+        <w:t>đơn</w:t>
+      </w:r>
+      <w:proofErr w:type="spellEnd"/>
+      <w:r>
+        <w:t xml:space="preserve"> </w:t>
+      </w:r>
+      <w:proofErr w:type="spellStart"/>
+      <w:r>
+        <w:t>hàng</w:t>
+      </w:r>
+      <w:proofErr w:type="spellEnd"/>
+      <w:r>
+        <w:t xml:space="preserve"> </w:t>
+      </w:r>
+      <w:proofErr w:type="spellStart"/>
+      <w:r>
+        <w:t>có</w:t>
+      </w:r>
+      <w:proofErr w:type="spellEnd"/>
+      <w:r>
+        <w:t xml:space="preserve"> </w:t>
+      </w:r>
+      <w:proofErr w:type="spellStart"/>
+      <w:r>
+        <w:t>thể</w:t>
+      </w:r>
+      <w:proofErr w:type="spellEnd"/>
+      <w:r>
+        <w:t xml:space="preserve"> </w:t>
+      </w:r>
+      <w:proofErr w:type="spellStart"/>
+      <w:r>
+        <w:t>gồm</w:t>
+      </w:r>
+      <w:proofErr w:type="spellEnd"/>
+      <w:r>
+        <w:t xml:space="preserve"> </w:t>
+      </w:r>
+      <w:proofErr w:type="spellStart"/>
+      <w:r>
+        <w:t>nhiều</w:t>
+      </w:r>
+      <w:proofErr w:type="spellEnd"/>
+      <w:r>
+        <w:t xml:space="preserve"> chi </w:t>
+      </w:r>
+      <w:proofErr w:type="spellStart"/>
+      <w:r>
+        <w:t>tiết</w:t>
+      </w:r>
+      <w:proofErr w:type="spellEnd"/>
+      <w:r>
+        <w:t xml:space="preserve"> </w:t>
+      </w:r>
+      <w:proofErr w:type="spellStart"/>
+      <w:r>
+        <w:t>đơn</w:t>
+      </w:r>
+      <w:proofErr w:type="spellEnd"/>
+      <w:r>
+        <w:t xml:space="preserve"> </w:t>
+      </w:r>
+      <w:proofErr w:type="spellStart"/>
+      <w:r>
+        <w:t>hàng</w:t>
+      </w:r>
+      <w:proofErr w:type="spellEnd"/>
+      <w:r>
+        <w:t xml:space="preserve">; </w:t>
+      </w:r>
+      <w:proofErr w:type="spellStart"/>
+      <w:r>
+        <w:t>mỗi</w:t>
+      </w:r>
+      <w:proofErr w:type="spellEnd"/>
+      <w:r>
+        <w:t xml:space="preserve"> chi </w:t>
+      </w:r>
+      <w:proofErr w:type="spellStart"/>
+      <w:r>
+        <w:t>tiết</w:t>
+      </w:r>
+      <w:proofErr w:type="spellEnd"/>
+      <w:r>
+        <w:t xml:space="preserve"> </w:t>
+      </w:r>
+      <w:proofErr w:type="spellStart"/>
+      <w:r>
+        <w:t>thuộc</w:t>
+      </w:r>
+      <w:proofErr w:type="spellEnd"/>
+      <w:r>
+        <w:t xml:space="preserve"> </w:t>
+      </w:r>
+      <w:proofErr w:type="spellStart"/>
+      <w:r>
+        <w:t>về</w:t>
+      </w:r>
+      <w:proofErr w:type="spellEnd"/>
+      <w:r>
+        <w:t xml:space="preserve"> </w:t>
+      </w:r>
+      <w:proofErr w:type="spellStart"/>
+      <w:r>
+        <w:t>một</w:t>
+      </w:r>
+      <w:proofErr w:type="spellEnd"/>
+      <w:r>
+        <w:t xml:space="preserve"> </w:t>
+      </w:r>
+      <w:proofErr w:type="spellStart"/>
+      <w:r>
+        <w:t>đơn</w:t>
+      </w:r>
+      <w:proofErr w:type="spellEnd"/>
+      <w:r>
+        <w:t xml:space="preserve"> </w:t>
+      </w:r>
+      <w:proofErr w:type="spellStart"/>
+      <w:r>
+        <w:t>hàng</w:t>
+      </w:r>
+      <w:proofErr w:type="spellEnd"/>
+      <w:r>
+        <w:t>. </w:t>
+      </w:r>
+      <w:r>
+        <w:rPr>
+          <w:b/>
+          <w:bCs/>
+        </w:rPr>
+        <w:t>(</w:t>
+      </w:r>
+      <w:proofErr w:type="gramStart"/>
+      <w:r>
+        <w:rPr>
+          <w:b/>
+          <w:bCs/>
+        </w:rPr>
+        <w:t>1:N</w:t>
+      </w:r>
+      <w:proofErr w:type="gramEnd"/>
+      <w:r>
+        <w:rPr>
+          <w:b/>
+          <w:bCs/>
+        </w:rPr>
+        <w:t>)</w:t>
+      </w:r>
+    </w:p>
+    <w:p>
+      <w:pPr>
+        <w:rPr>
+          <w:b/>
+          <w:bCs/>
+        </w:rPr>
+      </w:pPr>
+      <w:proofErr w:type="spellStart"/>
+      <w:r>
+        <w:rPr>
+          <w:b/>
+          <w:bCs/>
+        </w:rPr>
+        <w:t>ticket_type</w:t>
+      </w:r>
+      <w:proofErr w:type="spellEnd"/>
+      <w:r>
+        <w:rPr>
+          <w:b/>
+          <w:bCs/>
+        </w:rPr>
+        <w:t> – </w:t>
+      </w:r>
+      <w:proofErr w:type="spellStart"/>
+      <w:r>
+        <w:rPr>
+          <w:b/>
+          <w:bCs/>
+        </w:rPr>
+        <w:t>order_item</w:t>
+      </w:r>
+      <w:proofErr w:type="spellEnd"/>
+    </w:p>
+    <w:p>
+      <w:pPr>
+        <w:numPr>
+          <w:ilvl w:val="0"/>
+          <w:numId w:val="9"/>
+        </w:numPr>
+      </w:pPr>
+      <w:proofErr w:type="spellStart"/>
+      <w:r>
+        <w:t>Một</w:t>
+      </w:r>
+      <w:proofErr w:type="spellEnd"/>
+      <w:r>
+        <w:t xml:space="preserve"> </w:t>
+      </w:r>
+      <w:proofErr w:type="spellStart"/>
+      <w:r>
+        <w:t>loại</w:t>
+      </w:r>
+      <w:proofErr w:type="spellEnd"/>
+      <w:r>
+        <w:t xml:space="preserve"> </w:t>
+      </w:r>
+      <w:proofErr w:type="spellStart"/>
+      <w:r>
+        <w:t>vé</w:t>
+      </w:r>
+      <w:proofErr w:type="spellEnd"/>
+      <w:r>
+        <w:t xml:space="preserve"> </w:t>
+      </w:r>
+      <w:proofErr w:type="spellStart"/>
+      <w:r>
+        <w:t>có</w:t>
+      </w:r>
+      <w:proofErr w:type="spellEnd"/>
+      <w:r>
+        <w:t xml:space="preserve"> </w:t>
+      </w:r>
+      <w:proofErr w:type="spellStart"/>
+      <w:r>
+        <w:t>thể</w:t>
+      </w:r>
+      <w:proofErr w:type="spellEnd"/>
+      <w:r>
+        <w:t xml:space="preserve"> </w:t>
+      </w:r>
+      <w:proofErr w:type="spellStart"/>
+      <w:r>
+        <w:t>xuất</w:t>
+      </w:r>
+      <w:proofErr w:type="spellEnd"/>
+      <w:r>
+        <w:t xml:space="preserve"> </w:t>
+      </w:r>
+      <w:proofErr w:type="spellStart"/>
+      <w:r>
+        <w:t>hiện</w:t>
+      </w:r>
+      <w:proofErr w:type="spellEnd"/>
+      <w:r>
+        <w:t xml:space="preserve"> </w:t>
+      </w:r>
+      <w:proofErr w:type="spellStart"/>
+      <w:r>
+        <w:t>trong</w:t>
+      </w:r>
+      <w:proofErr w:type="spellEnd"/>
+      <w:r>
+        <w:t xml:space="preserve"> </w:t>
+      </w:r>
+      <w:proofErr w:type="spellStart"/>
+      <w:r>
+        <w:t>nhiều</w:t>
+      </w:r>
+      <w:proofErr w:type="spellEnd"/>
+      <w:r>
+        <w:t xml:space="preserve"> chi </w:t>
+      </w:r>
+      <w:proofErr w:type="spellStart"/>
+      <w:r>
+        <w:t>tiết</w:t>
+      </w:r>
+      <w:proofErr w:type="spellEnd"/>
+      <w:r>
+        <w:t xml:space="preserve"> </w:t>
+      </w:r>
+      <w:proofErr w:type="spellStart"/>
+      <w:r>
+        <w:t>đơn</w:t>
+      </w:r>
+      <w:proofErr w:type="spellEnd"/>
+      <w:r>
+        <w:t xml:space="preserve"> </w:t>
+      </w:r>
+      <w:proofErr w:type="spellStart"/>
+      <w:r>
+        <w:t>hàng</w:t>
+      </w:r>
+      <w:proofErr w:type="spellEnd"/>
+      <w:r>
+        <w:t xml:space="preserve">; </w:t>
+      </w:r>
+      <w:proofErr w:type="spellStart"/>
+      <w:r>
+        <w:t>mỗi</w:t>
+      </w:r>
+      <w:proofErr w:type="spellEnd"/>
+      <w:r>
+        <w:t xml:space="preserve"> chi </w:t>
+      </w:r>
+      <w:proofErr w:type="spellStart"/>
+      <w:r>
+        <w:t>tiết</w:t>
+      </w:r>
+      <w:proofErr w:type="spellEnd"/>
+      <w:r>
+        <w:t xml:space="preserve"> </w:t>
+      </w:r>
+      <w:proofErr w:type="spellStart"/>
+      <w:r>
+        <w:t>đơn</w:t>
+      </w:r>
+      <w:proofErr w:type="spellEnd"/>
+      <w:r>
+        <w:t xml:space="preserve"> </w:t>
+      </w:r>
+      <w:proofErr w:type="spellStart"/>
+      <w:r>
+        <w:t>hàng</w:t>
+      </w:r>
+      <w:proofErr w:type="spellEnd"/>
+      <w:r>
+        <w:t xml:space="preserve"> </w:t>
+      </w:r>
+      <w:proofErr w:type="spellStart"/>
+      <w:r>
+        <w:t>chọn</w:t>
+      </w:r>
+      <w:proofErr w:type="spellEnd"/>
+      <w:r>
+        <w:t xml:space="preserve"> </w:t>
+      </w:r>
+      <w:proofErr w:type="spellStart"/>
+      <w:r>
+        <w:t>một</w:t>
+      </w:r>
+      <w:proofErr w:type="spellEnd"/>
+      <w:r>
+        <w:t xml:space="preserve"> </w:t>
+      </w:r>
+      <w:proofErr w:type="spellStart"/>
+      <w:r>
+        <w:t>loại</w:t>
+      </w:r>
+      <w:proofErr w:type="spellEnd"/>
+      <w:r>
+        <w:t xml:space="preserve"> </w:t>
+      </w:r>
+      <w:proofErr w:type="spellStart"/>
+      <w:r>
+        <w:t>vé</w:t>
+      </w:r>
+      <w:proofErr w:type="spellEnd"/>
+      <w:r>
+        <w:t>. </w:t>
+      </w:r>
+      <w:r>
+        <w:rPr>
+          <w:b/>
+          <w:bCs/>
+        </w:rPr>
+        <w:t>(</w:t>
+      </w:r>
+      <w:proofErr w:type="gramStart"/>
+      <w:r>
+        <w:rPr>
+          <w:b/>
+          <w:bCs/>
+        </w:rPr>
+        <w:t>1:N</w:t>
+      </w:r>
+      <w:proofErr w:type="gramEnd"/>
+      <w:r>
+        <w:rPr>
+          <w:b/>
+          <w:bCs/>
+        </w:rPr>
+        <w:t>)</w:t>
+      </w:r>
+    </w:p>
+    <w:p>
+      <w:pPr>
+        <w:rPr>
+          <w:b/>
+          <w:bCs/>
+        </w:rPr>
+      </w:pPr>
+      <w:proofErr w:type="spellStart"/>
+      <w:r>
+        <w:rPr>
+          <w:b/>
+          <w:bCs/>
+        </w:rPr>
+        <w:t>ticket_order</w:t>
+      </w:r>
+      <w:proofErr w:type="spellEnd"/>
+      <w:r>
+        <w:rPr>
+          <w:b/>
+          <w:bCs/>
+        </w:rPr>
+        <w:t> – payment</w:t>
+      </w:r>
+    </w:p>
+    <w:p>
+      <w:pPr>
+        <w:numPr>
+          <w:ilvl w:val="0"/>
+          <w:numId w:val="10"/>
+        </w:numPr>
+      </w:pPr>
+      <w:proofErr w:type="spellStart"/>
+      <w:r>
+        <w:t>Một</w:t>
+      </w:r>
+      <w:proofErr w:type="spellEnd"/>
+      <w:r>
+        <w:t xml:space="preserve"> </w:t>
+      </w:r>
+      <w:proofErr w:type="spellStart"/>
+      <w:r>
+        <w:t>đơn</w:t>
+      </w:r>
+      <w:proofErr w:type="spellEnd"/>
+      <w:r>
+        <w:t xml:space="preserve"> </w:t>
+      </w:r>
+      <w:proofErr w:type="spellStart"/>
+      <w:r>
+        <w:t>hàng</w:t>
+      </w:r>
+      <w:proofErr w:type="spellEnd"/>
+      <w:r>
+        <w:t xml:space="preserve"> </w:t>
+      </w:r>
+      <w:proofErr w:type="spellStart"/>
+      <w:r>
+        <w:t>có</w:t>
+      </w:r>
+      <w:proofErr w:type="spellEnd"/>
+      <w:r>
+        <w:t xml:space="preserve"> </w:t>
+      </w:r>
+      <w:proofErr w:type="spellStart"/>
+      <w:r>
+        <w:t>thể</w:t>
+      </w:r>
+      <w:proofErr w:type="spellEnd"/>
+      <w:r>
+        <w:t xml:space="preserve"> </w:t>
+      </w:r>
+      <w:proofErr w:type="spellStart"/>
+      <w:r>
+        <w:t>có</w:t>
+      </w:r>
+      <w:proofErr w:type="spellEnd"/>
+      <w:r>
+        <w:t xml:space="preserve"> </w:t>
+      </w:r>
+      <w:proofErr w:type="spellStart"/>
+      <w:r>
+        <w:t>nhiều</w:t>
+      </w:r>
+      <w:proofErr w:type="spellEnd"/>
+      <w:r>
+        <w:t xml:space="preserve"> </w:t>
+      </w:r>
+      <w:proofErr w:type="spellStart"/>
+      <w:r>
+        <w:t>giao</w:t>
+      </w:r>
+      <w:proofErr w:type="spellEnd"/>
+      <w:r>
+        <w:t xml:space="preserve"> </w:t>
+      </w:r>
+      <w:proofErr w:type="spellStart"/>
+      <w:r>
+        <w:t>dịch</w:t>
+      </w:r>
+      <w:proofErr w:type="spellEnd"/>
+      <w:r>
+        <w:t xml:space="preserve"> thanh </w:t>
+      </w:r>
+      <w:proofErr w:type="spellStart"/>
+      <w:r>
+        <w:t>toán</w:t>
+      </w:r>
+      <w:proofErr w:type="spellEnd"/>
+      <w:r>
+        <w:t xml:space="preserve">; </w:t>
+      </w:r>
+      <w:proofErr w:type="spellStart"/>
+      <w:r>
+        <w:t>mỗi</w:t>
+      </w:r>
+      <w:proofErr w:type="spellEnd"/>
+      <w:r>
+        <w:t xml:space="preserve"> </w:t>
+      </w:r>
+      <w:proofErr w:type="spellStart"/>
+      <w:r>
+        <w:t>giao</w:t>
+      </w:r>
+      <w:proofErr w:type="spellEnd"/>
+      <w:r>
+        <w:t xml:space="preserve"> </w:t>
+      </w:r>
+      <w:proofErr w:type="spellStart"/>
+      <w:r>
+        <w:t>dịch</w:t>
+      </w:r>
+      <w:proofErr w:type="spellEnd"/>
+      <w:r>
+        <w:t xml:space="preserve"> </w:t>
+      </w:r>
+      <w:proofErr w:type="spellStart"/>
+      <w:r>
+        <w:t>thuộc</w:t>
+      </w:r>
+      <w:proofErr w:type="spellEnd"/>
+      <w:r>
+        <w:t xml:space="preserve"> </w:t>
+      </w:r>
+      <w:proofErr w:type="spellStart"/>
+      <w:r>
+        <w:t>về</w:t>
+      </w:r>
+      <w:proofErr w:type="spellEnd"/>
+      <w:r>
+        <w:t xml:space="preserve"> </w:t>
+      </w:r>
+      <w:proofErr w:type="spellStart"/>
+      <w:r>
+        <w:t>một</w:t>
+      </w:r>
+      <w:proofErr w:type="spellEnd"/>
+      <w:r>
+        <w:t xml:space="preserve"> </w:t>
+      </w:r>
+      <w:proofErr w:type="spellStart"/>
+      <w:r>
+        <w:t>đơn</w:t>
+      </w:r>
+      <w:proofErr w:type="spellEnd"/>
+      <w:r>
+        <w:t xml:space="preserve"> </w:t>
+      </w:r>
+      <w:proofErr w:type="spellStart"/>
+      <w:r>
+        <w:t>hàng</w:t>
+      </w:r>
+      <w:proofErr w:type="spellEnd"/>
+      <w:r>
+        <w:t>. </w:t>
+      </w:r>
+      <w:r>
+        <w:rPr>
+          <w:b/>
+          <w:bCs/>
+        </w:rPr>
+        <w:t>(</w:t>
+      </w:r>
+      <w:proofErr w:type="gramStart"/>
+      <w:r>
+        <w:rPr>
+          <w:b/>
+          <w:bCs/>
+        </w:rPr>
+        <w:t>1:N</w:t>
+      </w:r>
+      <w:proofErr w:type="gramEnd"/>
+      <w:r>
+        <w:rPr>
+          <w:b/>
+          <w:bCs/>
+        </w:rPr>
+        <w:t>)</w:t>
+      </w:r>
+    </w:p>
+    <w:p>
+      <w:pPr>
+        <w:rPr>
+          <w:b/>
+          <w:bCs/>
+        </w:rPr>
+      </w:pPr>
+      <w:proofErr w:type="spellStart"/>
+      <w:r>
+        <w:rPr>
+          <w:b/>
+          <w:bCs/>
+        </w:rPr>
+        <w:t>order_item</w:t>
+      </w:r>
+      <w:proofErr w:type="spellEnd"/>
+      <w:r>
+        <w:rPr>
+          <w:b/>
+          <w:bCs/>
+        </w:rPr>
+        <w:t> – ticket</w:t>
+      </w:r>
+    </w:p>
+    <w:p>
+      <w:pPr>
+        <w:numPr>
+          <w:ilvl w:val="0"/>
+          <w:numId w:val="11"/>
+        </w:numPr>
+      </w:pPr>
+      <w:proofErr w:type="spellStart"/>
+      <w:r>
+        <w:t>Một</w:t>
+      </w:r>
+      <w:proofErr w:type="spellEnd"/>
+      <w:r>
+        <w:t xml:space="preserve"> chi </w:t>
+      </w:r>
+      <w:proofErr w:type="spellStart"/>
+      <w:r>
+        <w:t>tiết</w:t>
+      </w:r>
+      <w:proofErr w:type="spellEnd"/>
+      <w:r>
+        <w:t xml:space="preserve"> </w:t>
+      </w:r>
+      <w:proofErr w:type="spellStart"/>
+      <w:r>
+        <w:t>đơn</w:t>
+      </w:r>
+      <w:proofErr w:type="spellEnd"/>
+      <w:r>
+        <w:t xml:space="preserve"> </w:t>
+      </w:r>
+      <w:proofErr w:type="spellStart"/>
+      <w:r>
+        <w:t>hàng</w:t>
+      </w:r>
+      <w:proofErr w:type="spellEnd"/>
+      <w:r>
+        <w:t xml:space="preserve"> </w:t>
+      </w:r>
+      <w:proofErr w:type="spellStart"/>
+      <w:r>
+        <w:t>có</w:t>
+      </w:r>
+      <w:proofErr w:type="spellEnd"/>
+      <w:r>
+        <w:t xml:space="preserve"> </w:t>
+      </w:r>
+      <w:proofErr w:type="spellStart"/>
+      <w:r>
+        <w:t>thể</w:t>
+      </w:r>
+      <w:proofErr w:type="spellEnd"/>
+      <w:r>
+        <w:t xml:space="preserve"> </w:t>
+      </w:r>
+      <w:proofErr w:type="spellStart"/>
+      <w:r>
+        <w:t>tạo</w:t>
+      </w:r>
+      <w:proofErr w:type="spellEnd"/>
+      <w:r>
+        <w:t xml:space="preserve"> </w:t>
+      </w:r>
+      <w:proofErr w:type="spellStart"/>
+      <w:r>
+        <w:t>ra</w:t>
+      </w:r>
+      <w:proofErr w:type="spellEnd"/>
+      <w:r>
+        <w:t xml:space="preserve"> </w:t>
+      </w:r>
+      <w:proofErr w:type="spellStart"/>
+      <w:r>
+        <w:t>nhiều</w:t>
+      </w:r>
+      <w:proofErr w:type="spellEnd"/>
+      <w:r>
+        <w:t xml:space="preserve"> </w:t>
+      </w:r>
+      <w:proofErr w:type="spellStart"/>
+      <w:r>
+        <w:t>vé</w:t>
+      </w:r>
+      <w:proofErr w:type="spellEnd"/>
+      <w:r>
+        <w:t xml:space="preserve"> riêng </w:t>
+      </w:r>
+      <w:proofErr w:type="spellStart"/>
+      <w:r>
+        <w:t>lẻ</w:t>
+      </w:r>
+      <w:proofErr w:type="spellEnd"/>
+      <w:r>
+        <w:t xml:space="preserve">; </w:t>
+      </w:r>
+      <w:proofErr w:type="spellStart"/>
+      <w:r>
+        <w:t>mỗi</w:t>
+      </w:r>
+      <w:proofErr w:type="spellEnd"/>
+      <w:r>
+        <w:t xml:space="preserve"> </w:t>
+      </w:r>
+      <w:proofErr w:type="spellStart"/>
+      <w:r>
+        <w:t>vé</w:t>
+      </w:r>
+      <w:proofErr w:type="spellEnd"/>
+      <w:r>
+        <w:t xml:space="preserve"> được </w:t>
+      </w:r>
+      <w:proofErr w:type="spellStart"/>
+      <w:r>
+        <w:t>tạo</w:t>
+      </w:r>
+      <w:proofErr w:type="spellEnd"/>
+      <w:r>
+        <w:t xml:space="preserve"> </w:t>
+      </w:r>
+      <w:proofErr w:type="spellStart"/>
+      <w:r>
+        <w:t>từ</w:t>
+      </w:r>
+      <w:proofErr w:type="spellEnd"/>
+      <w:r>
+        <w:t xml:space="preserve"> </w:t>
+      </w:r>
+      <w:proofErr w:type="spellStart"/>
+      <w:r>
+        <w:t>một</w:t>
+      </w:r>
+      <w:proofErr w:type="spellEnd"/>
+      <w:r>
+        <w:t xml:space="preserve"> chi </w:t>
+      </w:r>
+      <w:proofErr w:type="spellStart"/>
+      <w:r>
+        <w:t>tiết</w:t>
+      </w:r>
+      <w:proofErr w:type="spellEnd"/>
+      <w:r>
+        <w:t xml:space="preserve"> </w:t>
+      </w:r>
+      <w:proofErr w:type="spellStart"/>
+      <w:r>
+        <w:t>đơn</w:t>
+      </w:r>
+      <w:proofErr w:type="spellEnd"/>
+      <w:r>
+        <w:t xml:space="preserve"> </w:t>
+      </w:r>
+      <w:proofErr w:type="spellStart"/>
+      <w:r>
+        <w:t>hàng</w:t>
+      </w:r>
+      <w:proofErr w:type="spellEnd"/>
+      <w:r>
+        <w:t>. </w:t>
+      </w:r>
+      <w:r>
+        <w:rPr>
+          <w:b/>
+          <w:bCs/>
+        </w:rPr>
+        <w:t>(</w:t>
+      </w:r>
+      <w:proofErr w:type="gramStart"/>
+      <w:r>
+        <w:rPr>
+          <w:b/>
+          <w:bCs/>
+        </w:rPr>
+        <w:t>1:N</w:t>
+      </w:r>
+      <w:proofErr w:type="gramEnd"/>
+      <w:r>
+        <w:rPr>
+          <w:b/>
+          <w:bCs/>
+        </w:rPr>
+        <w:t>)</w:t>
+      </w:r>
+    </w:p>
+    <w:p>
+      <w:r>
+        <w:rPr>
+          <w:b/>
+          <w:bCs/>
+        </w:rPr>
+        <w:t xml:space="preserve">Ghi </w:t>
+      </w:r>
+      <w:proofErr w:type="spellStart"/>
+      <w:r>
+        <w:rPr>
+          <w:b/>
+          <w:bCs/>
+        </w:rPr>
+        <w:t>chú</w:t>
+      </w:r>
+      <w:proofErr w:type="spellEnd"/>
+      <w:r>
+        <w:rPr>
+          <w:b/>
+          <w:bCs/>
+        </w:rPr>
+        <w:t>:</w:t>
+      </w:r>
+      <w:r>
+        <w:t> customer </w:t>
+      </w:r>
+      <w:proofErr w:type="spellStart"/>
+      <w:r>
+        <w:t>liên</w:t>
+      </w:r>
+      <w:proofErr w:type="spellEnd"/>
+      <w:r>
+        <w:t xml:space="preserve"> </w:t>
+      </w:r>
+      <w:proofErr w:type="spellStart"/>
+      <w:r>
+        <w:t>kết</w:t>
+      </w:r>
+      <w:proofErr w:type="spellEnd"/>
+      <w:r>
+        <w:t xml:space="preserve"> </w:t>
+      </w:r>
+      <w:proofErr w:type="spellStart"/>
+      <w:r>
+        <w:t>với</w:t>
+      </w:r>
+      <w:proofErr w:type="spellEnd"/>
+      <w:r>
+        <w:t> payment </w:t>
+      </w:r>
+      <w:proofErr w:type="spellStart"/>
+      <w:r>
+        <w:t>thông</w:t>
+      </w:r>
+      <w:proofErr w:type="spellEnd"/>
+      <w:r>
+        <w:t xml:space="preserve"> qua </w:t>
+      </w:r>
+      <w:proofErr w:type="spellStart"/>
+      <w:r>
+        <w:t>ticket_order</w:t>
+      </w:r>
+      <w:proofErr w:type="spellEnd"/>
+      <w:r>
+        <w:t xml:space="preserve">; database </w:t>
+      </w:r>
+      <w:proofErr w:type="spellStart"/>
+      <w:r>
+        <w:t>hiện</w:t>
+      </w:r>
+      <w:proofErr w:type="spellEnd"/>
+      <w:r>
+        <w:t xml:space="preserve"> </w:t>
+      </w:r>
+      <w:proofErr w:type="spellStart"/>
+      <w:r>
+        <w:t>không</w:t>
+      </w:r>
+      <w:proofErr w:type="spellEnd"/>
+      <w:r>
+        <w:t xml:space="preserve"> </w:t>
+      </w:r>
+      <w:proofErr w:type="spellStart"/>
+      <w:r>
+        <w:t>có</w:t>
+      </w:r>
+      <w:proofErr w:type="spellEnd"/>
+      <w:r>
+        <w:t xml:space="preserve"> </w:t>
+      </w:r>
+      <w:proofErr w:type="spellStart"/>
+      <w:r>
+        <w:t>quan</w:t>
+      </w:r>
+      <w:proofErr w:type="spellEnd"/>
+      <w:r>
+        <w:t xml:space="preserve"> </w:t>
+      </w:r>
+      <w:proofErr w:type="spellStart"/>
+      <w:r>
+        <w:t>hệ</w:t>
+      </w:r>
+      <w:proofErr w:type="spellEnd"/>
+      <w:r>
+        <w:t xml:space="preserve"> </w:t>
+      </w:r>
+      <w:proofErr w:type="spellStart"/>
+      <w:r>
+        <w:t>trực</w:t>
+      </w:r>
+      <w:proofErr w:type="spellEnd"/>
+      <w:r>
+        <w:t xml:space="preserve"> tiếp </w:t>
+      </w:r>
+      <w:proofErr w:type="spellStart"/>
+      <w:r>
+        <w:t>giữa</w:t>
+      </w:r>
+      <w:proofErr w:type="spellEnd"/>
+      <w:r>
+        <w:t xml:space="preserve"> </w:t>
+      </w:r>
+      <w:proofErr w:type="spellStart"/>
+      <w:r>
+        <w:t>hai</w:t>
+      </w:r>
+      <w:proofErr w:type="spellEnd"/>
+      <w:r>
+        <w:t xml:space="preserve"> </w:t>
+      </w:r>
+      <w:proofErr w:type="spellStart"/>
+      <w:r>
+        <w:t>bảng</w:t>
+      </w:r>
+      <w:proofErr w:type="spellEnd"/>
+      <w:r>
+        <w:t xml:space="preserve"> </w:t>
+      </w:r>
+      <w:proofErr w:type="spellStart"/>
+      <w:r>
+        <w:t>này</w:t>
+      </w:r>
+      <w:proofErr w:type="spellEnd"/>
+      <w:r>
+        <w:t>.</w:t>
+      </w:r>
+    </w:p>
     <w:p>
       <w:pPr>
         <w:rPr>
@@ -50,8 +1763,62 @@
       <w:proofErr w:type="spellEnd"/>
     </w:p>
     <w:p>
-      <w:r>
-        <w:t>Purpose: Stores event categories.</w:t>
+      <w:proofErr w:type="spellStart"/>
+      <w:r>
+        <w:lastRenderedPageBreak/>
+        <w:t>Dùng</w:t>
+      </w:r>
+      <w:proofErr w:type="spellEnd"/>
+      <w:r>
+        <w:t xml:space="preserve"> </w:t>
+      </w:r>
+      <w:proofErr w:type="spellStart"/>
+      <w:r>
+        <w:t>để</w:t>
+      </w:r>
+      <w:proofErr w:type="spellEnd"/>
+      <w:r>
+        <w:t xml:space="preserve"> </w:t>
+      </w:r>
+      <w:proofErr w:type="spellStart"/>
+      <w:r>
+        <w:t>phân</w:t>
+      </w:r>
+      <w:proofErr w:type="spellEnd"/>
+      <w:r>
+        <w:t xml:space="preserve"> </w:t>
+      </w:r>
+      <w:proofErr w:type="spellStart"/>
+      <w:r>
+        <w:t>loại</w:t>
+      </w:r>
+      <w:proofErr w:type="spellEnd"/>
+      <w:r>
+        <w:t xml:space="preserve"> sự </w:t>
+      </w:r>
+      <w:proofErr w:type="spellStart"/>
+      <w:r>
+        <w:t>kiện</w:t>
+      </w:r>
+      <w:proofErr w:type="spellEnd"/>
+      <w:r>
+        <w:t xml:space="preserve">, </w:t>
+      </w:r>
+      <w:proofErr w:type="spellStart"/>
+      <w:r>
+        <w:t>ví</w:t>
+      </w:r>
+      <w:proofErr w:type="spellEnd"/>
+      <w:r>
+        <w:t xml:space="preserve"> </w:t>
+      </w:r>
+      <w:proofErr w:type="spellStart"/>
+      <w:r>
+        <w:t>dụ</w:t>
+      </w:r>
+      <w:proofErr w:type="spellEnd"/>
+      <w:r>
+        <w:t>: Music, Sports, Conference, Festival.</w:t>
       </w:r>
     </w:p>
     <w:tbl>
@@ -419,7 +2186,79 @@
     </w:p>
     <w:p>
       <w:r>
-        <w:t>Purpose: Stores event venues.</w:t>
+        <w:t xml:space="preserve">Lưu </w:t>
+      </w:r>
+      <w:proofErr w:type="spellStart"/>
+      <w:r>
+        <w:t>thông</w:t>
+      </w:r>
+      <w:proofErr w:type="spellEnd"/>
+      <w:r>
+        <w:t xml:space="preserve"> tin </w:t>
+      </w:r>
+      <w:proofErr w:type="spellStart"/>
+      <w:r>
+        <w:t>địa</w:t>
+      </w:r>
+      <w:proofErr w:type="spellEnd"/>
+      <w:r>
+        <w:t xml:space="preserve"> </w:t>
+      </w:r>
+      <w:proofErr w:type="spellStart"/>
+      <w:r>
+        <w:t>điểm</w:t>
+      </w:r>
+      <w:proofErr w:type="spellEnd"/>
+      <w:r>
+        <w:t xml:space="preserve"> </w:t>
+      </w:r>
+      <w:proofErr w:type="spellStart"/>
+      <w:r>
+        <w:t>như</w:t>
+      </w:r>
+      <w:proofErr w:type="spellEnd"/>
+      <w:r>
+        <w:t xml:space="preserve"> SECC, </w:t>
+      </w:r>
+      <w:proofErr w:type="spellStart"/>
+      <w:r>
+        <w:t>sân</w:t>
+      </w:r>
+      <w:proofErr w:type="spellEnd"/>
+      <w:r>
+        <w:t xml:space="preserve"> </w:t>
+      </w:r>
+      <w:proofErr w:type="spellStart"/>
+      <w:r>
+        <w:t>vận</w:t>
+      </w:r>
+      <w:proofErr w:type="spellEnd"/>
+      <w:r>
+        <w:t xml:space="preserve"> </w:t>
+      </w:r>
+      <w:proofErr w:type="spellStart"/>
+      <w:r>
+        <w:t>động</w:t>
+      </w:r>
+      <w:proofErr w:type="spellEnd"/>
+      <w:r>
+        <w:t xml:space="preserve">, </w:t>
+      </w:r>
+      <w:proofErr w:type="spellStart"/>
+      <w:r>
+        <w:t>nhà</w:t>
+      </w:r>
+      <w:proofErr w:type="spellEnd"/>
+      <w:r>
+        <w:t xml:space="preserve"> </w:t>
+      </w:r>
+      <w:proofErr w:type="spellStart"/>
+      <w:r>
+        <w:t>hát</w:t>
+      </w:r>
+      <w:proofErr w:type="spellEnd"/>
+      <w:r>
+        <w:t>.</w:t>
       </w:r>
     </w:p>
     <w:tbl>
@@ -834,7 +2673,103 @@
     </w:p>
     <w:p>
       <w:r>
-        <w:t>Purpose: Stores event information and schedules.</w:t>
+        <w:t xml:space="preserve">Lưu sự </w:t>
+      </w:r>
+      <w:proofErr w:type="spellStart"/>
+      <w:r>
+        <w:t>kiện</w:t>
+      </w:r>
+      <w:proofErr w:type="spellEnd"/>
+      <w:r>
+        <w:t xml:space="preserve"> </w:t>
+      </w:r>
+      <w:proofErr w:type="spellStart"/>
+      <w:r>
+        <w:t>cụ</w:t>
+      </w:r>
+      <w:proofErr w:type="spellEnd"/>
+      <w:r>
+        <w:t xml:space="preserve"> </w:t>
+      </w:r>
+      <w:proofErr w:type="spellStart"/>
+      <w:r>
+        <w:t>thể</w:t>
+      </w:r>
+      <w:proofErr w:type="spellEnd"/>
+      <w:r>
+        <w:t xml:space="preserve">, </w:t>
+      </w:r>
+      <w:proofErr w:type="spellStart"/>
+      <w:r>
+        <w:t>gồm</w:t>
+      </w:r>
+      <w:proofErr w:type="spellEnd"/>
+      <w:r>
+        <w:t xml:space="preserve"> </w:t>
+      </w:r>
+      <w:proofErr w:type="spellStart"/>
+      <w:r>
+        <w:t>tên</w:t>
+      </w:r>
+      <w:proofErr w:type="spellEnd"/>
+      <w:r>
+        <w:t xml:space="preserve">, </w:t>
+      </w:r>
+      <w:proofErr w:type="spellStart"/>
+      <w:r>
+        <w:t>thời</w:t>
+      </w:r>
+      <w:proofErr w:type="spellEnd"/>
+      <w:r>
+        <w:t xml:space="preserve"> </w:t>
+      </w:r>
+      <w:proofErr w:type="spellStart"/>
+      <w:r>
+        <w:t>gian</w:t>
+      </w:r>
+      <w:proofErr w:type="spellEnd"/>
+      <w:r>
+        <w:t xml:space="preserve">, </w:t>
+      </w:r>
+      <w:proofErr w:type="spellStart"/>
+      <w:r>
+        <w:t>địa</w:t>
+      </w:r>
+      <w:proofErr w:type="spellEnd"/>
+      <w:r>
+        <w:t xml:space="preserve"> </w:t>
+      </w:r>
+      <w:proofErr w:type="spellStart"/>
+      <w:r>
+        <w:t>điểm</w:t>
+      </w:r>
+      <w:proofErr w:type="spellEnd"/>
+      <w:r>
+        <w:t xml:space="preserve">, </w:t>
+      </w:r>
+      <w:proofErr w:type="spellStart"/>
+      <w:r>
+        <w:t>danh</w:t>
+      </w:r>
+      <w:proofErr w:type="spellEnd"/>
+      <w:r>
+        <w:t xml:space="preserve"> </w:t>
+      </w:r>
+      <w:proofErr w:type="spellStart"/>
+      <w:r>
+        <w:t>mục</w:t>
+      </w:r>
+      <w:proofErr w:type="spellEnd"/>
+      <w:r>
+        <w:t xml:space="preserve"> và </w:t>
+      </w:r>
+      <w:proofErr w:type="spellStart"/>
+      <w:r>
+        <w:t>trạng</w:t>
+      </w:r>
+      <w:proofErr w:type="spellEnd"/>
+      <w:r>
+        <w:t xml:space="preserve"> thái.</w:t>
       </w:r>
     </w:p>
     <w:tbl>
@@ -1485,7 +3420,6 @@
             </w:pPr>
             <w:proofErr w:type="spellStart"/>
             <w:r>
-              <w:lastRenderedPageBreak/>
               <w:t>event_status</w:t>
             </w:r>
             <w:proofErr w:type="spellEnd"/>
@@ -1557,7 +3491,39 @@
     </w:p>
     <w:p>
       <w:r>
-        <w:t>Purpose: Stores customer information.</w:t>
+        <w:t xml:space="preserve">Lưu </w:t>
+      </w:r>
+      <w:proofErr w:type="spellStart"/>
+      <w:r>
+        <w:t>thông</w:t>
+      </w:r>
+      <w:proofErr w:type="spellEnd"/>
+      <w:r>
+        <w:t xml:space="preserve"> tin </w:t>
+      </w:r>
+      <w:proofErr w:type="spellStart"/>
+      <w:r>
+        <w:t>người</w:t>
+      </w:r>
+      <w:proofErr w:type="spellEnd"/>
+      <w:r>
+        <w:t xml:space="preserve"> </w:t>
+      </w:r>
+      <w:proofErr w:type="spellStart"/>
+      <w:r>
+        <w:t>mua</w:t>
+      </w:r>
+      <w:proofErr w:type="spellEnd"/>
+      <w:r>
+        <w:t xml:space="preserve"> </w:t>
+      </w:r>
+      <w:proofErr w:type="spellStart"/>
+      <w:r>
+        <w:t>vé</w:t>
+      </w:r>
+      <w:proofErr w:type="spellEnd"/>
+      <w:r>
+        <w:t>.</w:t>
       </w:r>
     </w:p>
     <w:tbl>
@@ -2066,8 +4032,85 @@
       <w:proofErr w:type="spellEnd"/>
     </w:p>
     <w:p>
-      <w:r>
-        <w:t>Purpose: Stores ticket categories, prices and issue limits.</w:t>
+      <w:proofErr w:type="spellStart"/>
+      <w:r>
+        <w:t>Mỗi</w:t>
+      </w:r>
+      <w:proofErr w:type="spellEnd"/>
+      <w:r>
+        <w:t xml:space="preserve"> sự </w:t>
+      </w:r>
+      <w:proofErr w:type="spellStart"/>
+      <w:r>
+        <w:t>kiện</w:t>
+      </w:r>
+      <w:proofErr w:type="spellEnd"/>
+      <w:r>
+        <w:t xml:space="preserve"> </w:t>
+      </w:r>
+      <w:proofErr w:type="spellStart"/>
+      <w:r>
+        <w:t>có</w:t>
+      </w:r>
+      <w:proofErr w:type="spellEnd"/>
+      <w:r>
+        <w:t xml:space="preserve"> </w:t>
+      </w:r>
+      <w:proofErr w:type="spellStart"/>
+      <w:r>
+        <w:t>thể</w:t>
+      </w:r>
+      <w:proofErr w:type="spellEnd"/>
+      <w:r>
+        <w:t xml:space="preserve"> </w:t>
+      </w:r>
+      <w:proofErr w:type="spellStart"/>
+      <w:r>
+        <w:t>bán</w:t>
+      </w:r>
+      <w:proofErr w:type="spellEnd"/>
+      <w:r>
+        <w:t xml:space="preserve"> </w:t>
+      </w:r>
+      <w:proofErr w:type="spellStart"/>
+      <w:r>
+        <w:t>nhiều</w:t>
+      </w:r>
+      <w:proofErr w:type="spellEnd"/>
+      <w:r>
+        <w:t xml:space="preserve"> </w:t>
+      </w:r>
+      <w:proofErr w:type="spellStart"/>
+      <w:r>
+        <w:t>loại</w:t>
+      </w:r>
+      <w:proofErr w:type="spellEnd"/>
+      <w:r>
+        <w:t xml:space="preserve"> </w:t>
+      </w:r>
+      <w:proofErr w:type="spellStart"/>
+      <w:r>
+        <w:t>vé</w:t>
+      </w:r>
+      <w:proofErr w:type="spellEnd"/>
+      <w:r>
+        <w:t xml:space="preserve">, </w:t>
+      </w:r>
+      <w:proofErr w:type="spellStart"/>
+      <w:r>
+        <w:t>ví</w:t>
+      </w:r>
+      <w:proofErr w:type="spellEnd"/>
+      <w:r>
+        <w:t xml:space="preserve"> </w:t>
+      </w:r>
+      <w:proofErr w:type="spellStart"/>
+      <w:r>
+        <w:t>dụ</w:t>
+      </w:r>
+      <w:proofErr w:type="spellEnd"/>
+      <w:r>
+        <w:t xml:space="preserve"> Standard và VIP.</w:t>
       </w:r>
     </w:p>
     <w:tbl>
@@ -2802,8 +4845,88 @@
       <w:proofErr w:type="spellEnd"/>
     </w:p>
     <w:p>
-      <w:r>
-        <w:t>Purpose: Stores ticket orders.</w:t>
+      <w:proofErr w:type="spellStart"/>
+      <w:r>
+        <w:t>Đại</w:t>
+      </w:r>
+      <w:proofErr w:type="spellEnd"/>
+      <w:r>
+        <w:t xml:space="preserve"> </w:t>
+      </w:r>
+      <w:proofErr w:type="spellStart"/>
+      <w:r>
+        <w:t>diện</w:t>
+      </w:r>
+      <w:proofErr w:type="spellEnd"/>
+      <w:r>
+        <w:t xml:space="preserve"> </w:t>
+      </w:r>
+      <w:proofErr w:type="spellStart"/>
+      <w:r>
+        <w:t>cho</w:t>
+      </w:r>
+      <w:proofErr w:type="spellEnd"/>
+      <w:r>
+        <w:t xml:space="preserve"> </w:t>
+      </w:r>
+      <w:proofErr w:type="spellStart"/>
+      <w:r>
+        <w:t>một</w:t>
+      </w:r>
+      <w:proofErr w:type="spellEnd"/>
+      <w:r>
+        <w:t xml:space="preserve"> </w:t>
+      </w:r>
+      <w:proofErr w:type="spellStart"/>
+      <w:r>
+        <w:t>lần</w:t>
+      </w:r>
+      <w:proofErr w:type="spellEnd"/>
+      <w:r>
+        <w:t xml:space="preserve"> </w:t>
+      </w:r>
+      <w:proofErr w:type="spellStart"/>
+      <w:r>
+        <w:t>đặt</w:t>
+      </w:r>
+      <w:proofErr w:type="spellEnd"/>
+      <w:r>
+        <w:t xml:space="preserve"> </w:t>
+      </w:r>
+      <w:proofErr w:type="spellStart"/>
+      <w:r>
+        <w:t>vé</w:t>
+      </w:r>
+      <w:proofErr w:type="spellEnd"/>
+      <w:r>
+        <w:t xml:space="preserve"> </w:t>
+      </w:r>
+      <w:proofErr w:type="spellStart"/>
+      <w:r>
+        <w:t>của</w:t>
+      </w:r>
+      <w:proofErr w:type="spellEnd"/>
+      <w:r>
+        <w:t xml:space="preserve"> </w:t>
+      </w:r>
+      <w:proofErr w:type="spellStart"/>
+      <w:r>
+        <w:t>khách</w:t>
+      </w:r>
+      <w:proofErr w:type="spellEnd"/>
+      <w:r>
+        <w:t xml:space="preserve"> </w:t>
+      </w:r>
+      <w:proofErr w:type="spellStart"/>
+      <w:r>
+        <w:t>hàng</w:t>
+      </w:r>
+      <w:proofErr w:type="spellEnd"/>
+      <w:r>
+        <w:t>.</w:t>
+      </w:r>
+      <w:r>
+        <w:t xml:space="preserve"> (don hang)</w:t>
       </w:r>
     </w:p>
     <w:tbl>
@@ -3217,8 +5340,85 @@
       <w:proofErr w:type="spellEnd"/>
     </w:p>
     <w:p>
-      <w:r>
-        <w:t>Purpose: Stores ticket types and quantities in each order.</w:t>
+      <w:proofErr w:type="spellStart"/>
+      <w:r>
+        <w:t>Mỗi</w:t>
+      </w:r>
+      <w:proofErr w:type="spellEnd"/>
+      <w:r>
+        <w:t xml:space="preserve"> </w:t>
+      </w:r>
+      <w:proofErr w:type="spellStart"/>
+      <w:r>
+        <w:t>dòng</w:t>
+      </w:r>
+      <w:proofErr w:type="spellEnd"/>
+      <w:r>
+        <w:t xml:space="preserve"> ghi </w:t>
+      </w:r>
+      <w:proofErr w:type="spellStart"/>
+      <w:r>
+        <w:t>một</w:t>
+      </w:r>
+      <w:proofErr w:type="spellEnd"/>
+      <w:r>
+        <w:t xml:space="preserve"> </w:t>
+      </w:r>
+      <w:proofErr w:type="spellStart"/>
+      <w:r>
+        <w:t>loại</w:t>
+      </w:r>
+      <w:proofErr w:type="spellEnd"/>
+      <w:r>
+        <w:t xml:space="preserve"> </w:t>
+      </w:r>
+      <w:proofErr w:type="spellStart"/>
+      <w:r>
+        <w:t>vé</w:t>
+      </w:r>
+      <w:proofErr w:type="spellEnd"/>
+      <w:r>
+        <w:t xml:space="preserve"> được </w:t>
+      </w:r>
+      <w:proofErr w:type="spellStart"/>
+      <w:r>
+        <w:t>mua</w:t>
+      </w:r>
+      <w:proofErr w:type="spellEnd"/>
+      <w:r>
+        <w:t xml:space="preserve"> </w:t>
+      </w:r>
+      <w:proofErr w:type="spellStart"/>
+      <w:r>
+        <w:t>trong</w:t>
+      </w:r>
+      <w:proofErr w:type="spellEnd"/>
+      <w:r>
+        <w:t xml:space="preserve"> </w:t>
+      </w:r>
+      <w:proofErr w:type="spellStart"/>
+      <w:r>
+        <w:t>một</w:t>
+      </w:r>
+      <w:proofErr w:type="spellEnd"/>
+      <w:r>
+        <w:t xml:space="preserve"> </w:t>
+      </w:r>
+      <w:proofErr w:type="spellStart"/>
+      <w:r>
+        <w:t>đơn</w:t>
+      </w:r>
+      <w:proofErr w:type="spellEnd"/>
+      <w:r>
+        <w:t xml:space="preserve"> </w:t>
+      </w:r>
+      <w:proofErr w:type="spellStart"/>
+      <w:r>
+        <w:t>hàng</w:t>
+      </w:r>
+      <w:proofErr w:type="spellEnd"/>
+      <w:r>
+        <w:t>.</w:t>
       </w:r>
     </w:p>
     <w:tbl>
@@ -3878,7 +6078,79 @@
     </w:p>
     <w:p>
       <w:r>
-        <w:t>Purpose: Stores payment attempts and transaction results.</w:t>
+        <w:t xml:space="preserve">Lưu </w:t>
+      </w:r>
+      <w:proofErr w:type="spellStart"/>
+      <w:r>
+        <w:t>thông</w:t>
+      </w:r>
+      <w:proofErr w:type="spellEnd"/>
+      <w:r>
+        <w:t xml:space="preserve"> tin </w:t>
+      </w:r>
+      <w:proofErr w:type="spellStart"/>
+      <w:r>
+        <w:t>các</w:t>
+      </w:r>
+      <w:proofErr w:type="spellEnd"/>
+      <w:r>
+        <w:t xml:space="preserve"> </w:t>
+      </w:r>
+      <w:proofErr w:type="spellStart"/>
+      <w:r>
+        <w:t>giao</w:t>
+      </w:r>
+      <w:proofErr w:type="spellEnd"/>
+      <w:r>
+        <w:t xml:space="preserve"> </w:t>
+      </w:r>
+      <w:proofErr w:type="spellStart"/>
+      <w:r>
+        <w:t>dịch</w:t>
+      </w:r>
+      <w:proofErr w:type="spellEnd"/>
+      <w:r>
+        <w:t xml:space="preserve"> thanh </w:t>
+      </w:r>
+      <w:proofErr w:type="spellStart"/>
+      <w:r>
+        <w:t>toán</w:t>
+      </w:r>
+      <w:proofErr w:type="spellEnd"/>
+      <w:r>
+        <w:t xml:space="preserve"> </w:t>
+      </w:r>
+      <w:proofErr w:type="spellStart"/>
+      <w:r>
+        <w:t>liên</w:t>
+      </w:r>
+      <w:proofErr w:type="spellEnd"/>
+      <w:r>
+        <w:t xml:space="preserve"> </w:t>
+      </w:r>
+      <w:proofErr w:type="spellStart"/>
+      <w:r>
+        <w:t>quan</w:t>
+      </w:r>
+      <w:proofErr w:type="spellEnd"/>
+      <w:r>
+        <w:t xml:space="preserve"> đến </w:t>
+      </w:r>
+      <w:proofErr w:type="spellStart"/>
+      <w:r>
+        <w:t>đơn</w:t>
+      </w:r>
+      <w:proofErr w:type="spellEnd"/>
+      <w:r>
+        <w:t xml:space="preserve"> </w:t>
+      </w:r>
+      <w:proofErr w:type="spellStart"/>
+      <w:r>
+        <w:t>hàng</w:t>
+      </w:r>
+      <w:proofErr w:type="spellEnd"/>
+      <w:r>
+        <w:t>.</w:t>
       </w:r>
     </w:p>
     <w:tbl>
@@ -4564,7 +6836,103 @@
     </w:p>
     <w:p>
       <w:r>
-        <w:t>Purpose: Stores individual issued tickets.</w:t>
+        <w:t xml:space="preserve">Lưu </w:t>
+      </w:r>
+      <w:proofErr w:type="spellStart"/>
+      <w:r>
+        <w:t>từng</w:t>
+      </w:r>
+      <w:proofErr w:type="spellEnd"/>
+      <w:r>
+        <w:t xml:space="preserve"> </w:t>
+      </w:r>
+      <w:proofErr w:type="spellStart"/>
+      <w:r>
+        <w:t>vé</w:t>
+      </w:r>
+      <w:proofErr w:type="spellEnd"/>
+      <w:r>
+        <w:t xml:space="preserve"> riêng </w:t>
+      </w:r>
+      <w:proofErr w:type="spellStart"/>
+      <w:r>
+        <w:t>lẻ</w:t>
+      </w:r>
+      <w:proofErr w:type="spellEnd"/>
+      <w:r>
+        <w:t xml:space="preserve">, </w:t>
+      </w:r>
+      <w:proofErr w:type="spellStart"/>
+      <w:r>
+        <w:t>thay</w:t>
+      </w:r>
+      <w:proofErr w:type="spellEnd"/>
+      <w:r>
+        <w:t xml:space="preserve"> </w:t>
+      </w:r>
+      <w:proofErr w:type="spellStart"/>
+      <w:r>
+        <w:t>vì</w:t>
+      </w:r>
+      <w:proofErr w:type="spellEnd"/>
+      <w:r>
+        <w:t xml:space="preserve"> </w:t>
+      </w:r>
+      <w:proofErr w:type="spellStart"/>
+      <w:r>
+        <w:t>chỉ</w:t>
+      </w:r>
+      <w:proofErr w:type="spellEnd"/>
+      <w:r>
+        <w:t xml:space="preserve"> </w:t>
+      </w:r>
+      <w:proofErr w:type="spellStart"/>
+      <w:r>
+        <w:t>lưu</w:t>
+      </w:r>
+      <w:proofErr w:type="spellEnd"/>
+      <w:r>
+        <w:t xml:space="preserve"> </w:t>
+      </w:r>
+      <w:proofErr w:type="spellStart"/>
+      <w:r>
+        <w:t>tổng</w:t>
+      </w:r>
+      <w:proofErr w:type="spellEnd"/>
+      <w:r>
+        <w:t xml:space="preserve"> </w:t>
+      </w:r>
+      <w:proofErr w:type="spellStart"/>
+      <w:r>
+        <w:t>số</w:t>
+      </w:r>
+      <w:proofErr w:type="spellEnd"/>
+      <w:r>
+        <w:t xml:space="preserve"> </w:t>
+      </w:r>
+      <w:proofErr w:type="spellStart"/>
+      <w:r>
+        <w:t>vé</w:t>
+      </w:r>
+      <w:proofErr w:type="spellEnd"/>
+      <w:r>
+        <w:t xml:space="preserve"> </w:t>
+      </w:r>
+      <w:proofErr w:type="spellStart"/>
+      <w:r>
+        <w:t>trong</w:t>
+      </w:r>
+      <w:proofErr w:type="spellEnd"/>
+      <w:r>
+        <w:t xml:space="preserve"> </w:t>
+      </w:r>
+      <w:proofErr w:type="spellStart"/>
+      <w:r>
+        <w:t>đơn</w:t>
+      </w:r>
+      <w:proofErr w:type="spellEnd"/>
+      <w:r>
+        <w:t>.</w:t>
       </w:r>
     </w:p>
     <w:tbl>
@@ -6020,7 +8388,7 @@
             </w:r>
             <w:proofErr w:type="spellEnd"/>
             <w:r>
-              <w:t xml:space="preserve"> và </w:t>
+              <w:t xml:space="preserve"> </w:t>
             </w:r>
             <w:proofErr w:type="spellStart"/>
             <w:r>
@@ -6301,108 +8669,8 @@
         </w:rPr>
         <w:t>5. Constraints Documentation</w:t>
       </w:r>
-    </w:p>
-    <w:p>
-      <w:proofErr w:type="spellStart"/>
-      <w:r>
-        <w:t>Mục</w:t>
-      </w:r>
-      <w:proofErr w:type="spellEnd"/>
-      <w:r>
-        <w:t xml:space="preserve"> </w:t>
-      </w:r>
-      <w:proofErr w:type="spellStart"/>
-      <w:r>
-        <w:t>này</w:t>
-      </w:r>
-      <w:proofErr w:type="spellEnd"/>
-      <w:r>
-        <w:t xml:space="preserve"> ghi </w:t>
-      </w:r>
-      <w:proofErr w:type="spellStart"/>
-      <w:r>
-        <w:t>rõ</w:t>
-      </w:r>
-      <w:proofErr w:type="spellEnd"/>
-      <w:r>
-        <w:t xml:space="preserve"> </w:t>
-      </w:r>
-      <w:proofErr w:type="spellStart"/>
-      <w:r>
-        <w:t>các</w:t>
-      </w:r>
-      <w:proofErr w:type="spellEnd"/>
-      <w:r>
-        <w:t xml:space="preserve"> </w:t>
-      </w:r>
-      <w:proofErr w:type="spellStart"/>
-      <w:r>
-        <w:t>ràng</w:t>
-      </w:r>
-      <w:proofErr w:type="spellEnd"/>
-      <w:r>
-        <w:t xml:space="preserve"> </w:t>
-      </w:r>
-      <w:proofErr w:type="spellStart"/>
-      <w:r>
-        <w:t>buộc</w:t>
-      </w:r>
-      <w:proofErr w:type="spellEnd"/>
-      <w:r>
-        <w:t xml:space="preserve">, </w:t>
-      </w:r>
-      <w:proofErr w:type="spellStart"/>
-      <w:r>
-        <w:t>cột</w:t>
-      </w:r>
-      <w:proofErr w:type="spellEnd"/>
-      <w:r>
-        <w:t xml:space="preserve"> </w:t>
-      </w:r>
-      <w:proofErr w:type="spellStart"/>
-      <w:r>
-        <w:t>liên</w:t>
-      </w:r>
-      <w:proofErr w:type="spellEnd"/>
-      <w:r>
-        <w:t xml:space="preserve"> </w:t>
-      </w:r>
-      <w:proofErr w:type="spellStart"/>
-      <w:r>
-        <w:t>quan</w:t>
-      </w:r>
-      <w:proofErr w:type="spellEnd"/>
-      <w:r>
-        <w:t xml:space="preserve"> và </w:t>
-      </w:r>
-      <w:proofErr w:type="spellStart"/>
-      <w:r>
-        <w:t>lý</w:t>
-      </w:r>
-      <w:proofErr w:type="spellEnd"/>
-      <w:r>
-        <w:t xml:space="preserve"> do </w:t>
-      </w:r>
-      <w:proofErr w:type="spellStart"/>
-      <w:r>
-        <w:t>sử</w:t>
-      </w:r>
-      <w:proofErr w:type="spellEnd"/>
-      <w:r>
-        <w:t xml:space="preserve"> </w:t>
-      </w:r>
-      <w:proofErr w:type="spellStart"/>
-      <w:r>
-        <w:t>dụng</w:t>
-      </w:r>
-      <w:proofErr w:type="spellEnd"/>
-      <w:r>
-        <w:t xml:space="preserve">. </w:t>
-      </w:r>
-    </w:p>
-    <w:p>
-      <w:r>
-        <w:t>Lab_01.pdf</w:t>
+      <w:r>
+        <w:t>.</w:t>
       </w:r>
     </w:p>
     <w:p>
@@ -10331,14 +12599,7 @@
           <w:b/>
           <w:bCs/>
         </w:rPr>
-        <w:t xml:space="preserve">8. </w:t>
-      </w:r>
-      <w:r>
-        <w:rPr>
-          <w:b/>
-          <w:bCs/>
-        </w:rPr>
-        <w:t xml:space="preserve">Stored Procedure: </w:t>
+        <w:t xml:space="preserve">8. Stored Procedure: </w:t>
       </w:r>
       <w:proofErr w:type="spellStart"/>
       <w:r>
@@ -10574,6 +12835,602 @@
 <file path=word/numbering.xml><?xml version="1.0" encoding="utf-8"?>
 <w:numbering xmlns:wpc="http://schemas.microsoft.com/office/word/2010/wordprocessingCanvas" xmlns:cx="http://schemas.microsoft.com/office/drawing/2014/chartex" xmlns:cx1="http://schemas.microsoft.com/office/drawing/2015/9/8/chartex" xmlns:cx2="http://schemas.microsoft.com/office/drawing/2015/10/21/chartex" xmlns:cx3="http://schemas.microsoft.com/office/drawing/2016/5/9/chartex" xmlns:cx4="http://schemas.microsoft.com/office/drawing/2016/5/10/chartex" xmlns:cx5="http://schemas.microsoft.com/office/drawing/2016/5/11/chartex" xmlns:cx6="http://schemas.microsoft.com/office/drawing/2016/5/12/chartex" xmlns:cx7="http://schemas.microsoft.com/office/drawing/2016/5/13/chartex" xmlns:cx8="http://schemas.microsoft.com/office/drawing/2016/5/14/chartex" xmlns:mc="http://schemas.openxmlformats.org/markup-compatibility/2006" xmlns:aink="http://schemas.microsoft.com/office/drawing/2016/ink" xmlns:am3d="http://schemas.microsoft.com/office/drawing/2017/model3d" xmlns:o="urn:schemas-microsoft-com:office:office" xmlns:oel="http://schemas.microsoft.com/office/2019/extlst" xmlns:r="http://schemas.openxmlformats.org/officeDocument/2006/relationships" xmlns:m="http://schemas.openxmlformats.org/officeDocument/2006/math" xmlns:v="urn:schemas-microsoft-com:vml" xmlns:wp14="http://schemas.microsoft.com/office/word/2010/wordprocessingDrawing" xmlns:wp="http://schemas.openxmlformats.org/drawingml/2006/wordprocessingDrawing" xmlns:w10="urn:schemas-microsoft-com:office:word" xmlns:w="http://schemas.openxmlformats.org/wordprocessingml/2006/main" xmlns:w14="http://schemas.microsoft.com/office/word/2010/wordml" xmlns:w15="http://schemas.microsoft.com/office/word/2012/wordml" xmlns:w16cex="http://schemas.microsoft.com/office/word/2018/wordml/cex" xmlns:w16cid="http://schemas.microsoft.com/office/word/2016/wordml/cid" xmlns:w16="http://schemas.microsoft.com/office/word/2018/wordml" xmlns:w16du="http://schemas.microsoft.com/office/word/2023/wordml/word16du" xmlns:w16sdtdh="http://schemas.microsoft.com/office/word/2020/wordml/sdtdatahash" xmlns:w16sdtfl="http://schemas.microsoft.com/office/word/2024/wordml/sdtformatlock" xmlns:w16se="http://schemas.microsoft.com/office/word/2015/wordml/symex" xmlns:wpg="http://schemas.microsoft.com/office/word/2010/wordprocessingGroup" xmlns:wpi="http://schemas.microsoft.com/office/word/2010/wordprocessingInk" xmlns:wne="http://schemas.microsoft.com/office/word/2006/wordml" xmlns:wps="http://schemas.microsoft.com/office/word/2010/wordprocessingShape" mc:Ignorable="w14 w15 w16se w16cid w16 w16cex w16sdtdh w16sdtfl w16du wp14">
   <w:abstractNum w:abstractNumId="0" w15:restartNumberingAfterBreak="0">
+    <w:nsid w:val="03C83BCF"/>
+    <w:multiLevelType w:val="multilevel"/>
+    <w:tmpl w:val="62D05550"/>
+    <w:lvl w:ilvl="0">
+      <w:start w:val="1"/>
+      <w:numFmt w:val="bullet"/>
+      <w:lvlText w:val=""/>
+      <w:lvlJc w:val="left"/>
+      <w:pPr>
+        <w:tabs>
+          <w:tab w:val="num" w:pos="720"/>
+        </w:tabs>
+        <w:ind w:left="720" w:hanging="360"/>
+      </w:pPr>
+      <w:rPr>
+        <w:rFonts w:ascii="Symbol" w:hAnsi="Symbol" w:hint="default"/>
+        <w:sz w:val="20"/>
+      </w:rPr>
+    </w:lvl>
+    <w:lvl w:ilvl="1" w:tentative="1">
+      <w:start w:val="1"/>
+      <w:numFmt w:val="bullet"/>
+      <w:lvlText w:val="o"/>
+      <w:lvlJc w:val="left"/>
+      <w:pPr>
+        <w:tabs>
+          <w:tab w:val="num" w:pos="1440"/>
+        </w:tabs>
+        <w:ind w:left="1440" w:hanging="360"/>
+      </w:pPr>
+      <w:rPr>
+        <w:rFonts w:ascii="Courier New" w:hAnsi="Courier New" w:hint="default"/>
+        <w:sz w:val="20"/>
+      </w:rPr>
+    </w:lvl>
+    <w:lvl w:ilvl="2" w:tentative="1">
+      <w:start w:val="1"/>
+      <w:numFmt w:val="bullet"/>
+      <w:lvlText w:val=""/>
+      <w:lvlJc w:val="left"/>
+      <w:pPr>
+        <w:tabs>
+          <w:tab w:val="num" w:pos="2160"/>
+        </w:tabs>
+        <w:ind w:left="2160" w:hanging="360"/>
+      </w:pPr>
+      <w:rPr>
+        <w:rFonts w:ascii="Wingdings" w:hAnsi="Wingdings" w:hint="default"/>
+        <w:sz w:val="20"/>
+      </w:rPr>
+    </w:lvl>
+    <w:lvl w:ilvl="3" w:tentative="1">
+      <w:start w:val="1"/>
+      <w:numFmt w:val="bullet"/>
+      <w:lvlText w:val=""/>
+      <w:lvlJc w:val="left"/>
+      <w:pPr>
+        <w:tabs>
+          <w:tab w:val="num" w:pos="2880"/>
+        </w:tabs>
+        <w:ind w:left="2880" w:hanging="360"/>
+      </w:pPr>
+      <w:rPr>
+        <w:rFonts w:ascii="Wingdings" w:hAnsi="Wingdings" w:hint="default"/>
+        <w:sz w:val="20"/>
+      </w:rPr>
+    </w:lvl>
+    <w:lvl w:ilvl="4" w:tentative="1">
+      <w:start w:val="1"/>
+      <w:numFmt w:val="bullet"/>
+      <w:lvlText w:val=""/>
+      <w:lvlJc w:val="left"/>
+      <w:pPr>
+        <w:tabs>
+          <w:tab w:val="num" w:pos="3600"/>
+        </w:tabs>
+        <w:ind w:left="3600" w:hanging="360"/>
+      </w:pPr>
+      <w:rPr>
+        <w:rFonts w:ascii="Wingdings" w:hAnsi="Wingdings" w:hint="default"/>
+        <w:sz w:val="20"/>
+      </w:rPr>
+    </w:lvl>
+    <w:lvl w:ilvl="5" w:tentative="1">
+      <w:start w:val="1"/>
+      <w:numFmt w:val="bullet"/>
+      <w:lvlText w:val=""/>
+      <w:lvlJc w:val="left"/>
+      <w:pPr>
+        <w:tabs>
+          <w:tab w:val="num" w:pos="4320"/>
+        </w:tabs>
+        <w:ind w:left="4320" w:hanging="360"/>
+      </w:pPr>
+      <w:rPr>
+        <w:rFonts w:ascii="Wingdings" w:hAnsi="Wingdings" w:hint="default"/>
+        <w:sz w:val="20"/>
+      </w:rPr>
+    </w:lvl>
+    <w:lvl w:ilvl="6" w:tentative="1">
+      <w:start w:val="1"/>
+      <w:numFmt w:val="bullet"/>
+      <w:lvlText w:val=""/>
+      <w:lvlJc w:val="left"/>
+      <w:pPr>
+        <w:tabs>
+          <w:tab w:val="num" w:pos="5040"/>
+        </w:tabs>
+        <w:ind w:left="5040" w:hanging="360"/>
+      </w:pPr>
+      <w:rPr>
+        <w:rFonts w:ascii="Wingdings" w:hAnsi="Wingdings" w:hint="default"/>
+        <w:sz w:val="20"/>
+      </w:rPr>
+    </w:lvl>
+    <w:lvl w:ilvl="7" w:tentative="1">
+      <w:start w:val="1"/>
+      <w:numFmt w:val="bullet"/>
+      <w:lvlText w:val=""/>
+      <w:lvlJc w:val="left"/>
+      <w:pPr>
+        <w:tabs>
+          <w:tab w:val="num" w:pos="5760"/>
+        </w:tabs>
+        <w:ind w:left="5760" w:hanging="360"/>
+      </w:pPr>
+      <w:rPr>
+        <w:rFonts w:ascii="Wingdings" w:hAnsi="Wingdings" w:hint="default"/>
+        <w:sz w:val="20"/>
+      </w:rPr>
+    </w:lvl>
+    <w:lvl w:ilvl="8" w:tentative="1">
+      <w:start w:val="1"/>
+      <w:numFmt w:val="bullet"/>
+      <w:lvlText w:val=""/>
+      <w:lvlJc w:val="left"/>
+      <w:pPr>
+        <w:tabs>
+          <w:tab w:val="num" w:pos="6480"/>
+        </w:tabs>
+        <w:ind w:left="6480" w:hanging="360"/>
+      </w:pPr>
+      <w:rPr>
+        <w:rFonts w:ascii="Wingdings" w:hAnsi="Wingdings" w:hint="default"/>
+        <w:sz w:val="20"/>
+      </w:rPr>
+    </w:lvl>
+  </w:abstractNum>
+  <w:abstractNum w:abstractNumId="1" w15:restartNumberingAfterBreak="0">
+    <w:nsid w:val="12271E4F"/>
+    <w:multiLevelType w:val="multilevel"/>
+    <w:tmpl w:val="F7B0DD9E"/>
+    <w:lvl w:ilvl="0">
+      <w:start w:val="1"/>
+      <w:numFmt w:val="bullet"/>
+      <w:lvlText w:val=""/>
+      <w:lvlJc w:val="left"/>
+      <w:pPr>
+        <w:tabs>
+          <w:tab w:val="num" w:pos="720"/>
+        </w:tabs>
+        <w:ind w:left="720" w:hanging="360"/>
+      </w:pPr>
+      <w:rPr>
+        <w:rFonts w:ascii="Symbol" w:hAnsi="Symbol" w:hint="default"/>
+        <w:sz w:val="20"/>
+      </w:rPr>
+    </w:lvl>
+    <w:lvl w:ilvl="1" w:tentative="1">
+      <w:start w:val="1"/>
+      <w:numFmt w:val="bullet"/>
+      <w:lvlText w:val="o"/>
+      <w:lvlJc w:val="left"/>
+      <w:pPr>
+        <w:tabs>
+          <w:tab w:val="num" w:pos="1440"/>
+        </w:tabs>
+        <w:ind w:left="1440" w:hanging="360"/>
+      </w:pPr>
+      <w:rPr>
+        <w:rFonts w:ascii="Courier New" w:hAnsi="Courier New" w:hint="default"/>
+        <w:sz w:val="20"/>
+      </w:rPr>
+    </w:lvl>
+    <w:lvl w:ilvl="2" w:tentative="1">
+      <w:start w:val="1"/>
+      <w:numFmt w:val="bullet"/>
+      <w:lvlText w:val=""/>
+      <w:lvlJc w:val="left"/>
+      <w:pPr>
+        <w:tabs>
+          <w:tab w:val="num" w:pos="2160"/>
+        </w:tabs>
+        <w:ind w:left="2160" w:hanging="360"/>
+      </w:pPr>
+      <w:rPr>
+        <w:rFonts w:ascii="Wingdings" w:hAnsi="Wingdings" w:hint="default"/>
+        <w:sz w:val="20"/>
+      </w:rPr>
+    </w:lvl>
+    <w:lvl w:ilvl="3" w:tentative="1">
+      <w:start w:val="1"/>
+      <w:numFmt w:val="bullet"/>
+      <w:lvlText w:val=""/>
+      <w:lvlJc w:val="left"/>
+      <w:pPr>
+        <w:tabs>
+          <w:tab w:val="num" w:pos="2880"/>
+        </w:tabs>
+        <w:ind w:left="2880" w:hanging="360"/>
+      </w:pPr>
+      <w:rPr>
+        <w:rFonts w:ascii="Wingdings" w:hAnsi="Wingdings" w:hint="default"/>
+        <w:sz w:val="20"/>
+      </w:rPr>
+    </w:lvl>
+    <w:lvl w:ilvl="4" w:tentative="1">
+      <w:start w:val="1"/>
+      <w:numFmt w:val="bullet"/>
+      <w:lvlText w:val=""/>
+      <w:lvlJc w:val="left"/>
+      <w:pPr>
+        <w:tabs>
+          <w:tab w:val="num" w:pos="3600"/>
+        </w:tabs>
+        <w:ind w:left="3600" w:hanging="360"/>
+      </w:pPr>
+      <w:rPr>
+        <w:rFonts w:ascii="Wingdings" w:hAnsi="Wingdings" w:hint="default"/>
+        <w:sz w:val="20"/>
+      </w:rPr>
+    </w:lvl>
+    <w:lvl w:ilvl="5" w:tentative="1">
+      <w:start w:val="1"/>
+      <w:numFmt w:val="bullet"/>
+      <w:lvlText w:val=""/>
+      <w:lvlJc w:val="left"/>
+      <w:pPr>
+        <w:tabs>
+          <w:tab w:val="num" w:pos="4320"/>
+        </w:tabs>
+        <w:ind w:left="4320" w:hanging="360"/>
+      </w:pPr>
+      <w:rPr>
+        <w:rFonts w:ascii="Wingdings" w:hAnsi="Wingdings" w:hint="default"/>
+        <w:sz w:val="20"/>
+      </w:rPr>
+    </w:lvl>
+    <w:lvl w:ilvl="6" w:tentative="1">
+      <w:start w:val="1"/>
+      <w:numFmt w:val="bullet"/>
+      <w:lvlText w:val=""/>
+      <w:lvlJc w:val="left"/>
+      <w:pPr>
+        <w:tabs>
+          <w:tab w:val="num" w:pos="5040"/>
+        </w:tabs>
+        <w:ind w:left="5040" w:hanging="360"/>
+      </w:pPr>
+      <w:rPr>
+        <w:rFonts w:ascii="Wingdings" w:hAnsi="Wingdings" w:hint="default"/>
+        <w:sz w:val="20"/>
+      </w:rPr>
+    </w:lvl>
+    <w:lvl w:ilvl="7" w:tentative="1">
+      <w:start w:val="1"/>
+      <w:numFmt w:val="bullet"/>
+      <w:lvlText w:val=""/>
+      <w:lvlJc w:val="left"/>
+      <w:pPr>
+        <w:tabs>
+          <w:tab w:val="num" w:pos="5760"/>
+        </w:tabs>
+        <w:ind w:left="5760" w:hanging="360"/>
+      </w:pPr>
+      <w:rPr>
+        <w:rFonts w:ascii="Wingdings" w:hAnsi="Wingdings" w:hint="default"/>
+        <w:sz w:val="20"/>
+      </w:rPr>
+    </w:lvl>
+    <w:lvl w:ilvl="8" w:tentative="1">
+      <w:start w:val="1"/>
+      <w:numFmt w:val="bullet"/>
+      <w:lvlText w:val=""/>
+      <w:lvlJc w:val="left"/>
+      <w:pPr>
+        <w:tabs>
+          <w:tab w:val="num" w:pos="6480"/>
+        </w:tabs>
+        <w:ind w:left="6480" w:hanging="360"/>
+      </w:pPr>
+      <w:rPr>
+        <w:rFonts w:ascii="Wingdings" w:hAnsi="Wingdings" w:hint="default"/>
+        <w:sz w:val="20"/>
+      </w:rPr>
+    </w:lvl>
+  </w:abstractNum>
+  <w:abstractNum w:abstractNumId="2" w15:restartNumberingAfterBreak="0">
+    <w:nsid w:val="14DC7647"/>
+    <w:multiLevelType w:val="multilevel"/>
+    <w:tmpl w:val="AEB03D88"/>
+    <w:lvl w:ilvl="0">
+      <w:start w:val="1"/>
+      <w:numFmt w:val="bullet"/>
+      <w:lvlText w:val=""/>
+      <w:lvlJc w:val="left"/>
+      <w:pPr>
+        <w:tabs>
+          <w:tab w:val="num" w:pos="720"/>
+        </w:tabs>
+        <w:ind w:left="720" w:hanging="360"/>
+      </w:pPr>
+      <w:rPr>
+        <w:rFonts w:ascii="Symbol" w:hAnsi="Symbol" w:hint="default"/>
+        <w:sz w:val="20"/>
+      </w:rPr>
+    </w:lvl>
+    <w:lvl w:ilvl="1" w:tentative="1">
+      <w:start w:val="1"/>
+      <w:numFmt w:val="bullet"/>
+      <w:lvlText w:val="o"/>
+      <w:lvlJc w:val="left"/>
+      <w:pPr>
+        <w:tabs>
+          <w:tab w:val="num" w:pos="1440"/>
+        </w:tabs>
+        <w:ind w:left="1440" w:hanging="360"/>
+      </w:pPr>
+      <w:rPr>
+        <w:rFonts w:ascii="Courier New" w:hAnsi="Courier New" w:hint="default"/>
+        <w:sz w:val="20"/>
+      </w:rPr>
+    </w:lvl>
+    <w:lvl w:ilvl="2" w:tentative="1">
+      <w:start w:val="1"/>
+      <w:numFmt w:val="bullet"/>
+      <w:lvlText w:val=""/>
+      <w:lvlJc w:val="left"/>
+      <w:pPr>
+        <w:tabs>
+          <w:tab w:val="num" w:pos="2160"/>
+        </w:tabs>
+        <w:ind w:left="2160" w:hanging="360"/>
+      </w:pPr>
+      <w:rPr>
+        <w:rFonts w:ascii="Wingdings" w:hAnsi="Wingdings" w:hint="default"/>
+        <w:sz w:val="20"/>
+      </w:rPr>
+    </w:lvl>
+    <w:lvl w:ilvl="3" w:tentative="1">
+      <w:start w:val="1"/>
+      <w:numFmt w:val="bullet"/>
+      <w:lvlText w:val=""/>
+      <w:lvlJc w:val="left"/>
+      <w:pPr>
+        <w:tabs>
+          <w:tab w:val="num" w:pos="2880"/>
+        </w:tabs>
+        <w:ind w:left="2880" w:hanging="360"/>
+      </w:pPr>
+      <w:rPr>
+        <w:rFonts w:ascii="Wingdings" w:hAnsi="Wingdings" w:hint="default"/>
+        <w:sz w:val="20"/>
+      </w:rPr>
+    </w:lvl>
+    <w:lvl w:ilvl="4" w:tentative="1">
+      <w:start w:val="1"/>
+      <w:numFmt w:val="bullet"/>
+      <w:lvlText w:val=""/>
+      <w:lvlJc w:val="left"/>
+      <w:pPr>
+        <w:tabs>
+          <w:tab w:val="num" w:pos="3600"/>
+        </w:tabs>
+        <w:ind w:left="3600" w:hanging="360"/>
+      </w:pPr>
+      <w:rPr>
+        <w:rFonts w:ascii="Wingdings" w:hAnsi="Wingdings" w:hint="default"/>
+        <w:sz w:val="20"/>
+      </w:rPr>
+    </w:lvl>
+    <w:lvl w:ilvl="5" w:tentative="1">
+      <w:start w:val="1"/>
+      <w:numFmt w:val="bullet"/>
+      <w:lvlText w:val=""/>
+      <w:lvlJc w:val="left"/>
+      <w:pPr>
+        <w:tabs>
+          <w:tab w:val="num" w:pos="4320"/>
+        </w:tabs>
+        <w:ind w:left="4320" w:hanging="360"/>
+      </w:pPr>
+      <w:rPr>
+        <w:rFonts w:ascii="Wingdings" w:hAnsi="Wingdings" w:hint="default"/>
+        <w:sz w:val="20"/>
+      </w:rPr>
+    </w:lvl>
+    <w:lvl w:ilvl="6" w:tentative="1">
+      <w:start w:val="1"/>
+      <w:numFmt w:val="bullet"/>
+      <w:lvlText w:val=""/>
+      <w:lvlJc w:val="left"/>
+      <w:pPr>
+        <w:tabs>
+          <w:tab w:val="num" w:pos="5040"/>
+        </w:tabs>
+        <w:ind w:left="5040" w:hanging="360"/>
+      </w:pPr>
+      <w:rPr>
+        <w:rFonts w:ascii="Wingdings" w:hAnsi="Wingdings" w:hint="default"/>
+        <w:sz w:val="20"/>
+      </w:rPr>
+    </w:lvl>
+    <w:lvl w:ilvl="7" w:tentative="1">
+      <w:start w:val="1"/>
+      <w:numFmt w:val="bullet"/>
+      <w:lvlText w:val=""/>
+      <w:lvlJc w:val="left"/>
+      <w:pPr>
+        <w:tabs>
+          <w:tab w:val="num" w:pos="5760"/>
+        </w:tabs>
+        <w:ind w:left="5760" w:hanging="360"/>
+      </w:pPr>
+      <w:rPr>
+        <w:rFonts w:ascii="Wingdings" w:hAnsi="Wingdings" w:hint="default"/>
+        <w:sz w:val="20"/>
+      </w:rPr>
+    </w:lvl>
+    <w:lvl w:ilvl="8" w:tentative="1">
+      <w:start w:val="1"/>
+      <w:numFmt w:val="bullet"/>
+      <w:lvlText w:val=""/>
+      <w:lvlJc w:val="left"/>
+      <w:pPr>
+        <w:tabs>
+          <w:tab w:val="num" w:pos="6480"/>
+        </w:tabs>
+        <w:ind w:left="6480" w:hanging="360"/>
+      </w:pPr>
+      <w:rPr>
+        <w:rFonts w:ascii="Wingdings" w:hAnsi="Wingdings" w:hint="default"/>
+        <w:sz w:val="20"/>
+      </w:rPr>
+    </w:lvl>
+  </w:abstractNum>
+  <w:abstractNum w:abstractNumId="3" w15:restartNumberingAfterBreak="0">
+    <w:nsid w:val="179E3EB3"/>
+    <w:multiLevelType w:val="multilevel"/>
+    <w:tmpl w:val="58F29AD8"/>
+    <w:lvl w:ilvl="0">
+      <w:start w:val="1"/>
+      <w:numFmt w:val="bullet"/>
+      <w:lvlText w:val=""/>
+      <w:lvlJc w:val="left"/>
+      <w:pPr>
+        <w:tabs>
+          <w:tab w:val="num" w:pos="720"/>
+        </w:tabs>
+        <w:ind w:left="720" w:hanging="360"/>
+      </w:pPr>
+      <w:rPr>
+        <w:rFonts w:ascii="Symbol" w:hAnsi="Symbol" w:hint="default"/>
+        <w:sz w:val="20"/>
+      </w:rPr>
+    </w:lvl>
+    <w:lvl w:ilvl="1" w:tentative="1">
+      <w:start w:val="1"/>
+      <w:numFmt w:val="bullet"/>
+      <w:lvlText w:val="o"/>
+      <w:lvlJc w:val="left"/>
+      <w:pPr>
+        <w:tabs>
+          <w:tab w:val="num" w:pos="1440"/>
+        </w:tabs>
+        <w:ind w:left="1440" w:hanging="360"/>
+      </w:pPr>
+      <w:rPr>
+        <w:rFonts w:ascii="Courier New" w:hAnsi="Courier New" w:hint="default"/>
+        <w:sz w:val="20"/>
+      </w:rPr>
+    </w:lvl>
+    <w:lvl w:ilvl="2" w:tentative="1">
+      <w:start w:val="1"/>
+      <w:numFmt w:val="bullet"/>
+      <w:lvlText w:val=""/>
+      <w:lvlJc w:val="left"/>
+      <w:pPr>
+        <w:tabs>
+          <w:tab w:val="num" w:pos="2160"/>
+        </w:tabs>
+        <w:ind w:left="2160" w:hanging="360"/>
+      </w:pPr>
+      <w:rPr>
+        <w:rFonts w:ascii="Wingdings" w:hAnsi="Wingdings" w:hint="default"/>
+        <w:sz w:val="20"/>
+      </w:rPr>
+    </w:lvl>
+    <w:lvl w:ilvl="3" w:tentative="1">
+      <w:start w:val="1"/>
+      <w:numFmt w:val="bullet"/>
+      <w:lvlText w:val=""/>
+      <w:lvlJc w:val="left"/>
+      <w:pPr>
+        <w:tabs>
+          <w:tab w:val="num" w:pos="2880"/>
+        </w:tabs>
+        <w:ind w:left="2880" w:hanging="360"/>
+      </w:pPr>
+      <w:rPr>
+        <w:rFonts w:ascii="Wingdings" w:hAnsi="Wingdings" w:hint="default"/>
+        <w:sz w:val="20"/>
+      </w:rPr>
+    </w:lvl>
+    <w:lvl w:ilvl="4" w:tentative="1">
+      <w:start w:val="1"/>
+      <w:numFmt w:val="bullet"/>
+      <w:lvlText w:val=""/>
+      <w:lvlJc w:val="left"/>
+      <w:pPr>
+        <w:tabs>
+          <w:tab w:val="num" w:pos="3600"/>
+        </w:tabs>
+        <w:ind w:left="3600" w:hanging="360"/>
+      </w:pPr>
+      <w:rPr>
+        <w:rFonts w:ascii="Wingdings" w:hAnsi="Wingdings" w:hint="default"/>
+        <w:sz w:val="20"/>
+      </w:rPr>
+    </w:lvl>
+    <w:lvl w:ilvl="5" w:tentative="1">
+      <w:start w:val="1"/>
+      <w:numFmt w:val="bullet"/>
+      <w:lvlText w:val=""/>
+      <w:lvlJc w:val="left"/>
+      <w:pPr>
+        <w:tabs>
+          <w:tab w:val="num" w:pos="4320"/>
+        </w:tabs>
+        <w:ind w:left="4320" w:hanging="360"/>
+      </w:pPr>
+      <w:rPr>
+        <w:rFonts w:ascii="Wingdings" w:hAnsi="Wingdings" w:hint="default"/>
+        <w:sz w:val="20"/>
+      </w:rPr>
+    </w:lvl>
+    <w:lvl w:ilvl="6" w:tentative="1">
+      <w:start w:val="1"/>
+      <w:numFmt w:val="bullet"/>
+      <w:lvlText w:val=""/>
+      <w:lvlJc w:val="left"/>
+      <w:pPr>
+        <w:tabs>
+          <w:tab w:val="num" w:pos="5040"/>
+        </w:tabs>
+        <w:ind w:left="5040" w:hanging="360"/>
+      </w:pPr>
+      <w:rPr>
+        <w:rFonts w:ascii="Wingdings" w:hAnsi="Wingdings" w:hint="default"/>
+        <w:sz w:val="20"/>
+      </w:rPr>
+    </w:lvl>
+    <w:lvl w:ilvl="7" w:tentative="1">
+      <w:start w:val="1"/>
+      <w:numFmt w:val="bullet"/>
+      <w:lvlText w:val=""/>
+      <w:lvlJc w:val="left"/>
+      <w:pPr>
+        <w:tabs>
+          <w:tab w:val="num" w:pos="5760"/>
+        </w:tabs>
+        <w:ind w:left="5760" w:hanging="360"/>
+      </w:pPr>
+      <w:rPr>
+        <w:rFonts w:ascii="Wingdings" w:hAnsi="Wingdings" w:hint="default"/>
+        <w:sz w:val="20"/>
+      </w:rPr>
+    </w:lvl>
+    <w:lvl w:ilvl="8" w:tentative="1">
+      <w:start w:val="1"/>
+      <w:numFmt w:val="bullet"/>
+      <w:lvlText w:val=""/>
+      <w:lvlJc w:val="left"/>
+      <w:pPr>
+        <w:tabs>
+          <w:tab w:val="num" w:pos="6480"/>
+        </w:tabs>
+        <w:ind w:left="6480" w:hanging="360"/>
+      </w:pPr>
+      <w:rPr>
+        <w:rFonts w:ascii="Wingdings" w:hAnsi="Wingdings" w:hint="default"/>
+        <w:sz w:val="20"/>
+      </w:rPr>
+    </w:lvl>
+  </w:abstractNum>
+  <w:abstractNum w:abstractNumId="4" w15:restartNumberingAfterBreak="0">
     <w:nsid w:val="1A9A4059"/>
     <w:multiLevelType w:val="multilevel"/>
     <w:tmpl w:val="BA305446"/>
@@ -10722,7 +13579,156 @@
       </w:rPr>
     </w:lvl>
   </w:abstractNum>
-  <w:abstractNum w:abstractNumId="1" w15:restartNumberingAfterBreak="0">
+  <w:abstractNum w:abstractNumId="5" w15:restartNumberingAfterBreak="0">
+    <w:nsid w:val="23C322CF"/>
+    <w:multiLevelType w:val="multilevel"/>
+    <w:tmpl w:val="166C8FDC"/>
+    <w:lvl w:ilvl="0">
+      <w:start w:val="1"/>
+      <w:numFmt w:val="bullet"/>
+      <w:lvlText w:val=""/>
+      <w:lvlJc w:val="left"/>
+      <w:pPr>
+        <w:tabs>
+          <w:tab w:val="num" w:pos="720"/>
+        </w:tabs>
+        <w:ind w:left="720" w:hanging="360"/>
+      </w:pPr>
+      <w:rPr>
+        <w:rFonts w:ascii="Symbol" w:hAnsi="Symbol" w:hint="default"/>
+        <w:sz w:val="20"/>
+      </w:rPr>
+    </w:lvl>
+    <w:lvl w:ilvl="1" w:tentative="1">
+      <w:start w:val="1"/>
+      <w:numFmt w:val="bullet"/>
+      <w:lvlText w:val="o"/>
+      <w:lvlJc w:val="left"/>
+      <w:pPr>
+        <w:tabs>
+          <w:tab w:val="num" w:pos="1440"/>
+        </w:tabs>
+        <w:ind w:left="1440" w:hanging="360"/>
+      </w:pPr>
+      <w:rPr>
+        <w:rFonts w:ascii="Courier New" w:hAnsi="Courier New" w:hint="default"/>
+        <w:sz w:val="20"/>
+      </w:rPr>
+    </w:lvl>
+    <w:lvl w:ilvl="2" w:tentative="1">
+      <w:start w:val="1"/>
+      <w:numFmt w:val="bullet"/>
+      <w:lvlText w:val=""/>
+      <w:lvlJc w:val="left"/>
+      <w:pPr>
+        <w:tabs>
+          <w:tab w:val="num" w:pos="2160"/>
+        </w:tabs>
+        <w:ind w:left="2160" w:hanging="360"/>
+      </w:pPr>
+      <w:rPr>
+        <w:rFonts w:ascii="Wingdings" w:hAnsi="Wingdings" w:hint="default"/>
+        <w:sz w:val="20"/>
+      </w:rPr>
+    </w:lvl>
+    <w:lvl w:ilvl="3" w:tentative="1">
+      <w:start w:val="1"/>
+      <w:numFmt w:val="bullet"/>
+      <w:lvlText w:val=""/>
+      <w:lvlJc w:val="left"/>
+      <w:pPr>
+        <w:tabs>
+          <w:tab w:val="num" w:pos="2880"/>
+        </w:tabs>
+        <w:ind w:left="2880" w:hanging="360"/>
+      </w:pPr>
+      <w:rPr>
+        <w:rFonts w:ascii="Wingdings" w:hAnsi="Wingdings" w:hint="default"/>
+        <w:sz w:val="20"/>
+      </w:rPr>
+    </w:lvl>
+    <w:lvl w:ilvl="4" w:tentative="1">
+      <w:start w:val="1"/>
+      <w:numFmt w:val="bullet"/>
+      <w:lvlText w:val=""/>
+      <w:lvlJc w:val="left"/>
+      <w:pPr>
+        <w:tabs>
+          <w:tab w:val="num" w:pos="3600"/>
+        </w:tabs>
+        <w:ind w:left="3600" w:hanging="360"/>
+      </w:pPr>
+      <w:rPr>
+        <w:rFonts w:ascii="Wingdings" w:hAnsi="Wingdings" w:hint="default"/>
+        <w:sz w:val="20"/>
+      </w:rPr>
+    </w:lvl>
+    <w:lvl w:ilvl="5" w:tentative="1">
+      <w:start w:val="1"/>
+      <w:numFmt w:val="bullet"/>
+      <w:lvlText w:val=""/>
+      <w:lvlJc w:val="left"/>
+      <w:pPr>
+        <w:tabs>
+          <w:tab w:val="num" w:pos="4320"/>
+        </w:tabs>
+        <w:ind w:left="4320" w:hanging="360"/>
+      </w:pPr>
+      <w:rPr>
+        <w:rFonts w:ascii="Wingdings" w:hAnsi="Wingdings" w:hint="default"/>
+        <w:sz w:val="20"/>
+      </w:rPr>
+    </w:lvl>
+    <w:lvl w:ilvl="6" w:tentative="1">
+      <w:start w:val="1"/>
+      <w:numFmt w:val="bullet"/>
+      <w:lvlText w:val=""/>
+      <w:lvlJc w:val="left"/>
+      <w:pPr>
+        <w:tabs>
+          <w:tab w:val="num" w:pos="5040"/>
+        </w:tabs>
+        <w:ind w:left="5040" w:hanging="360"/>
+      </w:pPr>
+      <w:rPr>
+        <w:rFonts w:ascii="Wingdings" w:hAnsi="Wingdings" w:hint="default"/>
+        <w:sz w:val="20"/>
+      </w:rPr>
+    </w:lvl>
+    <w:lvl w:ilvl="7" w:tentative="1">
+      <w:start w:val="1"/>
+      <w:numFmt w:val="bullet"/>
+      <w:lvlText w:val=""/>
+      <w:lvlJc w:val="left"/>
+      <w:pPr>
+        <w:tabs>
+          <w:tab w:val="num" w:pos="5760"/>
+        </w:tabs>
+        <w:ind w:left="5760" w:hanging="360"/>
+      </w:pPr>
+      <w:rPr>
+        <w:rFonts w:ascii="Wingdings" w:hAnsi="Wingdings" w:hint="default"/>
+        <w:sz w:val="20"/>
+      </w:rPr>
+    </w:lvl>
+    <w:lvl w:ilvl="8" w:tentative="1">
+      <w:start w:val="1"/>
+      <w:numFmt w:val="bullet"/>
+      <w:lvlText w:val=""/>
+      <w:lvlJc w:val="left"/>
+      <w:pPr>
+        <w:tabs>
+          <w:tab w:val="num" w:pos="6480"/>
+        </w:tabs>
+        <w:ind w:left="6480" w:hanging="360"/>
+      </w:pPr>
+      <w:rPr>
+        <w:rFonts w:ascii="Wingdings" w:hAnsi="Wingdings" w:hint="default"/>
+        <w:sz w:val="20"/>
+      </w:rPr>
+    </w:lvl>
+  </w:abstractNum>
+  <w:abstractNum w:abstractNumId="6" w15:restartNumberingAfterBreak="0">
     <w:nsid w:val="49910EE7"/>
     <w:multiLevelType w:val="multilevel"/>
     <w:tmpl w:val="AC5E0526"/>
@@ -10871,7 +13877,156 @@
       </w:rPr>
     </w:lvl>
   </w:abstractNum>
-  <w:abstractNum w:abstractNumId="2" w15:restartNumberingAfterBreak="0">
+  <w:abstractNum w:abstractNumId="7" w15:restartNumberingAfterBreak="0">
+    <w:nsid w:val="53F52E39"/>
+    <w:multiLevelType w:val="multilevel"/>
+    <w:tmpl w:val="1062CFE4"/>
+    <w:lvl w:ilvl="0">
+      <w:start w:val="1"/>
+      <w:numFmt w:val="bullet"/>
+      <w:lvlText w:val=""/>
+      <w:lvlJc w:val="left"/>
+      <w:pPr>
+        <w:tabs>
+          <w:tab w:val="num" w:pos="720"/>
+        </w:tabs>
+        <w:ind w:left="720" w:hanging="360"/>
+      </w:pPr>
+      <w:rPr>
+        <w:rFonts w:ascii="Symbol" w:hAnsi="Symbol" w:hint="default"/>
+        <w:sz w:val="20"/>
+      </w:rPr>
+    </w:lvl>
+    <w:lvl w:ilvl="1" w:tentative="1">
+      <w:start w:val="1"/>
+      <w:numFmt w:val="bullet"/>
+      <w:lvlText w:val="o"/>
+      <w:lvlJc w:val="left"/>
+      <w:pPr>
+        <w:tabs>
+          <w:tab w:val="num" w:pos="1440"/>
+        </w:tabs>
+        <w:ind w:left="1440" w:hanging="360"/>
+      </w:pPr>
+      <w:rPr>
+        <w:rFonts w:ascii="Courier New" w:hAnsi="Courier New" w:hint="default"/>
+        <w:sz w:val="20"/>
+      </w:rPr>
+    </w:lvl>
+    <w:lvl w:ilvl="2" w:tentative="1">
+      <w:start w:val="1"/>
+      <w:numFmt w:val="bullet"/>
+      <w:lvlText w:val=""/>
+      <w:lvlJc w:val="left"/>
+      <w:pPr>
+        <w:tabs>
+          <w:tab w:val="num" w:pos="2160"/>
+        </w:tabs>
+        <w:ind w:left="2160" w:hanging="360"/>
+      </w:pPr>
+      <w:rPr>
+        <w:rFonts w:ascii="Wingdings" w:hAnsi="Wingdings" w:hint="default"/>
+        <w:sz w:val="20"/>
+      </w:rPr>
+    </w:lvl>
+    <w:lvl w:ilvl="3" w:tentative="1">
+      <w:start w:val="1"/>
+      <w:numFmt w:val="bullet"/>
+      <w:lvlText w:val=""/>
+      <w:lvlJc w:val="left"/>
+      <w:pPr>
+        <w:tabs>
+          <w:tab w:val="num" w:pos="2880"/>
+        </w:tabs>
+        <w:ind w:left="2880" w:hanging="360"/>
+      </w:pPr>
+      <w:rPr>
+        <w:rFonts w:ascii="Wingdings" w:hAnsi="Wingdings" w:hint="default"/>
+        <w:sz w:val="20"/>
+      </w:rPr>
+    </w:lvl>
+    <w:lvl w:ilvl="4" w:tentative="1">
+      <w:start w:val="1"/>
+      <w:numFmt w:val="bullet"/>
+      <w:lvlText w:val=""/>
+      <w:lvlJc w:val="left"/>
+      <w:pPr>
+        <w:tabs>
+          <w:tab w:val="num" w:pos="3600"/>
+        </w:tabs>
+        <w:ind w:left="3600" w:hanging="360"/>
+      </w:pPr>
+      <w:rPr>
+        <w:rFonts w:ascii="Wingdings" w:hAnsi="Wingdings" w:hint="default"/>
+        <w:sz w:val="20"/>
+      </w:rPr>
+    </w:lvl>
+    <w:lvl w:ilvl="5" w:tentative="1">
+      <w:start w:val="1"/>
+      <w:numFmt w:val="bullet"/>
+      <w:lvlText w:val=""/>
+      <w:lvlJc w:val="left"/>
+      <w:pPr>
+        <w:tabs>
+          <w:tab w:val="num" w:pos="4320"/>
+        </w:tabs>
+        <w:ind w:left="4320" w:hanging="360"/>
+      </w:pPr>
+      <w:rPr>
+        <w:rFonts w:ascii="Wingdings" w:hAnsi="Wingdings" w:hint="default"/>
+        <w:sz w:val="20"/>
+      </w:rPr>
+    </w:lvl>
+    <w:lvl w:ilvl="6" w:tentative="1">
+      <w:start w:val="1"/>
+      <w:numFmt w:val="bullet"/>
+      <w:lvlText w:val=""/>
+      <w:lvlJc w:val="left"/>
+      <w:pPr>
+        <w:tabs>
+          <w:tab w:val="num" w:pos="5040"/>
+        </w:tabs>
+        <w:ind w:left="5040" w:hanging="360"/>
+      </w:pPr>
+      <w:rPr>
+        <w:rFonts w:ascii="Wingdings" w:hAnsi="Wingdings" w:hint="default"/>
+        <w:sz w:val="20"/>
+      </w:rPr>
+    </w:lvl>
+    <w:lvl w:ilvl="7" w:tentative="1">
+      <w:start w:val="1"/>
+      <w:numFmt w:val="bullet"/>
+      <w:lvlText w:val=""/>
+      <w:lvlJc w:val="left"/>
+      <w:pPr>
+        <w:tabs>
+          <w:tab w:val="num" w:pos="5760"/>
+        </w:tabs>
+        <w:ind w:left="5760" w:hanging="360"/>
+      </w:pPr>
+      <w:rPr>
+        <w:rFonts w:ascii="Wingdings" w:hAnsi="Wingdings" w:hint="default"/>
+        <w:sz w:val="20"/>
+      </w:rPr>
+    </w:lvl>
+    <w:lvl w:ilvl="8" w:tentative="1">
+      <w:start w:val="1"/>
+      <w:numFmt w:val="bullet"/>
+      <w:lvlText w:val=""/>
+      <w:lvlJc w:val="left"/>
+      <w:pPr>
+        <w:tabs>
+          <w:tab w:val="num" w:pos="6480"/>
+        </w:tabs>
+        <w:ind w:left="6480" w:hanging="360"/>
+      </w:pPr>
+      <w:rPr>
+        <w:rFonts w:ascii="Wingdings" w:hAnsi="Wingdings" w:hint="default"/>
+        <w:sz w:val="20"/>
+      </w:rPr>
+    </w:lvl>
+  </w:abstractNum>
+  <w:abstractNum w:abstractNumId="8" w15:restartNumberingAfterBreak="0">
     <w:nsid w:val="5B687CBF"/>
     <w:multiLevelType w:val="multilevel"/>
     <w:tmpl w:val="01209E26"/>
@@ -11020,14 +14175,336 @@
       </w:rPr>
     </w:lvl>
   </w:abstractNum>
+  <w:abstractNum w:abstractNumId="9" w15:restartNumberingAfterBreak="0">
+    <w:nsid w:val="613C755D"/>
+    <w:multiLevelType w:val="multilevel"/>
+    <w:tmpl w:val="92928268"/>
+    <w:lvl w:ilvl="0">
+      <w:start w:val="1"/>
+      <w:numFmt w:val="bullet"/>
+      <w:lvlText w:val=""/>
+      <w:lvlJc w:val="left"/>
+      <w:pPr>
+        <w:tabs>
+          <w:tab w:val="num" w:pos="720"/>
+        </w:tabs>
+        <w:ind w:left="720" w:hanging="360"/>
+      </w:pPr>
+      <w:rPr>
+        <w:rFonts w:ascii="Symbol" w:hAnsi="Symbol" w:hint="default"/>
+        <w:sz w:val="20"/>
+      </w:rPr>
+    </w:lvl>
+    <w:lvl w:ilvl="1" w:tentative="1">
+      <w:start w:val="1"/>
+      <w:numFmt w:val="bullet"/>
+      <w:lvlText w:val="o"/>
+      <w:lvlJc w:val="left"/>
+      <w:pPr>
+        <w:tabs>
+          <w:tab w:val="num" w:pos="1440"/>
+        </w:tabs>
+        <w:ind w:left="1440" w:hanging="360"/>
+      </w:pPr>
+      <w:rPr>
+        <w:rFonts w:ascii="Courier New" w:hAnsi="Courier New" w:hint="default"/>
+        <w:sz w:val="20"/>
+      </w:rPr>
+    </w:lvl>
+    <w:lvl w:ilvl="2" w:tentative="1">
+      <w:start w:val="1"/>
+      <w:numFmt w:val="bullet"/>
+      <w:lvlText w:val=""/>
+      <w:lvlJc w:val="left"/>
+      <w:pPr>
+        <w:tabs>
+          <w:tab w:val="num" w:pos="2160"/>
+        </w:tabs>
+        <w:ind w:left="2160" w:hanging="360"/>
+      </w:pPr>
+      <w:rPr>
+        <w:rFonts w:ascii="Wingdings" w:hAnsi="Wingdings" w:hint="default"/>
+        <w:sz w:val="20"/>
+      </w:rPr>
+    </w:lvl>
+    <w:lvl w:ilvl="3" w:tentative="1">
+      <w:start w:val="1"/>
+      <w:numFmt w:val="bullet"/>
+      <w:lvlText w:val=""/>
+      <w:lvlJc w:val="left"/>
+      <w:pPr>
+        <w:tabs>
+          <w:tab w:val="num" w:pos="2880"/>
+        </w:tabs>
+        <w:ind w:left="2880" w:hanging="360"/>
+      </w:pPr>
+      <w:rPr>
+        <w:rFonts w:ascii="Wingdings" w:hAnsi="Wingdings" w:hint="default"/>
+        <w:sz w:val="20"/>
+      </w:rPr>
+    </w:lvl>
+    <w:lvl w:ilvl="4" w:tentative="1">
+      <w:start w:val="1"/>
+      <w:numFmt w:val="bullet"/>
+      <w:lvlText w:val=""/>
+      <w:lvlJc w:val="left"/>
+      <w:pPr>
+        <w:tabs>
+          <w:tab w:val="num" w:pos="3600"/>
+        </w:tabs>
+        <w:ind w:left="3600" w:hanging="360"/>
+      </w:pPr>
+      <w:rPr>
+        <w:rFonts w:ascii="Wingdings" w:hAnsi="Wingdings" w:hint="default"/>
+        <w:sz w:val="20"/>
+      </w:rPr>
+    </w:lvl>
+    <w:lvl w:ilvl="5" w:tentative="1">
+      <w:start w:val="1"/>
+      <w:numFmt w:val="bullet"/>
+      <w:lvlText w:val=""/>
+      <w:lvlJc w:val="left"/>
+      <w:pPr>
+        <w:tabs>
+          <w:tab w:val="num" w:pos="4320"/>
+        </w:tabs>
+        <w:ind w:left="4320" w:hanging="360"/>
+      </w:pPr>
+      <w:rPr>
+        <w:rFonts w:ascii="Wingdings" w:hAnsi="Wingdings" w:hint="default"/>
+        <w:sz w:val="20"/>
+      </w:rPr>
+    </w:lvl>
+    <w:lvl w:ilvl="6" w:tentative="1">
+      <w:start w:val="1"/>
+      <w:numFmt w:val="bullet"/>
+      <w:lvlText w:val=""/>
+      <w:lvlJc w:val="left"/>
+      <w:pPr>
+        <w:tabs>
+          <w:tab w:val="num" w:pos="5040"/>
+        </w:tabs>
+        <w:ind w:left="5040" w:hanging="360"/>
+      </w:pPr>
+      <w:rPr>
+        <w:rFonts w:ascii="Wingdings" w:hAnsi="Wingdings" w:hint="default"/>
+        <w:sz w:val="20"/>
+      </w:rPr>
+    </w:lvl>
+    <w:lvl w:ilvl="7" w:tentative="1">
+      <w:start w:val="1"/>
+      <w:numFmt w:val="bullet"/>
+      <w:lvlText w:val=""/>
+      <w:lvlJc w:val="left"/>
+      <w:pPr>
+        <w:tabs>
+          <w:tab w:val="num" w:pos="5760"/>
+        </w:tabs>
+        <w:ind w:left="5760" w:hanging="360"/>
+      </w:pPr>
+      <w:rPr>
+        <w:rFonts w:ascii="Wingdings" w:hAnsi="Wingdings" w:hint="default"/>
+        <w:sz w:val="20"/>
+      </w:rPr>
+    </w:lvl>
+    <w:lvl w:ilvl="8" w:tentative="1">
+      <w:start w:val="1"/>
+      <w:numFmt w:val="bullet"/>
+      <w:lvlText w:val=""/>
+      <w:lvlJc w:val="left"/>
+      <w:pPr>
+        <w:tabs>
+          <w:tab w:val="num" w:pos="6480"/>
+        </w:tabs>
+        <w:ind w:left="6480" w:hanging="360"/>
+      </w:pPr>
+      <w:rPr>
+        <w:rFonts w:ascii="Wingdings" w:hAnsi="Wingdings" w:hint="default"/>
+        <w:sz w:val="20"/>
+      </w:rPr>
+    </w:lvl>
+  </w:abstractNum>
+  <w:abstractNum w:abstractNumId="10" w15:restartNumberingAfterBreak="0">
+    <w:nsid w:val="62007472"/>
+    <w:multiLevelType w:val="multilevel"/>
+    <w:tmpl w:val="191CC32E"/>
+    <w:lvl w:ilvl="0">
+      <w:start w:val="1"/>
+      <w:numFmt w:val="bullet"/>
+      <w:lvlText w:val=""/>
+      <w:lvlJc w:val="left"/>
+      <w:pPr>
+        <w:tabs>
+          <w:tab w:val="num" w:pos="720"/>
+        </w:tabs>
+        <w:ind w:left="720" w:hanging="360"/>
+      </w:pPr>
+      <w:rPr>
+        <w:rFonts w:ascii="Symbol" w:hAnsi="Symbol" w:hint="default"/>
+        <w:sz w:val="20"/>
+      </w:rPr>
+    </w:lvl>
+    <w:lvl w:ilvl="1" w:tentative="1">
+      <w:start w:val="1"/>
+      <w:numFmt w:val="bullet"/>
+      <w:lvlText w:val="o"/>
+      <w:lvlJc w:val="left"/>
+      <w:pPr>
+        <w:tabs>
+          <w:tab w:val="num" w:pos="1440"/>
+        </w:tabs>
+        <w:ind w:left="1440" w:hanging="360"/>
+      </w:pPr>
+      <w:rPr>
+        <w:rFonts w:ascii="Courier New" w:hAnsi="Courier New" w:hint="default"/>
+        <w:sz w:val="20"/>
+      </w:rPr>
+    </w:lvl>
+    <w:lvl w:ilvl="2" w:tentative="1">
+      <w:start w:val="1"/>
+      <w:numFmt w:val="bullet"/>
+      <w:lvlText w:val=""/>
+      <w:lvlJc w:val="left"/>
+      <w:pPr>
+        <w:tabs>
+          <w:tab w:val="num" w:pos="2160"/>
+        </w:tabs>
+        <w:ind w:left="2160" w:hanging="360"/>
+      </w:pPr>
+      <w:rPr>
+        <w:rFonts w:ascii="Wingdings" w:hAnsi="Wingdings" w:hint="default"/>
+        <w:sz w:val="20"/>
+      </w:rPr>
+    </w:lvl>
+    <w:lvl w:ilvl="3" w:tentative="1">
+      <w:start w:val="1"/>
+      <w:numFmt w:val="bullet"/>
+      <w:lvlText w:val=""/>
+      <w:lvlJc w:val="left"/>
+      <w:pPr>
+        <w:tabs>
+          <w:tab w:val="num" w:pos="2880"/>
+        </w:tabs>
+        <w:ind w:left="2880" w:hanging="360"/>
+      </w:pPr>
+      <w:rPr>
+        <w:rFonts w:ascii="Wingdings" w:hAnsi="Wingdings" w:hint="default"/>
+        <w:sz w:val="20"/>
+      </w:rPr>
+    </w:lvl>
+    <w:lvl w:ilvl="4" w:tentative="1">
+      <w:start w:val="1"/>
+      <w:numFmt w:val="bullet"/>
+      <w:lvlText w:val=""/>
+      <w:lvlJc w:val="left"/>
+      <w:pPr>
+        <w:tabs>
+          <w:tab w:val="num" w:pos="3600"/>
+        </w:tabs>
+        <w:ind w:left="3600" w:hanging="360"/>
+      </w:pPr>
+      <w:rPr>
+        <w:rFonts w:ascii="Wingdings" w:hAnsi="Wingdings" w:hint="default"/>
+        <w:sz w:val="20"/>
+      </w:rPr>
+    </w:lvl>
+    <w:lvl w:ilvl="5" w:tentative="1">
+      <w:start w:val="1"/>
+      <w:numFmt w:val="bullet"/>
+      <w:lvlText w:val=""/>
+      <w:lvlJc w:val="left"/>
+      <w:pPr>
+        <w:tabs>
+          <w:tab w:val="num" w:pos="4320"/>
+        </w:tabs>
+        <w:ind w:left="4320" w:hanging="360"/>
+      </w:pPr>
+      <w:rPr>
+        <w:rFonts w:ascii="Wingdings" w:hAnsi="Wingdings" w:hint="default"/>
+        <w:sz w:val="20"/>
+      </w:rPr>
+    </w:lvl>
+    <w:lvl w:ilvl="6" w:tentative="1">
+      <w:start w:val="1"/>
+      <w:numFmt w:val="bullet"/>
+      <w:lvlText w:val=""/>
+      <w:lvlJc w:val="left"/>
+      <w:pPr>
+        <w:tabs>
+          <w:tab w:val="num" w:pos="5040"/>
+        </w:tabs>
+        <w:ind w:left="5040" w:hanging="360"/>
+      </w:pPr>
+      <w:rPr>
+        <w:rFonts w:ascii="Wingdings" w:hAnsi="Wingdings" w:hint="default"/>
+        <w:sz w:val="20"/>
+      </w:rPr>
+    </w:lvl>
+    <w:lvl w:ilvl="7" w:tentative="1">
+      <w:start w:val="1"/>
+      <w:numFmt w:val="bullet"/>
+      <w:lvlText w:val=""/>
+      <w:lvlJc w:val="left"/>
+      <w:pPr>
+        <w:tabs>
+          <w:tab w:val="num" w:pos="5760"/>
+        </w:tabs>
+        <w:ind w:left="5760" w:hanging="360"/>
+      </w:pPr>
+      <w:rPr>
+        <w:rFonts w:ascii="Wingdings" w:hAnsi="Wingdings" w:hint="default"/>
+        <w:sz w:val="20"/>
+      </w:rPr>
+    </w:lvl>
+    <w:lvl w:ilvl="8" w:tentative="1">
+      <w:start w:val="1"/>
+      <w:numFmt w:val="bullet"/>
+      <w:lvlText w:val=""/>
+      <w:lvlJc w:val="left"/>
+      <w:pPr>
+        <w:tabs>
+          <w:tab w:val="num" w:pos="6480"/>
+        </w:tabs>
+        <w:ind w:left="6480" w:hanging="360"/>
+      </w:pPr>
+      <w:rPr>
+        <w:rFonts w:ascii="Wingdings" w:hAnsi="Wingdings" w:hint="default"/>
+        <w:sz w:val="20"/>
+      </w:rPr>
+    </w:lvl>
+  </w:abstractNum>
   <w:num w:numId="1" w16cid:durableId="1227837670">
+    <w:abstractNumId w:val="4"/>
+  </w:num>
+  <w:num w:numId="2" w16cid:durableId="1602227819">
+    <w:abstractNumId w:val="6"/>
+  </w:num>
+  <w:num w:numId="3" w16cid:durableId="1297948873">
+    <w:abstractNumId w:val="8"/>
+  </w:num>
+  <w:num w:numId="4" w16cid:durableId="800684227">
+    <w:abstractNumId w:val="9"/>
+  </w:num>
+  <w:num w:numId="5" w16cid:durableId="1852794860">
+    <w:abstractNumId w:val="3"/>
+  </w:num>
+  <w:num w:numId="6" w16cid:durableId="1810593438">
+    <w:abstractNumId w:val="2"/>
+  </w:num>
+  <w:num w:numId="7" w16cid:durableId="588275355">
+    <w:abstractNumId w:val="10"/>
+  </w:num>
+  <w:num w:numId="8" w16cid:durableId="897713987">
+    <w:abstractNumId w:val="5"/>
+  </w:num>
+  <w:num w:numId="9" w16cid:durableId="188757669">
+    <w:abstractNumId w:val="7"/>
+  </w:num>
+  <w:num w:numId="10" w16cid:durableId="566887370">
     <w:abstractNumId w:val="0"/>
   </w:num>
-  <w:num w:numId="2" w16cid:durableId="1602227819">
+  <w:num w:numId="11" w16cid:durableId="1421440190">
     <w:abstractNumId w:val="1"/>
-  </w:num>
-  <w:num w:numId="3" w16cid:durableId="1297948873">
-    <w:abstractNumId w:val="2"/>
   </w:num>
 </w:numbering>
 </file>

--- a/DDD.docx
+++ b/DDD.docx
@@ -7,14 +7,701 @@
         <w:rPr>
           <w:b/>
           <w:bCs/>
+          <w:color w:val="1F3864" w:themeColor="accent1" w:themeShade="80"/>
         </w:rPr>
       </w:pPr>
       <w:r>
         <w:rPr>
           <w:b/>
           <w:bCs/>
+          <w:color w:val="1F3864" w:themeColor="accent1" w:themeShade="80"/>
         </w:rPr>
-        <w:t>2.ERD (schema.png)</w:t>
+        <w:t>1. DDL Scripts</w:t>
+      </w:r>
+    </w:p>
+    <w:tbl>
+      <w:tblPr>
+        <w:tblStyle w:val="TableGrid"/>
+        <w:tblW w:w="9513" w:type="dxa"/>
+        <w:tblLook w:val="04A0" w:firstRow="1" w:lastRow="0" w:firstColumn="1" w:lastColumn="0" w:noHBand="0" w:noVBand="1"/>
+      </w:tblPr>
+      <w:tblGrid>
+        <w:gridCol w:w="2288"/>
+        <w:gridCol w:w="7249"/>
+      </w:tblGrid>
+      <w:tr>
+        <w:tc>
+          <w:tcPr>
+            <w:tcW w:w="2408" w:type="dxa"/>
+            <w:hideMark/>
+          </w:tcPr>
+          <w:p>
+            <w:pPr>
+              <w:spacing w:after="160" w:line="278" w:lineRule="auto"/>
+              <w:rPr>
+                <w:b/>
+                <w:bCs/>
+              </w:rPr>
+            </w:pPr>
+            <w:proofErr w:type="spellStart"/>
+            <w:r>
+              <w:rPr>
+                <w:b/>
+                <w:bCs/>
+              </w:rPr>
+              <w:t>Tệp</w:t>
+            </w:r>
+            <w:proofErr w:type="spellEnd"/>
+          </w:p>
+        </w:tc>
+        <w:tc>
+          <w:tcPr>
+            <w:tcW w:w="0" w:type="auto"/>
+            <w:hideMark/>
+          </w:tcPr>
+          <w:p>
+            <w:pPr>
+              <w:spacing w:after="160" w:line="278" w:lineRule="auto"/>
+              <w:rPr>
+                <w:b/>
+                <w:bCs/>
+              </w:rPr>
+            </w:pPr>
+            <w:proofErr w:type="spellStart"/>
+            <w:r>
+              <w:rPr>
+                <w:b/>
+                <w:bCs/>
+              </w:rPr>
+              <w:t>Mục</w:t>
+            </w:r>
+            <w:proofErr w:type="spellEnd"/>
+            <w:r>
+              <w:rPr>
+                <w:b/>
+                <w:bCs/>
+              </w:rPr>
+              <w:t xml:space="preserve"> </w:t>
+            </w:r>
+            <w:proofErr w:type="spellStart"/>
+            <w:r>
+              <w:rPr>
+                <w:b/>
+                <w:bCs/>
+              </w:rPr>
+              <w:t>đích</w:t>
+            </w:r>
+            <w:proofErr w:type="spellEnd"/>
+          </w:p>
+        </w:tc>
+      </w:tr>
+      <w:tr>
+        <w:tc>
+          <w:tcPr>
+            <w:tcW w:w="2408" w:type="dxa"/>
+            <w:hideMark/>
+          </w:tcPr>
+          <w:p>
+            <w:pPr>
+              <w:spacing w:after="160" w:line="278" w:lineRule="auto"/>
+            </w:pPr>
+            <w:proofErr w:type="spellStart"/>
+            <w:r>
+              <w:t>create_database.sql</w:t>
+            </w:r>
+            <w:proofErr w:type="spellEnd"/>
+          </w:p>
+        </w:tc>
+        <w:tc>
+          <w:tcPr>
+            <w:tcW w:w="0" w:type="auto"/>
+            <w:hideMark/>
+          </w:tcPr>
+          <w:p>
+            <w:pPr>
+              <w:spacing w:after="160" w:line="278" w:lineRule="auto"/>
+            </w:pPr>
+            <w:proofErr w:type="spellStart"/>
+            <w:r>
+              <w:t>Tạo</w:t>
+            </w:r>
+            <w:proofErr w:type="spellEnd"/>
+            <w:r>
+              <w:t xml:space="preserve"> database </w:t>
+            </w:r>
+            <w:proofErr w:type="spellStart"/>
+            <w:r>
+              <w:t>event_ticket_booking</w:t>
+            </w:r>
+            <w:proofErr w:type="spellEnd"/>
+            <w:r>
+              <w:t xml:space="preserve"> và </w:t>
+            </w:r>
+            <w:proofErr w:type="spellStart"/>
+            <w:r>
+              <w:t>chọn</w:t>
+            </w:r>
+            <w:proofErr w:type="spellEnd"/>
+            <w:r>
+              <w:t xml:space="preserve"> database </w:t>
+            </w:r>
+            <w:proofErr w:type="spellStart"/>
+            <w:r>
+              <w:t>để</w:t>
+            </w:r>
+            <w:proofErr w:type="spellEnd"/>
+            <w:r>
+              <w:t xml:space="preserve"> </w:t>
+            </w:r>
+            <w:proofErr w:type="spellStart"/>
+            <w:r>
+              <w:t>sử</w:t>
+            </w:r>
+            <w:proofErr w:type="spellEnd"/>
+            <w:r>
+              <w:t xml:space="preserve"> </w:t>
+            </w:r>
+            <w:proofErr w:type="spellStart"/>
+            <w:r>
+              <w:t>dụng</w:t>
+            </w:r>
+            <w:proofErr w:type="spellEnd"/>
+            <w:r>
+              <w:t>.</w:t>
+            </w:r>
+          </w:p>
+        </w:tc>
+      </w:tr>
+      <w:tr>
+        <w:tc>
+          <w:tcPr>
+            <w:tcW w:w="2408" w:type="dxa"/>
+            <w:hideMark/>
+          </w:tcPr>
+          <w:p>
+            <w:pPr>
+              <w:spacing w:after="160" w:line="278" w:lineRule="auto"/>
+            </w:pPr>
+            <w:r>
+              <w:t>create_table1.sql</w:t>
+            </w:r>
+          </w:p>
+        </w:tc>
+        <w:tc>
+          <w:tcPr>
+            <w:tcW w:w="0" w:type="auto"/>
+            <w:hideMark/>
+          </w:tcPr>
+          <w:p>
+            <w:pPr>
+              <w:spacing w:after="160" w:line="278" w:lineRule="auto"/>
+            </w:pPr>
+            <w:proofErr w:type="spellStart"/>
+            <w:r>
+              <w:t>Tạo</w:t>
+            </w:r>
+            <w:proofErr w:type="spellEnd"/>
+            <w:r>
+              <w:t xml:space="preserve"> </w:t>
+            </w:r>
+            <w:proofErr w:type="spellStart"/>
+            <w:r>
+              <w:t>các</w:t>
+            </w:r>
+            <w:proofErr w:type="spellEnd"/>
+            <w:r>
+              <w:t xml:space="preserve"> </w:t>
+            </w:r>
+            <w:proofErr w:type="spellStart"/>
+            <w:r>
+              <w:t>bảng</w:t>
+            </w:r>
+            <w:proofErr w:type="spellEnd"/>
+            <w:r>
+              <w:t> </w:t>
+            </w:r>
+            <w:proofErr w:type="spellStart"/>
+            <w:r>
+              <w:t>event_category</w:t>
+            </w:r>
+            <w:proofErr w:type="spellEnd"/>
+            <w:r>
+              <w:t>, venue và event.</w:t>
+            </w:r>
+          </w:p>
+        </w:tc>
+      </w:tr>
+      <w:tr>
+        <w:tc>
+          <w:tcPr>
+            <w:tcW w:w="2408" w:type="dxa"/>
+            <w:hideMark/>
+          </w:tcPr>
+          <w:p>
+            <w:pPr>
+              <w:spacing w:after="160" w:line="278" w:lineRule="auto"/>
+            </w:pPr>
+            <w:r>
+              <w:t>create_table2.sql</w:t>
+            </w:r>
+          </w:p>
+        </w:tc>
+        <w:tc>
+          <w:tcPr>
+            <w:tcW w:w="0" w:type="auto"/>
+            <w:hideMark/>
+          </w:tcPr>
+          <w:p>
+            <w:pPr>
+              <w:spacing w:after="160" w:line="278" w:lineRule="auto"/>
+            </w:pPr>
+            <w:proofErr w:type="spellStart"/>
+            <w:r>
+              <w:t>Tạo</w:t>
+            </w:r>
+            <w:proofErr w:type="spellEnd"/>
+            <w:r>
+              <w:t xml:space="preserve"> </w:t>
+            </w:r>
+            <w:proofErr w:type="spellStart"/>
+            <w:r>
+              <w:t>các</w:t>
+            </w:r>
+            <w:proofErr w:type="spellEnd"/>
+            <w:r>
+              <w:t xml:space="preserve"> bảng customer, ticket_type, ticket_order, order_item, payment và ticket.</w:t>
+            </w:r>
+          </w:p>
+        </w:tc>
+      </w:tr>
+      <w:tr>
+        <w:tc>
+          <w:tcPr>
+            <w:tcW w:w="2408" w:type="dxa"/>
+            <w:hideMark/>
+          </w:tcPr>
+          <w:p>
+            <w:pPr>
+              <w:spacing w:after="160" w:line="278" w:lineRule="auto"/>
+            </w:pPr>
+            <w:proofErr w:type="spellStart"/>
+            <w:r>
+              <w:t>create_index.sql</w:t>
+            </w:r>
+            <w:proofErr w:type="spellEnd"/>
+          </w:p>
+        </w:tc>
+        <w:tc>
+          <w:tcPr>
+            <w:tcW w:w="0" w:type="auto"/>
+            <w:hideMark/>
+          </w:tcPr>
+          <w:p>
+            <w:pPr>
+              <w:spacing w:after="160" w:line="278" w:lineRule="auto"/>
+            </w:pPr>
+            <w:proofErr w:type="spellStart"/>
+            <w:r>
+              <w:t>Tạo</w:t>
+            </w:r>
+            <w:proofErr w:type="spellEnd"/>
+            <w:r>
+              <w:t xml:space="preserve"> </w:t>
+            </w:r>
+            <w:proofErr w:type="spellStart"/>
+            <w:r>
+              <w:t>các</w:t>
+            </w:r>
+            <w:proofErr w:type="spellEnd"/>
+            <w:r>
+              <w:t xml:space="preserve"> index </w:t>
+            </w:r>
+            <w:proofErr w:type="spellStart"/>
+            <w:r>
+              <w:t>hỗ</w:t>
+            </w:r>
+            <w:proofErr w:type="spellEnd"/>
+            <w:r>
+              <w:t xml:space="preserve"> </w:t>
+            </w:r>
+            <w:proofErr w:type="spellStart"/>
+            <w:r>
+              <w:t>trợ</w:t>
+            </w:r>
+            <w:proofErr w:type="spellEnd"/>
+            <w:r>
+              <w:t xml:space="preserve"> </w:t>
+            </w:r>
+            <w:proofErr w:type="spellStart"/>
+            <w:r>
+              <w:t>tra</w:t>
+            </w:r>
+            <w:proofErr w:type="spellEnd"/>
+            <w:r>
+              <w:t xml:space="preserve"> </w:t>
+            </w:r>
+            <w:proofErr w:type="spellStart"/>
+            <w:r>
+              <w:t>cứu</w:t>
+            </w:r>
+            <w:proofErr w:type="spellEnd"/>
+            <w:r>
+              <w:t xml:space="preserve"> sự </w:t>
+            </w:r>
+            <w:proofErr w:type="spellStart"/>
+            <w:r>
+              <w:t>kiện</w:t>
+            </w:r>
+            <w:proofErr w:type="spellEnd"/>
+            <w:r>
+              <w:t xml:space="preserve">, </w:t>
+            </w:r>
+            <w:proofErr w:type="spellStart"/>
+            <w:r>
+              <w:t>đơn</w:t>
+            </w:r>
+            <w:proofErr w:type="spellEnd"/>
+            <w:r>
+              <w:t xml:space="preserve"> </w:t>
+            </w:r>
+            <w:proofErr w:type="spellStart"/>
+            <w:r>
+              <w:t>hàng</w:t>
+            </w:r>
+            <w:proofErr w:type="spellEnd"/>
+            <w:r>
+              <w:t xml:space="preserve">, thanh </w:t>
+            </w:r>
+            <w:proofErr w:type="spellStart"/>
+            <w:r>
+              <w:t>toán</w:t>
+            </w:r>
+            <w:proofErr w:type="spellEnd"/>
+            <w:r>
+              <w:t xml:space="preserve"> và </w:t>
+            </w:r>
+            <w:proofErr w:type="spellStart"/>
+            <w:r>
+              <w:t>vé</w:t>
+            </w:r>
+            <w:proofErr w:type="spellEnd"/>
+            <w:r>
+              <w:t>.</w:t>
+            </w:r>
+          </w:p>
+        </w:tc>
+      </w:tr>
+      <w:tr>
+        <w:tc>
+          <w:tcPr>
+            <w:tcW w:w="2408" w:type="dxa"/>
+            <w:hideMark/>
+          </w:tcPr>
+          <w:p>
+            <w:pPr>
+              <w:spacing w:after="160" w:line="278" w:lineRule="auto"/>
+            </w:pPr>
+            <w:proofErr w:type="spellStart"/>
+            <w:r>
+              <w:t>create_procedure.sql</w:t>
+            </w:r>
+            <w:proofErr w:type="spellEnd"/>
+          </w:p>
+        </w:tc>
+        <w:tc>
+          <w:tcPr>
+            <w:tcW w:w="0" w:type="auto"/>
+            <w:hideMark/>
+          </w:tcPr>
+          <w:p>
+            <w:pPr>
+              <w:spacing w:after="160" w:line="278" w:lineRule="auto"/>
+            </w:pPr>
+            <w:proofErr w:type="spellStart"/>
+            <w:r>
+              <w:t>Tạo</w:t>
+            </w:r>
+            <w:proofErr w:type="spellEnd"/>
+            <w:r>
+              <w:t xml:space="preserve"> procedure </w:t>
+            </w:r>
+            <w:proofErr w:type="spellStart"/>
+            <w:r>
+              <w:t>get_order_summary</w:t>
+            </w:r>
+            <w:proofErr w:type="spellEnd"/>
+            <w:r>
+              <w:t> </w:t>
+            </w:r>
+            <w:proofErr w:type="spellStart"/>
+            <w:r>
+              <w:t>để</w:t>
+            </w:r>
+            <w:proofErr w:type="spellEnd"/>
+            <w:r>
+              <w:t xml:space="preserve"> </w:t>
+            </w:r>
+            <w:proofErr w:type="spellStart"/>
+            <w:r>
+              <w:t>truy</w:t>
+            </w:r>
+            <w:proofErr w:type="spellEnd"/>
+            <w:r>
+              <w:t xml:space="preserve"> </w:t>
+            </w:r>
+            <w:proofErr w:type="spellStart"/>
+            <w:r>
+              <w:t>vấn</w:t>
+            </w:r>
+            <w:proofErr w:type="spellEnd"/>
+            <w:r>
+              <w:t xml:space="preserve"> </w:t>
+            </w:r>
+            <w:proofErr w:type="spellStart"/>
+            <w:r>
+              <w:t>thông</w:t>
+            </w:r>
+            <w:proofErr w:type="spellEnd"/>
+            <w:r>
+              <w:t xml:space="preserve"> tin và </w:t>
+            </w:r>
+            <w:proofErr w:type="spellStart"/>
+            <w:r>
+              <w:t>tính</w:t>
+            </w:r>
+            <w:proofErr w:type="spellEnd"/>
+            <w:r>
+              <w:t xml:space="preserve"> </w:t>
+            </w:r>
+            <w:proofErr w:type="spellStart"/>
+            <w:r>
+              <w:t>tổng</w:t>
+            </w:r>
+            <w:proofErr w:type="spellEnd"/>
+            <w:r>
+              <w:t xml:space="preserve"> </w:t>
+            </w:r>
+            <w:proofErr w:type="spellStart"/>
+            <w:r>
+              <w:t>số</w:t>
+            </w:r>
+            <w:proofErr w:type="spellEnd"/>
+            <w:r>
+              <w:t xml:space="preserve"> </w:t>
+            </w:r>
+            <w:proofErr w:type="spellStart"/>
+            <w:r>
+              <w:t>vé</w:t>
+            </w:r>
+            <w:proofErr w:type="spellEnd"/>
+            <w:r>
+              <w:t xml:space="preserve">, </w:t>
+            </w:r>
+            <w:proofErr w:type="spellStart"/>
+            <w:r>
+              <w:t>tổng</w:t>
+            </w:r>
+            <w:proofErr w:type="spellEnd"/>
+            <w:r>
+              <w:t xml:space="preserve"> </w:t>
+            </w:r>
+            <w:proofErr w:type="spellStart"/>
+            <w:r>
+              <w:t>tiền</w:t>
+            </w:r>
+            <w:proofErr w:type="spellEnd"/>
+            <w:r>
+              <w:t xml:space="preserve"> </w:t>
+            </w:r>
+            <w:proofErr w:type="spellStart"/>
+            <w:r>
+              <w:t>của</w:t>
+            </w:r>
+            <w:proofErr w:type="spellEnd"/>
+            <w:r>
+              <w:t xml:space="preserve"> </w:t>
+            </w:r>
+            <w:proofErr w:type="spellStart"/>
+            <w:r>
+              <w:t>một</w:t>
+            </w:r>
+            <w:proofErr w:type="spellEnd"/>
+            <w:r>
+              <w:t xml:space="preserve"> </w:t>
+            </w:r>
+            <w:proofErr w:type="spellStart"/>
+            <w:r>
+              <w:t>đơn</w:t>
+            </w:r>
+            <w:proofErr w:type="spellEnd"/>
+            <w:r>
+              <w:t xml:space="preserve"> </w:t>
+            </w:r>
+            <w:proofErr w:type="spellStart"/>
+            <w:r>
+              <w:t>hàng</w:t>
+            </w:r>
+            <w:proofErr w:type="spellEnd"/>
+            <w:r>
+              <w:t>.</w:t>
+            </w:r>
+          </w:p>
+        </w:tc>
+      </w:tr>
+      <w:tr>
+        <w:tc>
+          <w:tcPr>
+            <w:tcW w:w="2408" w:type="dxa"/>
+            <w:hideMark/>
+          </w:tcPr>
+          <w:p>
+            <w:pPr>
+              <w:spacing w:after="160" w:line="278" w:lineRule="auto"/>
+            </w:pPr>
+            <w:proofErr w:type="spellStart"/>
+            <w:r>
+              <w:t>create_dulieu.sql</w:t>
+            </w:r>
+            <w:proofErr w:type="spellEnd"/>
+          </w:p>
+        </w:tc>
+        <w:tc>
+          <w:tcPr>
+            <w:tcW w:w="0" w:type="auto"/>
+            <w:hideMark/>
+          </w:tcPr>
+          <w:p>
+            <w:pPr>
+              <w:spacing w:after="160" w:line="278" w:lineRule="auto"/>
+            </w:pPr>
+            <w:r>
+              <w:t xml:space="preserve">Thêm </w:t>
+            </w:r>
+            <w:proofErr w:type="spellStart"/>
+            <w:r>
+              <w:t>dữ</w:t>
+            </w:r>
+            <w:proofErr w:type="spellEnd"/>
+            <w:r>
+              <w:t xml:space="preserve"> </w:t>
+            </w:r>
+            <w:proofErr w:type="spellStart"/>
+            <w:r>
+              <w:t>liệu</w:t>
+            </w:r>
+            <w:proofErr w:type="spellEnd"/>
+            <w:r>
+              <w:t xml:space="preserve"> </w:t>
+            </w:r>
+            <w:proofErr w:type="spellStart"/>
+            <w:r>
+              <w:t>mẫu</w:t>
+            </w:r>
+            <w:proofErr w:type="spellEnd"/>
+            <w:r>
+              <w:t xml:space="preserve"> </w:t>
+            </w:r>
+            <w:proofErr w:type="spellStart"/>
+            <w:r>
+              <w:t>để</w:t>
+            </w:r>
+            <w:proofErr w:type="spellEnd"/>
+            <w:r>
+              <w:t xml:space="preserve"> </w:t>
+            </w:r>
+            <w:proofErr w:type="spellStart"/>
+            <w:r>
+              <w:t>kiểm</w:t>
+            </w:r>
+            <w:proofErr w:type="spellEnd"/>
+            <w:r>
+              <w:t xml:space="preserve"> </w:t>
+            </w:r>
+            <w:proofErr w:type="spellStart"/>
+            <w:r>
+              <w:t>tra</w:t>
+            </w:r>
+            <w:proofErr w:type="spellEnd"/>
+            <w:r>
+              <w:t xml:space="preserve"> database.</w:t>
+            </w:r>
+          </w:p>
+        </w:tc>
+      </w:tr>
+    </w:tbl>
+    <w:p/>
+    <w:p>
+      <w:r>
+        <w:t xml:space="preserve">Công </w:t>
+      </w:r>
+      <w:proofErr w:type="spellStart"/>
+      <w:r>
+        <w:t>cụ</w:t>
+      </w:r>
+      <w:proofErr w:type="spellEnd"/>
+      <w:r>
+        <w:t xml:space="preserve"> </w:t>
+      </w:r>
+      <w:proofErr w:type="spellStart"/>
+      <w:r>
+        <w:t>sử</w:t>
+      </w:r>
+      <w:proofErr w:type="spellEnd"/>
+      <w:r>
+        <w:t xml:space="preserve"> </w:t>
+      </w:r>
+      <w:proofErr w:type="spellStart"/>
+      <w:r>
+        <w:t>dụng</w:t>
+      </w:r>
+      <w:proofErr w:type="spellEnd"/>
+      <w:r>
+        <w:t xml:space="preserve">: </w:t>
+      </w:r>
+      <w:r>
+        <w:t>MySQL</w:t>
+      </w:r>
+      <w:r>
+        <w:t xml:space="preserve">, </w:t>
+      </w:r>
+      <w:r>
+        <w:t>MySQL</w:t>
+      </w:r>
+      <w:r>
+        <w:t xml:space="preserve"> Workbench.</w:t>
+      </w:r>
+    </w:p>
+    <w:p>
+      <w:pPr>
+        <w:rPr>
+          <w:b/>
+          <w:bCs/>
+          <w:color w:val="1F3864" w:themeColor="accent1" w:themeShade="80"/>
+        </w:rPr>
+      </w:pPr>
+      <w:r>
+        <w:rPr>
+          <w:b/>
+          <w:bCs/>
+          <w:color w:val="1F3864" w:themeColor="accent1" w:themeShade="80"/>
+        </w:rPr>
+        <w:t>2.ERD (</w:t>
+      </w:r>
+      <w:r>
+        <w:rPr>
+          <w:b/>
+          <w:bCs/>
+          <w:color w:val="1F3864" w:themeColor="accent1" w:themeShade="80"/>
+        </w:rPr>
+        <w:t>ERD</w:t>
+      </w:r>
+      <w:r>
+        <w:rPr>
+          <w:b/>
+          <w:bCs/>
+          <w:color w:val="1F3864" w:themeColor="accent1" w:themeShade="80"/>
+        </w:rPr>
+        <w:t>.png)</w:t>
       </w:r>
     </w:p>
     <w:p>
@@ -979,6 +1666,7 @@
       </w:pPr>
       <w:proofErr w:type="spellStart"/>
       <w:r>
+        <w:lastRenderedPageBreak/>
         <w:t>Một</w:t>
       </w:r>
       <w:proofErr w:type="spellEnd"/>
@@ -1716,12 +2404,81 @@
       </w:r>
     </w:p>
     <w:p>
+      <w:r>
+        <w:rPr>
+          <w:b/>
+          <w:bCs/>
+        </w:rPr>
+        <w:t xml:space="preserve">Công </w:t>
+      </w:r>
+      <w:proofErr w:type="spellStart"/>
+      <w:r>
+        <w:rPr>
+          <w:b/>
+          <w:bCs/>
+        </w:rPr>
+        <w:t>cụ</w:t>
+      </w:r>
+      <w:proofErr w:type="spellEnd"/>
+      <w:r>
+        <w:rPr>
+          <w:b/>
+          <w:bCs/>
+        </w:rPr>
+        <w:t xml:space="preserve"> </w:t>
+      </w:r>
+      <w:proofErr w:type="spellStart"/>
+      <w:r>
+        <w:rPr>
+          <w:b/>
+          <w:bCs/>
+        </w:rPr>
+        <w:t>sử</w:t>
+      </w:r>
+      <w:proofErr w:type="spellEnd"/>
+      <w:r>
+        <w:rPr>
+          <w:b/>
+          <w:bCs/>
+        </w:rPr>
+        <w:t xml:space="preserve"> </w:t>
+      </w:r>
+      <w:proofErr w:type="spellStart"/>
+      <w:r>
+        <w:rPr>
+          <w:b/>
+          <w:bCs/>
+        </w:rPr>
+        <w:t>dụng</w:t>
+      </w:r>
+      <w:proofErr w:type="spellEnd"/>
+      <w:r>
+        <w:rPr>
+          <w:b/>
+          <w:bCs/>
+        </w:rPr>
+        <w:t xml:space="preserve">: </w:t>
+      </w:r>
+      <w:r>
+        <w:t>https://sqltoerdiagram.com/</w:t>
+      </w:r>
+    </w:p>
+    <w:p>
       <w:pPr>
         <w:rPr>
           <w:b/>
           <w:bCs/>
+          <w:color w:val="1F3864" w:themeColor="accent1" w:themeShade="80"/>
         </w:rPr>
       </w:pPr>
+      <w:r>
+        <w:rPr>
+          <w:b/>
+          <w:bCs/>
+          <w:color w:val="1F3864" w:themeColor="accent1" w:themeShade="80"/>
+        </w:rPr>
+        <w:t>3. Table Description</w:t>
+      </w:r>
     </w:p>
     <w:p>
       <w:pPr>
@@ -1735,21 +2492,6 @@
           <w:b/>
           <w:bCs/>
         </w:rPr>
-        <w:t>3. Table Description</w:t>
-      </w:r>
-    </w:p>
-    <w:p>
-      <w:pPr>
-        <w:rPr>
-          <w:b/>
-          <w:bCs/>
-        </w:rPr>
-      </w:pPr>
-      <w:r>
-        <w:rPr>
-          <w:b/>
-          <w:bCs/>
-        </w:rPr>
         <w:t xml:space="preserve">3.1. </w:t>
       </w:r>
       <w:proofErr w:type="spellStart"/>
@@ -1765,7 +2507,6 @@
     <w:p>
       <w:proofErr w:type="spellStart"/>
       <w:r>
-        <w:lastRenderedPageBreak/>
         <w:t>Dùng</w:t>
       </w:r>
       <w:proofErr w:type="spellEnd"/>
@@ -7551,12 +8292,14 @@
         <w:rPr>
           <w:b/>
           <w:bCs/>
+          <w:color w:val="1F3864" w:themeColor="accent1" w:themeShade="80"/>
         </w:rPr>
       </w:pPr>
       <w:r>
         <w:rPr>
           <w:b/>
           <w:bCs/>
+          <w:color w:val="1F3864" w:themeColor="accent1" w:themeShade="80"/>
         </w:rPr>
         <w:t xml:space="preserve">4. </w:t>
       </w:r>
@@ -7565,6 +8308,7 @@
         <w:rPr>
           <w:b/>
           <w:bCs/>
+          <w:color w:val="1F3864" w:themeColor="accent1" w:themeShade="80"/>
         </w:rPr>
         <w:t>Bảng</w:t>
       </w:r>
@@ -7573,6 +8317,7 @@
         <w:rPr>
           <w:b/>
           <w:bCs/>
+          <w:color w:val="1F3864" w:themeColor="accent1" w:themeShade="80"/>
         </w:rPr>
         <w:t xml:space="preserve"> </w:t>
       </w:r>
@@ -7581,6 +8326,7 @@
         <w:rPr>
           <w:b/>
           <w:bCs/>
+          <w:color w:val="1F3864" w:themeColor="accent1" w:themeShade="80"/>
         </w:rPr>
         <w:t>mô</w:t>
       </w:r>
@@ -7589,6 +8335,7 @@
         <w:rPr>
           <w:b/>
           <w:bCs/>
+          <w:color w:val="1F3864" w:themeColor="accent1" w:themeShade="80"/>
         </w:rPr>
         <w:t xml:space="preserve"> </w:t>
       </w:r>
@@ -7597,6 +8344,7 @@
         <w:rPr>
           <w:b/>
           <w:bCs/>
+          <w:color w:val="1F3864" w:themeColor="accent1" w:themeShade="80"/>
         </w:rPr>
         <w:t>tả</w:t>
       </w:r>
@@ -7605,6 +8353,7 @@
         <w:rPr>
           <w:b/>
           <w:bCs/>
+          <w:color w:val="1F3864" w:themeColor="accent1" w:themeShade="80"/>
         </w:rPr>
         <w:t xml:space="preserve"> index</w:t>
       </w:r>
@@ -8660,17 +9409,16 @@
         <w:rPr>
           <w:b/>
           <w:bCs/>
+          <w:color w:val="1F3864" w:themeColor="accent1" w:themeShade="80"/>
         </w:rPr>
       </w:pPr>
       <w:r>
         <w:rPr>
           <w:b/>
           <w:bCs/>
+          <w:color w:val="1F3864" w:themeColor="accent1" w:themeShade="80"/>
         </w:rPr>
-        <w:t>5. Constraints Documentation</w:t>
-      </w:r>
-      <w:r>
-        <w:t>.</w:t>
+        <w:t>5. Constraints Documentation.</w:t>
       </w:r>
     </w:p>
     <w:p>
@@ -12594,49 +13342,1134 @@
     </w:tbl>
     <w:p/>
     <w:p>
+      <w:pPr>
+        <w:rPr>
+          <w:b/>
+          <w:bCs/>
+          <w:color w:val="1F3864" w:themeColor="accent1" w:themeShade="80"/>
+        </w:rPr>
+      </w:pPr>
+      <w:r>
+        <w:rPr>
+          <w:b/>
+          <w:bCs/>
+          <w:color w:val="1F3864" w:themeColor="accent1" w:themeShade="80"/>
+        </w:rPr>
+        <w:t>6. Version Control</w:t>
+      </w:r>
+    </w:p>
+    <w:p>
+      <w:r>
+        <w:t xml:space="preserve">Các </w:t>
+      </w:r>
+      <w:proofErr w:type="spellStart"/>
+      <w:r>
+        <w:t>tệp</w:t>
+      </w:r>
+      <w:proofErr w:type="spellEnd"/>
+      <w:r>
+        <w:t xml:space="preserve"> SQL và </w:t>
+      </w:r>
+      <w:proofErr w:type="spellStart"/>
+      <w:r>
+        <w:t>tài</w:t>
+      </w:r>
+      <w:proofErr w:type="spellEnd"/>
+      <w:r>
+        <w:t xml:space="preserve"> </w:t>
+      </w:r>
+      <w:proofErr w:type="spellStart"/>
+      <w:r>
+        <w:t>liệu</w:t>
+      </w:r>
+      <w:proofErr w:type="spellEnd"/>
+      <w:r>
+        <w:t xml:space="preserve"> Database Design Documentation (DDD) được quản </w:t>
+      </w:r>
+      <w:proofErr w:type="spellStart"/>
+      <w:r>
+        <w:t>lý</w:t>
+      </w:r>
+      <w:proofErr w:type="spellEnd"/>
+      <w:r>
+        <w:t xml:space="preserve"> </w:t>
+      </w:r>
+      <w:proofErr w:type="spellStart"/>
+      <w:r>
+        <w:t>bằng</w:t>
+      </w:r>
+      <w:proofErr w:type="spellEnd"/>
+      <w:r>
+        <w:t xml:space="preserve"> Git </w:t>
+      </w:r>
+      <w:proofErr w:type="spellStart"/>
+      <w:r>
+        <w:t>để</w:t>
+      </w:r>
+      <w:proofErr w:type="spellEnd"/>
+      <w:r>
+        <w:t xml:space="preserve"> </w:t>
+      </w:r>
+      <w:proofErr w:type="spellStart"/>
+      <w:r>
+        <w:t>theo</w:t>
+      </w:r>
+      <w:proofErr w:type="spellEnd"/>
+      <w:r>
+        <w:t xml:space="preserve"> </w:t>
+      </w:r>
+      <w:proofErr w:type="spellStart"/>
+      <w:r>
+        <w:t>dõi</w:t>
+      </w:r>
+      <w:proofErr w:type="spellEnd"/>
+      <w:r>
+        <w:t xml:space="preserve"> </w:t>
+      </w:r>
+      <w:proofErr w:type="spellStart"/>
+      <w:r>
+        <w:t>các</w:t>
+      </w:r>
+      <w:proofErr w:type="spellEnd"/>
+      <w:r>
+        <w:t xml:space="preserve"> </w:t>
+      </w:r>
+      <w:proofErr w:type="spellStart"/>
+      <w:r>
+        <w:t>thay</w:t>
+      </w:r>
+      <w:proofErr w:type="spellEnd"/>
+      <w:r>
+        <w:t xml:space="preserve"> </w:t>
+      </w:r>
+      <w:proofErr w:type="spellStart"/>
+      <w:r>
+        <w:t>đổi</w:t>
+      </w:r>
+      <w:proofErr w:type="spellEnd"/>
+      <w:r>
+        <w:t xml:space="preserve"> </w:t>
+      </w:r>
+      <w:proofErr w:type="spellStart"/>
+      <w:r>
+        <w:t>của</w:t>
+      </w:r>
+      <w:proofErr w:type="spellEnd"/>
+      <w:r>
+        <w:t xml:space="preserve"> </w:t>
+      </w:r>
+      <w:proofErr w:type="spellStart"/>
+      <w:r>
+        <w:t>cơ</w:t>
+      </w:r>
+      <w:proofErr w:type="spellEnd"/>
+      <w:r>
+        <w:t xml:space="preserve"> </w:t>
+      </w:r>
+      <w:proofErr w:type="spellStart"/>
+      <w:r>
+        <w:t>sở</w:t>
+      </w:r>
+      <w:proofErr w:type="spellEnd"/>
+      <w:r>
+        <w:t xml:space="preserve"> </w:t>
+      </w:r>
+      <w:proofErr w:type="spellStart"/>
+      <w:r>
+        <w:t>dữ</w:t>
+      </w:r>
+      <w:proofErr w:type="spellEnd"/>
+      <w:r>
+        <w:t xml:space="preserve"> </w:t>
+      </w:r>
+      <w:proofErr w:type="spellStart"/>
+      <w:r>
+        <w:t>liệu</w:t>
+      </w:r>
+      <w:proofErr w:type="spellEnd"/>
+      <w:r>
+        <w:t xml:space="preserve">. Khi </w:t>
+      </w:r>
+      <w:proofErr w:type="spellStart"/>
+      <w:r>
+        <w:t>thay</w:t>
+      </w:r>
+      <w:proofErr w:type="spellEnd"/>
+      <w:r>
+        <w:t xml:space="preserve"> </w:t>
+      </w:r>
+      <w:proofErr w:type="spellStart"/>
+      <w:r>
+        <w:t>đổi</w:t>
+      </w:r>
+      <w:proofErr w:type="spellEnd"/>
+      <w:r>
+        <w:t xml:space="preserve"> </w:t>
+      </w:r>
+      <w:proofErr w:type="spellStart"/>
+      <w:r>
+        <w:t>bảng</w:t>
+      </w:r>
+      <w:proofErr w:type="spellEnd"/>
+      <w:r>
+        <w:t xml:space="preserve">, </w:t>
+      </w:r>
+      <w:proofErr w:type="spellStart"/>
+      <w:r>
+        <w:t>cột</w:t>
+      </w:r>
+      <w:proofErr w:type="spellEnd"/>
+      <w:r>
+        <w:t xml:space="preserve">, </w:t>
+      </w:r>
+      <w:proofErr w:type="spellStart"/>
+      <w:r>
+        <w:t>chỉ</w:t>
+      </w:r>
+      <w:proofErr w:type="spellEnd"/>
+      <w:r>
+        <w:t xml:space="preserve"> </w:t>
+      </w:r>
+      <w:proofErr w:type="spellStart"/>
+      <w:r>
+        <w:t>mục</w:t>
+      </w:r>
+      <w:proofErr w:type="spellEnd"/>
+      <w:r>
+        <w:t xml:space="preserve">, </w:t>
+      </w:r>
+      <w:proofErr w:type="spellStart"/>
+      <w:r>
+        <w:t>ràng</w:t>
+      </w:r>
+      <w:proofErr w:type="spellEnd"/>
+      <w:r>
+        <w:t xml:space="preserve"> </w:t>
+      </w:r>
+      <w:proofErr w:type="spellStart"/>
+      <w:r>
+        <w:t>buộc</w:t>
+      </w:r>
+      <w:proofErr w:type="spellEnd"/>
+      <w:r>
+        <w:t xml:space="preserve"> </w:t>
+      </w:r>
+      <w:proofErr w:type="spellStart"/>
+      <w:r>
+        <w:t>hoặc</w:t>
+      </w:r>
+      <w:proofErr w:type="spellEnd"/>
+      <w:r>
+        <w:t xml:space="preserve"> stored procedure, </w:t>
+      </w:r>
+      <w:proofErr w:type="spellStart"/>
+      <w:r>
+        <w:t>các</w:t>
+      </w:r>
+      <w:proofErr w:type="spellEnd"/>
+      <w:r>
+        <w:t xml:space="preserve"> </w:t>
+      </w:r>
+      <w:proofErr w:type="spellStart"/>
+      <w:r>
+        <w:t>tệp</w:t>
+      </w:r>
+      <w:proofErr w:type="spellEnd"/>
+      <w:r>
+        <w:t xml:space="preserve"> </w:t>
+      </w:r>
+      <w:proofErr w:type="spellStart"/>
+      <w:r>
+        <w:t>liên</w:t>
+      </w:r>
+      <w:proofErr w:type="spellEnd"/>
+      <w:r>
+        <w:t xml:space="preserve"> </w:t>
+      </w:r>
+      <w:proofErr w:type="spellStart"/>
+      <w:r>
+        <w:t>quan</w:t>
+      </w:r>
+      <w:proofErr w:type="spellEnd"/>
+      <w:r>
+        <w:t xml:space="preserve"> được </w:t>
+      </w:r>
+      <w:proofErr w:type="spellStart"/>
+      <w:r>
+        <w:t>cập</w:t>
+      </w:r>
+      <w:proofErr w:type="spellEnd"/>
+      <w:r>
+        <w:t xml:space="preserve"> </w:t>
+      </w:r>
+      <w:proofErr w:type="spellStart"/>
+      <w:r>
+        <w:t>nhật</w:t>
+      </w:r>
+      <w:proofErr w:type="spellEnd"/>
+      <w:r>
+        <w:t xml:space="preserve"> và </w:t>
+      </w:r>
+      <w:proofErr w:type="spellStart"/>
+      <w:r>
+        <w:t>lưu</w:t>
+      </w:r>
+      <w:proofErr w:type="spellEnd"/>
+      <w:r>
+        <w:t xml:space="preserve"> </w:t>
+      </w:r>
+      <w:proofErr w:type="spellStart"/>
+      <w:r>
+        <w:t>lại</w:t>
+      </w:r>
+      <w:proofErr w:type="spellEnd"/>
+      <w:r>
+        <w:t xml:space="preserve"> </w:t>
+      </w:r>
+      <w:proofErr w:type="spellStart"/>
+      <w:r>
+        <w:t>bằng</w:t>
+      </w:r>
+      <w:proofErr w:type="spellEnd"/>
+      <w:r>
+        <w:t xml:space="preserve"> commit. </w:t>
+      </w:r>
+      <w:proofErr w:type="spellStart"/>
+      <w:r>
+        <w:t>Việc</w:t>
+      </w:r>
+      <w:proofErr w:type="spellEnd"/>
+      <w:r>
+        <w:t xml:space="preserve"> </w:t>
+      </w:r>
+      <w:proofErr w:type="spellStart"/>
+      <w:r>
+        <w:t>này</w:t>
+      </w:r>
+      <w:proofErr w:type="spellEnd"/>
+      <w:r>
+        <w:t xml:space="preserve"> </w:t>
+      </w:r>
+      <w:proofErr w:type="spellStart"/>
+      <w:r>
+        <w:t>giúp</w:t>
+      </w:r>
+      <w:proofErr w:type="spellEnd"/>
+      <w:r>
+        <w:t xml:space="preserve"> </w:t>
+      </w:r>
+      <w:proofErr w:type="spellStart"/>
+      <w:r>
+        <w:t>xem</w:t>
+      </w:r>
+      <w:proofErr w:type="spellEnd"/>
+      <w:r>
+        <w:t xml:space="preserve"> </w:t>
+      </w:r>
+      <w:proofErr w:type="spellStart"/>
+      <w:r>
+        <w:t>lại</w:t>
+      </w:r>
+      <w:proofErr w:type="spellEnd"/>
+      <w:r>
+        <w:t xml:space="preserve"> </w:t>
+      </w:r>
+      <w:proofErr w:type="spellStart"/>
+      <w:r>
+        <w:t>lịch</w:t>
+      </w:r>
+      <w:proofErr w:type="spellEnd"/>
+      <w:r>
+        <w:t xml:space="preserve"> </w:t>
+      </w:r>
+      <w:proofErr w:type="spellStart"/>
+      <w:r>
+        <w:t>sử</w:t>
+      </w:r>
+      <w:proofErr w:type="spellEnd"/>
+      <w:r>
+        <w:t xml:space="preserve"> </w:t>
+      </w:r>
+      <w:proofErr w:type="spellStart"/>
+      <w:r>
+        <w:t>thay</w:t>
+      </w:r>
+      <w:proofErr w:type="spellEnd"/>
+      <w:r>
+        <w:t xml:space="preserve"> </w:t>
+      </w:r>
+      <w:proofErr w:type="spellStart"/>
+      <w:r>
+        <w:t>đổi</w:t>
+      </w:r>
+      <w:proofErr w:type="spellEnd"/>
+      <w:r>
+        <w:t xml:space="preserve"> và </w:t>
+      </w:r>
+      <w:proofErr w:type="spellStart"/>
+      <w:r>
+        <w:t>khôi</w:t>
+      </w:r>
+      <w:proofErr w:type="spellEnd"/>
+      <w:r>
+        <w:t xml:space="preserve"> </w:t>
+      </w:r>
+      <w:proofErr w:type="spellStart"/>
+      <w:r>
+        <w:t>phục</w:t>
+      </w:r>
+      <w:proofErr w:type="spellEnd"/>
+      <w:r>
+        <w:t xml:space="preserve"> </w:t>
+      </w:r>
+      <w:proofErr w:type="spellStart"/>
+      <w:r>
+        <w:t>phiên</w:t>
+      </w:r>
+      <w:proofErr w:type="spellEnd"/>
+      <w:r>
+        <w:t xml:space="preserve"> </w:t>
+      </w:r>
+      <w:proofErr w:type="spellStart"/>
+      <w:r>
+        <w:t>bản</w:t>
+      </w:r>
+      <w:proofErr w:type="spellEnd"/>
+      <w:r>
+        <w:t xml:space="preserve"> trước khi </w:t>
+      </w:r>
+      <w:proofErr w:type="spellStart"/>
+      <w:r>
+        <w:t>cần</w:t>
+      </w:r>
+      <w:proofErr w:type="spellEnd"/>
+      <w:r>
+        <w:t xml:space="preserve"> </w:t>
+      </w:r>
+      <w:proofErr w:type="spellStart"/>
+      <w:r>
+        <w:t>thiết</w:t>
+      </w:r>
+      <w:proofErr w:type="spellEnd"/>
+      <w:r>
+        <w:t>.</w:t>
+      </w:r>
+    </w:p>
+    <w:p>
+      <w:r>
+        <w:t xml:space="preserve">Mã </w:t>
+      </w:r>
+      <w:proofErr w:type="spellStart"/>
+      <w:r>
+        <w:t>nguồn</w:t>
+      </w:r>
+      <w:proofErr w:type="spellEnd"/>
+      <w:r>
+        <w:t xml:space="preserve"> được </w:t>
+      </w:r>
+      <w:proofErr w:type="spellStart"/>
+      <w:r>
+        <w:t>lưu</w:t>
+      </w:r>
+      <w:proofErr w:type="spellEnd"/>
+      <w:r>
+        <w:t xml:space="preserve"> </w:t>
+      </w:r>
+      <w:proofErr w:type="spellStart"/>
+      <w:r>
+        <w:t>trữ</w:t>
+      </w:r>
+      <w:proofErr w:type="spellEnd"/>
+      <w:r>
+        <w:t xml:space="preserve"> trên GitHub </w:t>
+      </w:r>
+      <w:proofErr w:type="spellStart"/>
+      <w:r>
+        <w:t>tại</w:t>
+      </w:r>
+      <w:proofErr w:type="spellEnd"/>
+      <w:r>
+        <w:t xml:space="preserve">: </w:t>
+      </w:r>
+      <w:hyperlink r:id="rId5" w:history="1">
+        <w:r>
+          <w:rPr>
+            <w:rStyle w:val="Hyperlink"/>
+          </w:rPr>
+          <w:t>https://github.com/Thtuyen99/Event_ticket_booking</w:t>
+        </w:r>
+      </w:hyperlink>
+    </w:p>
+    <w:p>
+      <w:pPr>
+        <w:rPr>
+          <w:b/>
+          <w:bCs/>
+          <w:color w:val="1F3864" w:themeColor="accent1" w:themeShade="80"/>
+        </w:rPr>
+      </w:pPr>
+      <w:r>
+        <w:rPr>
+          <w:b/>
+          <w:bCs/>
+          <w:color w:val="1F3864" w:themeColor="accent1" w:themeShade="80"/>
+        </w:rPr>
+        <w:t>7. Regular Updates</w:t>
+      </w:r>
+    </w:p>
+    <w:p>
+      <w:r>
+        <w:t xml:space="preserve">Tài </w:t>
+      </w:r>
+      <w:proofErr w:type="spellStart"/>
+      <w:r>
+        <w:t>liệu</w:t>
+      </w:r>
+      <w:proofErr w:type="spellEnd"/>
+      <w:r>
+        <w:t xml:space="preserve"> Database Design Documentation (DDD) </w:t>
+      </w:r>
+      <w:proofErr w:type="spellStart"/>
+      <w:r>
+        <w:t>cần</w:t>
+      </w:r>
+      <w:proofErr w:type="spellEnd"/>
+      <w:r>
+        <w:t xml:space="preserve"> được </w:t>
+      </w:r>
+      <w:proofErr w:type="spellStart"/>
+      <w:r>
+        <w:t>cập</w:t>
+      </w:r>
+      <w:proofErr w:type="spellEnd"/>
+      <w:r>
+        <w:t xml:space="preserve"> </w:t>
+      </w:r>
+      <w:proofErr w:type="spellStart"/>
+      <w:r>
+        <w:t>nhật</w:t>
+      </w:r>
+      <w:proofErr w:type="spellEnd"/>
+      <w:r>
+        <w:t xml:space="preserve"> </w:t>
+      </w:r>
+      <w:proofErr w:type="spellStart"/>
+      <w:r>
+        <w:t>mỗi</w:t>
+      </w:r>
+      <w:proofErr w:type="spellEnd"/>
+      <w:r>
+        <w:t xml:space="preserve"> khi </w:t>
+      </w:r>
+      <w:proofErr w:type="spellStart"/>
+      <w:r>
+        <w:t>cấu</w:t>
+      </w:r>
+      <w:proofErr w:type="spellEnd"/>
+      <w:r>
+        <w:t xml:space="preserve"> </w:t>
+      </w:r>
+      <w:proofErr w:type="spellStart"/>
+      <w:r>
+        <w:t>trúc</w:t>
+      </w:r>
+      <w:proofErr w:type="spellEnd"/>
+      <w:r>
+        <w:t xml:space="preserve"> </w:t>
+      </w:r>
+      <w:proofErr w:type="spellStart"/>
+      <w:r>
+        <w:t>cơ</w:t>
+      </w:r>
+      <w:proofErr w:type="spellEnd"/>
+      <w:r>
+        <w:t xml:space="preserve"> </w:t>
+      </w:r>
+      <w:proofErr w:type="spellStart"/>
+      <w:r>
+        <w:t>sở</w:t>
+      </w:r>
+      <w:proofErr w:type="spellEnd"/>
+      <w:r>
+        <w:t xml:space="preserve"> </w:t>
+      </w:r>
+      <w:proofErr w:type="spellStart"/>
+      <w:r>
+        <w:t>dữ</w:t>
+      </w:r>
+      <w:proofErr w:type="spellEnd"/>
+      <w:r>
+        <w:t xml:space="preserve"> </w:t>
+      </w:r>
+      <w:proofErr w:type="spellStart"/>
+      <w:r>
+        <w:t>liệu</w:t>
+      </w:r>
+      <w:proofErr w:type="spellEnd"/>
+      <w:r>
+        <w:t xml:space="preserve"> </w:t>
+      </w:r>
+      <w:proofErr w:type="spellStart"/>
+      <w:r>
+        <w:t>thay</w:t>
+      </w:r>
+      <w:proofErr w:type="spellEnd"/>
+      <w:r>
+        <w:t xml:space="preserve"> </w:t>
+      </w:r>
+      <w:proofErr w:type="spellStart"/>
+      <w:r>
+        <w:t>đổi</w:t>
+      </w:r>
+      <w:proofErr w:type="spellEnd"/>
+      <w:r>
+        <w:t xml:space="preserve">, bao </w:t>
+      </w:r>
+      <w:proofErr w:type="spellStart"/>
+      <w:r>
+        <w:t>gồm</w:t>
+      </w:r>
+      <w:proofErr w:type="spellEnd"/>
+      <w:r>
+        <w:t xml:space="preserve"> </w:t>
+      </w:r>
+      <w:proofErr w:type="spellStart"/>
+      <w:r>
+        <w:t>việc</w:t>
+      </w:r>
+      <w:proofErr w:type="spellEnd"/>
+      <w:r>
+        <w:t xml:space="preserve"> thêm, </w:t>
+      </w:r>
+      <w:proofErr w:type="spellStart"/>
+      <w:r>
+        <w:t>sửa</w:t>
+      </w:r>
+      <w:proofErr w:type="spellEnd"/>
+      <w:r>
+        <w:t xml:space="preserve"> </w:t>
+      </w:r>
+      <w:proofErr w:type="spellStart"/>
+      <w:r>
+        <w:t>hoặc</w:t>
+      </w:r>
+      <w:proofErr w:type="spellEnd"/>
+      <w:r>
+        <w:t xml:space="preserve"> </w:t>
+      </w:r>
+      <w:proofErr w:type="spellStart"/>
+      <w:r>
+        <w:t>xóa</w:t>
+      </w:r>
+      <w:proofErr w:type="spellEnd"/>
+      <w:r>
+        <w:t xml:space="preserve"> </w:t>
+      </w:r>
+      <w:proofErr w:type="spellStart"/>
+      <w:r>
+        <w:t>bảng</w:t>
+      </w:r>
+      <w:proofErr w:type="spellEnd"/>
+      <w:r>
+        <w:t xml:space="preserve">, </w:t>
+      </w:r>
+      <w:proofErr w:type="spellStart"/>
+      <w:r>
+        <w:t>cột</w:t>
+      </w:r>
+      <w:proofErr w:type="spellEnd"/>
+      <w:r>
+        <w:t xml:space="preserve">, </w:t>
+      </w:r>
+      <w:proofErr w:type="spellStart"/>
+      <w:r>
+        <w:t>chỉ</w:t>
+      </w:r>
+      <w:proofErr w:type="spellEnd"/>
+      <w:r>
+        <w:t xml:space="preserve"> </w:t>
+      </w:r>
+      <w:proofErr w:type="spellStart"/>
+      <w:r>
+        <w:t>mục</w:t>
+      </w:r>
+      <w:proofErr w:type="spellEnd"/>
+      <w:r>
+        <w:t xml:space="preserve">, </w:t>
+      </w:r>
+      <w:proofErr w:type="spellStart"/>
+      <w:r>
+        <w:t>ràng</w:t>
+      </w:r>
+      <w:proofErr w:type="spellEnd"/>
+      <w:r>
+        <w:t xml:space="preserve"> </w:t>
+      </w:r>
+      <w:proofErr w:type="spellStart"/>
+      <w:r>
+        <w:t>buộc</w:t>
+      </w:r>
+      <w:proofErr w:type="spellEnd"/>
+      <w:r>
+        <w:t xml:space="preserve"> </w:t>
+      </w:r>
+      <w:proofErr w:type="spellStart"/>
+      <w:r>
+        <w:t>hoặc</w:t>
+      </w:r>
+      <w:proofErr w:type="spellEnd"/>
+      <w:r>
+        <w:t xml:space="preserve"> stored procedure. Sau </w:t>
+      </w:r>
+      <w:proofErr w:type="spellStart"/>
+      <w:r>
+        <w:t>mỗi</w:t>
+      </w:r>
+      <w:proofErr w:type="spellEnd"/>
+      <w:r>
+        <w:t xml:space="preserve"> </w:t>
+      </w:r>
+      <w:proofErr w:type="spellStart"/>
+      <w:r>
+        <w:t>thay</w:t>
+      </w:r>
+      <w:proofErr w:type="spellEnd"/>
+      <w:r>
+        <w:t xml:space="preserve"> </w:t>
+      </w:r>
+      <w:proofErr w:type="spellStart"/>
+      <w:r>
+        <w:t>đổi</w:t>
+      </w:r>
+      <w:proofErr w:type="spellEnd"/>
+      <w:r>
+        <w:t xml:space="preserve">, </w:t>
+      </w:r>
+      <w:proofErr w:type="spellStart"/>
+      <w:r>
+        <w:t>cần</w:t>
+      </w:r>
+      <w:proofErr w:type="spellEnd"/>
+      <w:r>
+        <w:t xml:space="preserve"> </w:t>
+      </w:r>
+      <w:proofErr w:type="spellStart"/>
+      <w:r>
+        <w:t>đối</w:t>
+      </w:r>
+      <w:proofErr w:type="spellEnd"/>
+      <w:r>
+        <w:t xml:space="preserve"> </w:t>
+      </w:r>
+      <w:proofErr w:type="spellStart"/>
+      <w:r>
+        <w:t>chiếu</w:t>
+      </w:r>
+      <w:proofErr w:type="spellEnd"/>
+      <w:r>
+        <w:t xml:space="preserve"> DDD </w:t>
+      </w:r>
+      <w:proofErr w:type="spellStart"/>
+      <w:r>
+        <w:t>với</w:t>
+      </w:r>
+      <w:proofErr w:type="spellEnd"/>
+      <w:r>
+        <w:t xml:space="preserve"> </w:t>
+      </w:r>
+      <w:proofErr w:type="spellStart"/>
+      <w:r>
+        <w:t>các</w:t>
+      </w:r>
+      <w:proofErr w:type="spellEnd"/>
+      <w:r>
+        <w:t xml:space="preserve"> SQL scripts </w:t>
+      </w:r>
+      <w:proofErr w:type="spellStart"/>
+      <w:r>
+        <w:t>để</w:t>
+      </w:r>
+      <w:proofErr w:type="spellEnd"/>
+      <w:r>
+        <w:t xml:space="preserve"> </w:t>
+      </w:r>
+      <w:proofErr w:type="spellStart"/>
+      <w:r>
+        <w:t>bảo</w:t>
+      </w:r>
+      <w:proofErr w:type="spellEnd"/>
+      <w:r>
+        <w:t xml:space="preserve"> </w:t>
+      </w:r>
+      <w:proofErr w:type="spellStart"/>
+      <w:r>
+        <w:t>đảm</w:t>
+      </w:r>
+      <w:proofErr w:type="spellEnd"/>
+      <w:r>
+        <w:t xml:space="preserve"> </w:t>
+      </w:r>
+      <w:proofErr w:type="spellStart"/>
+      <w:r>
+        <w:t>tài</w:t>
+      </w:r>
+      <w:proofErr w:type="spellEnd"/>
+      <w:r>
+        <w:t xml:space="preserve"> </w:t>
+      </w:r>
+      <w:proofErr w:type="spellStart"/>
+      <w:r>
+        <w:t>liệu</w:t>
+      </w:r>
+      <w:proofErr w:type="spellEnd"/>
+      <w:r>
+        <w:t xml:space="preserve"> </w:t>
+      </w:r>
+      <w:proofErr w:type="spellStart"/>
+      <w:r>
+        <w:t>phản</w:t>
+      </w:r>
+      <w:proofErr w:type="spellEnd"/>
+      <w:r>
+        <w:t xml:space="preserve"> </w:t>
+      </w:r>
+      <w:proofErr w:type="spellStart"/>
+      <w:r>
+        <w:t>ánh</w:t>
+      </w:r>
+      <w:proofErr w:type="spellEnd"/>
+      <w:r>
+        <w:t xml:space="preserve"> </w:t>
+      </w:r>
+      <w:proofErr w:type="spellStart"/>
+      <w:r>
+        <w:t>chính</w:t>
+      </w:r>
+      <w:proofErr w:type="spellEnd"/>
+      <w:r>
+        <w:t xml:space="preserve"> </w:t>
+      </w:r>
+      <w:proofErr w:type="spellStart"/>
+      <w:r>
+        <w:t>xác</w:t>
+      </w:r>
+      <w:proofErr w:type="spellEnd"/>
+      <w:r>
+        <w:t xml:space="preserve"> </w:t>
+      </w:r>
+      <w:proofErr w:type="spellStart"/>
+      <w:r>
+        <w:t>cấu</w:t>
+      </w:r>
+      <w:proofErr w:type="spellEnd"/>
+      <w:r>
+        <w:t xml:space="preserve"> </w:t>
+      </w:r>
+      <w:proofErr w:type="spellStart"/>
+      <w:r>
+        <w:t>trúc</w:t>
+      </w:r>
+      <w:proofErr w:type="spellEnd"/>
+      <w:r>
+        <w:t xml:space="preserve"> </w:t>
+      </w:r>
+      <w:proofErr w:type="spellStart"/>
+      <w:r>
+        <w:t>hiện</w:t>
+      </w:r>
+      <w:proofErr w:type="spellEnd"/>
+      <w:r>
+        <w:t xml:space="preserve"> </w:t>
+      </w:r>
+      <w:proofErr w:type="spellStart"/>
+      <w:r>
+        <w:t>tại</w:t>
+      </w:r>
+      <w:proofErr w:type="spellEnd"/>
+      <w:r>
+        <w:t xml:space="preserve"> </w:t>
+      </w:r>
+      <w:proofErr w:type="spellStart"/>
+      <w:r>
+        <w:t>của</w:t>
+      </w:r>
+      <w:proofErr w:type="spellEnd"/>
+      <w:r>
+        <w:t xml:space="preserve"> database.</w:t>
+      </w:r>
+    </w:p>
+    <w:p>
+      <w:pPr>
+        <w:rPr>
+          <w:b/>
+          <w:bCs/>
+          <w:color w:val="1F3864" w:themeColor="accent1" w:themeShade="80"/>
+        </w:rPr>
+      </w:pPr>
+      <w:r>
+        <w:rPr>
+          <w:b/>
+          <w:bCs/>
+          <w:color w:val="1F3864" w:themeColor="accent1" w:themeShade="80"/>
+        </w:rPr>
+        <w:t xml:space="preserve">8. Tài </w:t>
+      </w:r>
+      <w:proofErr w:type="spellStart"/>
+      <w:r>
+        <w:rPr>
+          <w:b/>
+          <w:bCs/>
+          <w:color w:val="1F3864" w:themeColor="accent1" w:themeShade="80"/>
+        </w:rPr>
+        <w:t>liệu</w:t>
+      </w:r>
+      <w:proofErr w:type="spellEnd"/>
+      <w:r>
+        <w:rPr>
+          <w:b/>
+          <w:bCs/>
+          <w:color w:val="1F3864" w:themeColor="accent1" w:themeShade="80"/>
+        </w:rPr>
+        <w:t xml:space="preserve"> Stored Procedure: </w:t>
+      </w:r>
+      <w:proofErr w:type="spellStart"/>
+      <w:r>
+        <w:rPr>
+          <w:b/>
+          <w:bCs/>
+          <w:color w:val="1F3864" w:themeColor="accent1" w:themeShade="80"/>
+        </w:rPr>
+        <w:t>get_order_summary</w:t>
+      </w:r>
+      <w:proofErr w:type="spellEnd"/>
+    </w:p>
+    <w:p>
+      <w:proofErr w:type="spellStart"/>
       <w:r>
         <w:rPr>
           <w:b/>
           <w:bCs/>
         </w:rPr>
-        <w:t xml:space="preserve">8. Stored Procedure: </w:t>
-      </w:r>
-      <w:proofErr w:type="spellStart"/>
+        <w:t>Mục</w:t>
+      </w:r>
+      <w:proofErr w:type="spellEnd"/>
       <w:r>
         <w:rPr>
           <w:b/>
           <w:bCs/>
         </w:rPr>
-        <w:t>get_order_summary</w:t>
-      </w:r>
-      <w:proofErr w:type="spellEnd"/>
-    </w:p>
-    <w:p>
+        <w:t xml:space="preserve"> </w:t>
+      </w:r>
+      <w:proofErr w:type="spellStart"/>
       <w:r>
         <w:rPr>
           <w:b/>
           <w:bCs/>
         </w:rPr>
-        <w:t>Purpose:</w:t>
-      </w:r>
-      <w:r>
-        <w:t xml:space="preserve"> Retrieves order details and calculates the total number of tickets and the total order value.</w:t>
-      </w:r>
-    </w:p>
-    <w:p>
+        <w:t>đích</w:t>
+      </w:r>
+      <w:proofErr w:type="spellEnd"/>
       <w:r>
         <w:rPr>
           <w:b/>
           <w:bCs/>
         </w:rPr>
-        <w:t>Input Parameters:</w:t>
+        <w:t>:</w:t>
+      </w:r>
+      <w:r>
+        <w:br/>
+      </w:r>
+      <w:proofErr w:type="spellStart"/>
+      <w:r>
+        <w:t>Truy</w:t>
+      </w:r>
+      <w:proofErr w:type="spellEnd"/>
+      <w:r>
+        <w:t xml:space="preserve"> </w:t>
+      </w:r>
+      <w:proofErr w:type="spellStart"/>
+      <w:r>
+        <w:t>xuất</w:t>
+      </w:r>
+      <w:proofErr w:type="spellEnd"/>
+      <w:r>
+        <w:t xml:space="preserve"> </w:t>
+      </w:r>
+      <w:proofErr w:type="spellStart"/>
+      <w:r>
+        <w:t>thông</w:t>
+      </w:r>
+      <w:proofErr w:type="spellEnd"/>
+      <w:r>
+        <w:t xml:space="preserve"> tin </w:t>
+      </w:r>
+      <w:proofErr w:type="spellStart"/>
+      <w:r>
+        <w:t>đơn</w:t>
+      </w:r>
+      <w:proofErr w:type="spellEnd"/>
+      <w:r>
+        <w:t xml:space="preserve"> </w:t>
+      </w:r>
+      <w:proofErr w:type="spellStart"/>
+      <w:r>
+        <w:t>hàng</w:t>
+      </w:r>
+      <w:proofErr w:type="spellEnd"/>
+      <w:r>
+        <w:t xml:space="preserve">, </w:t>
+      </w:r>
+      <w:proofErr w:type="spellStart"/>
+      <w:r>
+        <w:t>đồng</w:t>
+      </w:r>
+      <w:proofErr w:type="spellEnd"/>
+      <w:r>
+        <w:t xml:space="preserve"> </w:t>
+      </w:r>
+      <w:proofErr w:type="spellStart"/>
+      <w:r>
+        <w:t>thời</w:t>
+      </w:r>
+      <w:proofErr w:type="spellEnd"/>
+      <w:r>
+        <w:t xml:space="preserve"> </w:t>
+      </w:r>
+      <w:proofErr w:type="spellStart"/>
+      <w:r>
+        <w:t>tính</w:t>
+      </w:r>
+      <w:proofErr w:type="spellEnd"/>
+      <w:r>
+        <w:t xml:space="preserve"> </w:t>
+      </w:r>
+      <w:proofErr w:type="spellStart"/>
+      <w:r>
+        <w:t>tổng</w:t>
+      </w:r>
+      <w:proofErr w:type="spellEnd"/>
+      <w:r>
+        <w:t xml:space="preserve"> </w:t>
+      </w:r>
+      <w:proofErr w:type="spellStart"/>
+      <w:r>
+        <w:t>số</w:t>
+      </w:r>
+      <w:proofErr w:type="spellEnd"/>
+      <w:r>
+        <w:t xml:space="preserve"> </w:t>
+      </w:r>
+      <w:proofErr w:type="spellStart"/>
+      <w:r>
+        <w:t>vé</w:t>
+      </w:r>
+      <w:proofErr w:type="spellEnd"/>
+      <w:r>
+        <w:t xml:space="preserve"> và </w:t>
+      </w:r>
+      <w:proofErr w:type="spellStart"/>
+      <w:r>
+        <w:t>tổng</w:t>
+      </w:r>
+      <w:proofErr w:type="spellEnd"/>
+      <w:r>
+        <w:t xml:space="preserve"> </w:t>
+      </w:r>
+      <w:proofErr w:type="spellStart"/>
+      <w:r>
+        <w:t>giá</w:t>
+      </w:r>
+      <w:proofErr w:type="spellEnd"/>
+      <w:r>
+        <w:t xml:space="preserve"> </w:t>
+      </w:r>
+      <w:proofErr w:type="spellStart"/>
+      <w:r>
+        <w:t>trị</w:t>
+      </w:r>
+      <w:proofErr w:type="spellEnd"/>
+      <w:r>
+        <w:t xml:space="preserve"> </w:t>
+      </w:r>
+      <w:proofErr w:type="spellStart"/>
+      <w:r>
+        <w:t>đơn</w:t>
+      </w:r>
+      <w:proofErr w:type="spellEnd"/>
+      <w:r>
+        <w:t xml:space="preserve"> </w:t>
+      </w:r>
+      <w:proofErr w:type="spellStart"/>
+      <w:r>
+        <w:t>hàng</w:t>
+      </w:r>
+      <w:proofErr w:type="spellEnd"/>
+      <w:r>
+        <w:t>.</w:t>
+      </w:r>
+    </w:p>
+    <w:p>
+      <w:r>
+        <w:rPr>
+          <w:b/>
+          <w:bCs/>
+        </w:rPr>
+        <w:t xml:space="preserve">Tham </w:t>
+      </w:r>
+      <w:proofErr w:type="spellStart"/>
+      <w:r>
+        <w:rPr>
+          <w:b/>
+          <w:bCs/>
+        </w:rPr>
+        <w:t>số</w:t>
+      </w:r>
+      <w:proofErr w:type="spellEnd"/>
+      <w:r>
+        <w:rPr>
+          <w:b/>
+          <w:bCs/>
+        </w:rPr>
+        <w:t xml:space="preserve"> </w:t>
+      </w:r>
+      <w:proofErr w:type="spellStart"/>
+      <w:r>
+        <w:rPr>
+          <w:b/>
+          <w:bCs/>
+        </w:rPr>
+        <w:t>đầu</w:t>
+      </w:r>
+      <w:proofErr w:type="spellEnd"/>
+      <w:r>
+        <w:rPr>
+          <w:b/>
+          <w:bCs/>
+        </w:rPr>
+        <w:t xml:space="preserve"> </w:t>
+      </w:r>
+      <w:proofErr w:type="spellStart"/>
+      <w:r>
+        <w:rPr>
+          <w:b/>
+          <w:bCs/>
+        </w:rPr>
+        <w:t>vào</w:t>
+      </w:r>
+      <w:proofErr w:type="spellEnd"/>
+      <w:r>
+        <w:rPr>
+          <w:b/>
+          <w:bCs/>
+        </w:rPr>
+        <w:t>:</w:t>
       </w:r>
     </w:p>
     <w:p>
       <w:pPr>
         <w:numPr>
           <w:ilvl w:val="0"/>
-          <w:numId w:val="1"/>
+          <w:numId w:val="12"/>
         </w:numPr>
       </w:pPr>
       <w:proofErr w:type="spellStart"/>
@@ -12645,120 +14478,749 @@
       </w:r>
       <w:proofErr w:type="spellEnd"/>
       <w:r>
-        <w:t xml:space="preserve"> (INT): The identifier of the order to retrieve.</w:t>
+        <w:t xml:space="preserve"> (INT): Mã </w:t>
+      </w:r>
+      <w:proofErr w:type="spellStart"/>
+      <w:r>
+        <w:t>đơn</w:t>
+      </w:r>
+      <w:proofErr w:type="spellEnd"/>
+      <w:r>
+        <w:t xml:space="preserve"> </w:t>
+      </w:r>
+      <w:proofErr w:type="spellStart"/>
+      <w:r>
+        <w:t>hàng</w:t>
+      </w:r>
+      <w:proofErr w:type="spellEnd"/>
+      <w:r>
+        <w:t xml:space="preserve"> </w:t>
+      </w:r>
+      <w:proofErr w:type="spellStart"/>
+      <w:r>
+        <w:t>cần</w:t>
+      </w:r>
+      <w:proofErr w:type="spellEnd"/>
+      <w:r>
+        <w:t xml:space="preserve"> </w:t>
+      </w:r>
+      <w:proofErr w:type="spellStart"/>
+      <w:r>
+        <w:t>truy</w:t>
+      </w:r>
+      <w:proofErr w:type="spellEnd"/>
+      <w:r>
+        <w:t xml:space="preserve"> </w:t>
+      </w:r>
+      <w:proofErr w:type="spellStart"/>
+      <w:r>
+        <w:t>xuất</w:t>
+      </w:r>
+      <w:proofErr w:type="spellEnd"/>
+      <w:r>
+        <w:t>.</w:t>
       </w:r>
     </w:p>
     <w:p>
+      <w:proofErr w:type="spellStart"/>
       <w:r>
         <w:rPr>
           <w:b/>
           <w:bCs/>
         </w:rPr>
-        <w:t>Output:</w:t>
+        <w:t>Kết</w:t>
+      </w:r>
+      <w:proofErr w:type="spellEnd"/>
+      <w:r>
+        <w:rPr>
+          <w:b/>
+          <w:bCs/>
+        </w:rPr>
+        <w:t xml:space="preserve"> </w:t>
+      </w:r>
+      <w:proofErr w:type="spellStart"/>
+      <w:r>
+        <w:rPr>
+          <w:b/>
+          <w:bCs/>
+        </w:rPr>
+        <w:t>quả</w:t>
+      </w:r>
+      <w:proofErr w:type="spellEnd"/>
+      <w:r>
+        <w:rPr>
+          <w:b/>
+          <w:bCs/>
+        </w:rPr>
+        <w:t xml:space="preserve"> </w:t>
+      </w:r>
+      <w:proofErr w:type="spellStart"/>
+      <w:r>
+        <w:rPr>
+          <w:b/>
+          <w:bCs/>
+        </w:rPr>
+        <w:t>trả</w:t>
+      </w:r>
+      <w:proofErr w:type="spellEnd"/>
+      <w:r>
+        <w:rPr>
+          <w:b/>
+          <w:bCs/>
+        </w:rPr>
+        <w:t xml:space="preserve"> </w:t>
+      </w:r>
+      <w:proofErr w:type="spellStart"/>
+      <w:r>
+        <w:rPr>
+          <w:b/>
+          <w:bCs/>
+        </w:rPr>
+        <w:t>về</w:t>
+      </w:r>
+      <w:proofErr w:type="spellEnd"/>
+      <w:r>
+        <w:rPr>
+          <w:b/>
+          <w:bCs/>
+        </w:rPr>
+        <w:t>:</w:t>
       </w:r>
     </w:p>
     <w:p>
       <w:pPr>
         <w:numPr>
           <w:ilvl w:val="0"/>
-          <w:numId w:val="2"/>
+          <w:numId w:val="16"/>
         </w:numPr>
       </w:pPr>
-      <w:r>
-        <w:t>Order ID</w:t>
-      </w:r>
+      <w:proofErr w:type="spellStart"/>
+      <w:r>
+        <w:t>order_id</w:t>
+      </w:r>
+      <w:proofErr w:type="spellEnd"/>
+      <w:r>
+        <w:t xml:space="preserve">: Mã </w:t>
+      </w:r>
+      <w:proofErr w:type="spellStart"/>
+      <w:r>
+        <w:t>đơn</w:t>
+      </w:r>
+      <w:proofErr w:type="spellEnd"/>
+      <w:r>
+        <w:t xml:space="preserve"> </w:t>
+      </w:r>
+      <w:proofErr w:type="spellStart"/>
+      <w:r>
+        <w:t>hàng</w:t>
+      </w:r>
+      <w:proofErr w:type="spellEnd"/>
     </w:p>
     <w:p>
       <w:pPr>
         <w:numPr>
           <w:ilvl w:val="0"/>
-          <w:numId w:val="2"/>
+          <w:numId w:val="16"/>
         </w:numPr>
       </w:pPr>
-      <w:r>
-        <w:t>Customer name</w:t>
-      </w:r>
+      <w:proofErr w:type="spellStart"/>
+      <w:r>
+        <w:t>customer_name</w:t>
+      </w:r>
+      <w:proofErr w:type="spellEnd"/>
+      <w:r>
+        <w:t xml:space="preserve">: </w:t>
+      </w:r>
+      <w:proofErr w:type="spellStart"/>
+      <w:r>
+        <w:t>Tên</w:t>
+      </w:r>
+      <w:proofErr w:type="spellEnd"/>
+      <w:r>
+        <w:t xml:space="preserve"> </w:t>
+      </w:r>
+      <w:proofErr w:type="spellStart"/>
+      <w:r>
+        <w:t>khách</w:t>
+      </w:r>
+      <w:proofErr w:type="spellEnd"/>
+      <w:r>
+        <w:t xml:space="preserve"> </w:t>
+      </w:r>
+      <w:proofErr w:type="spellStart"/>
+      <w:r>
+        <w:t>hàng</w:t>
+      </w:r>
+      <w:proofErr w:type="spellEnd"/>
     </w:p>
     <w:p>
       <w:pPr>
         <w:numPr>
           <w:ilvl w:val="0"/>
-          <w:numId w:val="2"/>
+          <w:numId w:val="16"/>
         </w:numPr>
       </w:pPr>
-      <w:r>
-        <w:t>Order date</w:t>
-      </w:r>
+      <w:proofErr w:type="spellStart"/>
+      <w:r>
+        <w:t>order_date</w:t>
+      </w:r>
+      <w:proofErr w:type="spellEnd"/>
+      <w:r>
+        <w:t xml:space="preserve">: </w:t>
+      </w:r>
+      <w:proofErr w:type="spellStart"/>
+      <w:r>
+        <w:t>Ngày</w:t>
+      </w:r>
+      <w:proofErr w:type="spellEnd"/>
+      <w:r>
+        <w:t xml:space="preserve"> </w:t>
+      </w:r>
+      <w:proofErr w:type="spellStart"/>
+      <w:r>
+        <w:t>đặt</w:t>
+      </w:r>
+      <w:proofErr w:type="spellEnd"/>
+      <w:r>
+        <w:t xml:space="preserve"> </w:t>
+      </w:r>
+      <w:proofErr w:type="spellStart"/>
+      <w:r>
+        <w:t>hàng</w:t>
+      </w:r>
+      <w:proofErr w:type="spellEnd"/>
     </w:p>
     <w:p>
       <w:pPr>
         <w:numPr>
           <w:ilvl w:val="0"/>
-          <w:numId w:val="2"/>
+          <w:numId w:val="16"/>
         </w:numPr>
       </w:pPr>
-      <w:r>
-        <w:t>Order status</w:t>
-      </w:r>
+      <w:proofErr w:type="spellStart"/>
+      <w:r>
+        <w:t>order_status</w:t>
+      </w:r>
+      <w:proofErr w:type="spellEnd"/>
+      <w:r>
+        <w:t xml:space="preserve">: </w:t>
+      </w:r>
+      <w:proofErr w:type="spellStart"/>
+      <w:r>
+        <w:t>Trạng</w:t>
+      </w:r>
+      <w:proofErr w:type="spellEnd"/>
+      <w:r>
+        <w:t xml:space="preserve"> thái </w:t>
+      </w:r>
+      <w:proofErr w:type="spellStart"/>
+      <w:r>
+        <w:t>đơn</w:t>
+      </w:r>
+      <w:proofErr w:type="spellEnd"/>
+      <w:r>
+        <w:t xml:space="preserve"> </w:t>
+      </w:r>
+      <w:proofErr w:type="spellStart"/>
+      <w:r>
+        <w:t>hàng</w:t>
+      </w:r>
+      <w:proofErr w:type="spellEnd"/>
     </w:p>
     <w:p>
       <w:pPr>
         <w:numPr>
           <w:ilvl w:val="0"/>
-          <w:numId w:val="2"/>
+          <w:numId w:val="16"/>
         </w:numPr>
       </w:pPr>
-      <w:r>
-        <w:t>Total number of tickets</w:t>
-      </w:r>
+      <w:proofErr w:type="spellStart"/>
+      <w:r>
+        <w:t>total_tickets</w:t>
+      </w:r>
+      <w:proofErr w:type="spellEnd"/>
+      <w:r>
+        <w:t xml:space="preserve">: </w:t>
+      </w:r>
+      <w:proofErr w:type="spellStart"/>
+      <w:r>
+        <w:t>Tổng</w:t>
+      </w:r>
+      <w:proofErr w:type="spellEnd"/>
+      <w:r>
+        <w:t xml:space="preserve"> </w:t>
+      </w:r>
+      <w:proofErr w:type="spellStart"/>
+      <w:r>
+        <w:t>số</w:t>
+      </w:r>
+      <w:proofErr w:type="spellEnd"/>
+      <w:r>
+        <w:t xml:space="preserve"> </w:t>
+      </w:r>
+      <w:proofErr w:type="spellStart"/>
+      <w:r>
+        <w:t>vé</w:t>
+      </w:r>
+      <w:proofErr w:type="spellEnd"/>
     </w:p>
     <w:p>
       <w:pPr>
         <w:numPr>
           <w:ilvl w:val="0"/>
-          <w:numId w:val="2"/>
+          <w:numId w:val="16"/>
         </w:numPr>
       </w:pPr>
-      <w:r>
-        <w:t>Total order value</w:t>
-      </w:r>
+      <w:proofErr w:type="spellStart"/>
+      <w:r>
+        <w:t>order_total</w:t>
+      </w:r>
+      <w:proofErr w:type="spellEnd"/>
+      <w:r>
+        <w:t xml:space="preserve">: </w:t>
+      </w:r>
+      <w:proofErr w:type="spellStart"/>
+      <w:r>
+        <w:t>Tổng</w:t>
+      </w:r>
+      <w:proofErr w:type="spellEnd"/>
+      <w:r>
+        <w:t xml:space="preserve"> </w:t>
+      </w:r>
+      <w:proofErr w:type="spellStart"/>
+      <w:r>
+        <w:t>giá</w:t>
+      </w:r>
+      <w:proofErr w:type="spellEnd"/>
+      <w:r>
+        <w:t xml:space="preserve"> </w:t>
+      </w:r>
+      <w:proofErr w:type="spellStart"/>
+      <w:r>
+        <w:t>trị</w:t>
+      </w:r>
+      <w:proofErr w:type="spellEnd"/>
+      <w:r>
+        <w:t xml:space="preserve"> </w:t>
+      </w:r>
+      <w:proofErr w:type="spellStart"/>
+      <w:r>
+        <w:t>đơn</w:t>
+      </w:r>
+      <w:proofErr w:type="spellEnd"/>
+      <w:r>
+        <w:t xml:space="preserve"> </w:t>
+      </w:r>
+      <w:proofErr w:type="spellStart"/>
+      <w:r>
+        <w:t>hàng</w:t>
+      </w:r>
+      <w:proofErr w:type="spellEnd"/>
     </w:p>
     <w:p>
+      <w:proofErr w:type="spellStart"/>
       <w:r>
         <w:rPr>
           <w:b/>
           <w:bCs/>
         </w:rPr>
-        <w:t>Description:</w:t>
-      </w:r>
-    </w:p>
-    <w:p>
-      <w:r>
-        <w:t xml:space="preserve">The procedure retrieves an order using its ID, joins the customer table to obtain the customer's name, and joins the </w:t>
-      </w:r>
-      <w:proofErr w:type="spellStart"/>
-      <w:r>
-        <w:t>order_item</w:t>
-      </w:r>
-      <w:proofErr w:type="spellEnd"/>
-      <w:r>
-        <w:t xml:space="preserve"> table to calculate the total ticket quantity and order value. COALESCE returns zero when the order has no items.</w:t>
-      </w:r>
-    </w:p>
-    <w:p>
+        <w:t>Mô</w:t>
+      </w:r>
+      <w:proofErr w:type="spellEnd"/>
       <w:r>
         <w:rPr>
           <w:b/>
           <w:bCs/>
         </w:rPr>
-        <w:t>Dependencies:</w:t>
+        <w:t xml:space="preserve"> </w:t>
+      </w:r>
+      <w:proofErr w:type="spellStart"/>
+      <w:r>
+        <w:rPr>
+          <w:b/>
+          <w:bCs/>
+        </w:rPr>
+        <w:t>tả</w:t>
+      </w:r>
+      <w:proofErr w:type="spellEnd"/>
+      <w:r>
+        <w:rPr>
+          <w:b/>
+          <w:bCs/>
+        </w:rPr>
+        <w:t>:</w:t>
+      </w:r>
+      <w:r>
+        <w:br/>
+        <w:t xml:space="preserve">Procedure </w:t>
+      </w:r>
+      <w:proofErr w:type="spellStart"/>
+      <w:r>
+        <w:t>tìm</w:t>
+      </w:r>
+      <w:proofErr w:type="spellEnd"/>
+      <w:r>
+        <w:t xml:space="preserve"> </w:t>
+      </w:r>
+      <w:proofErr w:type="spellStart"/>
+      <w:r>
+        <w:t>đơn</w:t>
+      </w:r>
+      <w:proofErr w:type="spellEnd"/>
+      <w:r>
+        <w:t xml:space="preserve"> </w:t>
+      </w:r>
+      <w:proofErr w:type="spellStart"/>
+      <w:r>
+        <w:t>hàng</w:t>
+      </w:r>
+      <w:proofErr w:type="spellEnd"/>
+      <w:r>
+        <w:t xml:space="preserve"> </w:t>
+      </w:r>
+      <w:proofErr w:type="spellStart"/>
+      <w:r>
+        <w:t>theo</w:t>
+      </w:r>
+      <w:proofErr w:type="spellEnd"/>
+      <w:r>
+        <w:t xml:space="preserve"> mã được </w:t>
+      </w:r>
+      <w:proofErr w:type="spellStart"/>
+      <w:r>
+        <w:t>cung</w:t>
+      </w:r>
+      <w:proofErr w:type="spellEnd"/>
+      <w:r>
+        <w:t xml:space="preserve"> </w:t>
+      </w:r>
+      <w:proofErr w:type="spellStart"/>
+      <w:r>
+        <w:t>cấp</w:t>
+      </w:r>
+      <w:proofErr w:type="spellEnd"/>
+      <w:r>
+        <w:t xml:space="preserve">, </w:t>
+      </w:r>
+      <w:proofErr w:type="spellStart"/>
+      <w:r>
+        <w:t>kết</w:t>
+      </w:r>
+      <w:proofErr w:type="spellEnd"/>
+      <w:r>
+        <w:t xml:space="preserve"> </w:t>
+      </w:r>
+      <w:proofErr w:type="spellStart"/>
+      <w:r>
+        <w:t>hợp</w:t>
+      </w:r>
+      <w:proofErr w:type="spellEnd"/>
+      <w:r>
+        <w:t xml:space="preserve"> </w:t>
+      </w:r>
+      <w:proofErr w:type="spellStart"/>
+      <w:r>
+        <w:t>với</w:t>
+      </w:r>
+      <w:proofErr w:type="spellEnd"/>
+      <w:r>
+        <w:t xml:space="preserve"> </w:t>
+      </w:r>
+      <w:proofErr w:type="spellStart"/>
+      <w:r>
+        <w:t>bảng</w:t>
+      </w:r>
+      <w:proofErr w:type="spellEnd"/>
+      <w:r>
+        <w:t> customer </w:t>
+      </w:r>
+      <w:proofErr w:type="spellStart"/>
+      <w:r>
+        <w:t>để</w:t>
+      </w:r>
+      <w:proofErr w:type="spellEnd"/>
+      <w:r>
+        <w:t xml:space="preserve"> </w:t>
+      </w:r>
+      <w:proofErr w:type="spellStart"/>
+      <w:r>
+        <w:t>lấy</w:t>
+      </w:r>
+      <w:proofErr w:type="spellEnd"/>
+      <w:r>
+        <w:t xml:space="preserve"> </w:t>
+      </w:r>
+      <w:proofErr w:type="spellStart"/>
+      <w:r>
+        <w:t>tên</w:t>
+      </w:r>
+      <w:proofErr w:type="spellEnd"/>
+      <w:r>
+        <w:t xml:space="preserve"> </w:t>
+      </w:r>
+      <w:proofErr w:type="spellStart"/>
+      <w:r>
+        <w:t>khách</w:t>
+      </w:r>
+      <w:proofErr w:type="spellEnd"/>
+      <w:r>
+        <w:t xml:space="preserve"> </w:t>
+      </w:r>
+      <w:proofErr w:type="spellStart"/>
+      <w:r>
+        <w:t>hàng</w:t>
+      </w:r>
+      <w:proofErr w:type="spellEnd"/>
+      <w:r>
+        <w:t xml:space="preserve"> và </w:t>
+      </w:r>
+      <w:proofErr w:type="spellStart"/>
+      <w:r>
+        <w:t>bảng</w:t>
+      </w:r>
+      <w:proofErr w:type="spellEnd"/>
+      <w:r>
+        <w:t> </w:t>
+      </w:r>
+      <w:proofErr w:type="spellStart"/>
+      <w:r>
+        <w:t>order_item</w:t>
+      </w:r>
+      <w:proofErr w:type="spellEnd"/>
+      <w:r>
+        <w:t> </w:t>
+      </w:r>
+      <w:proofErr w:type="spellStart"/>
+      <w:r>
+        <w:t>để</w:t>
+      </w:r>
+      <w:proofErr w:type="spellEnd"/>
+      <w:r>
+        <w:t xml:space="preserve"> </w:t>
+      </w:r>
+      <w:proofErr w:type="spellStart"/>
+      <w:r>
+        <w:t>tính</w:t>
+      </w:r>
+      <w:proofErr w:type="spellEnd"/>
+      <w:r>
+        <w:t xml:space="preserve"> </w:t>
+      </w:r>
+      <w:proofErr w:type="spellStart"/>
+      <w:r>
+        <w:t>tổng</w:t>
+      </w:r>
+      <w:proofErr w:type="spellEnd"/>
+      <w:r>
+        <w:t xml:space="preserve"> </w:t>
+      </w:r>
+      <w:proofErr w:type="spellStart"/>
+      <w:r>
+        <w:t>số</w:t>
+      </w:r>
+      <w:proofErr w:type="spellEnd"/>
+      <w:r>
+        <w:t xml:space="preserve"> </w:t>
+      </w:r>
+      <w:proofErr w:type="spellStart"/>
+      <w:r>
+        <w:t>vé</w:t>
+      </w:r>
+      <w:proofErr w:type="spellEnd"/>
+      <w:r>
+        <w:t xml:space="preserve">, </w:t>
+      </w:r>
+      <w:proofErr w:type="spellStart"/>
+      <w:r>
+        <w:t>tổng</w:t>
+      </w:r>
+      <w:proofErr w:type="spellEnd"/>
+      <w:r>
+        <w:t xml:space="preserve"> </w:t>
+      </w:r>
+      <w:proofErr w:type="spellStart"/>
+      <w:r>
+        <w:t>giá</w:t>
+      </w:r>
+      <w:proofErr w:type="spellEnd"/>
+      <w:r>
+        <w:t xml:space="preserve"> </w:t>
+      </w:r>
+      <w:proofErr w:type="spellStart"/>
+      <w:r>
+        <w:t>trị</w:t>
+      </w:r>
+      <w:proofErr w:type="spellEnd"/>
+      <w:r>
+        <w:t xml:space="preserve"> </w:t>
+      </w:r>
+      <w:proofErr w:type="spellStart"/>
+      <w:r>
+        <w:t>đơn</w:t>
+      </w:r>
+      <w:proofErr w:type="spellEnd"/>
+      <w:r>
+        <w:t xml:space="preserve"> </w:t>
+      </w:r>
+      <w:proofErr w:type="spellStart"/>
+      <w:r>
+        <w:t>hàng</w:t>
+      </w:r>
+      <w:proofErr w:type="spellEnd"/>
+      <w:r>
+        <w:t xml:space="preserve">. </w:t>
+      </w:r>
+      <w:proofErr w:type="spellStart"/>
+      <w:r>
+        <w:t>Hàm</w:t>
+      </w:r>
+      <w:proofErr w:type="spellEnd"/>
+      <w:r>
+        <w:t> COALESCE </w:t>
+      </w:r>
+      <w:proofErr w:type="spellStart"/>
+      <w:r>
+        <w:t>trả</w:t>
+      </w:r>
+      <w:proofErr w:type="spellEnd"/>
+      <w:r>
+        <w:t xml:space="preserve"> </w:t>
+      </w:r>
+      <w:proofErr w:type="spellStart"/>
+      <w:r>
+        <w:t>về</w:t>
+      </w:r>
+      <w:proofErr w:type="spellEnd"/>
+      <w:r>
+        <w:t xml:space="preserve"> 0 </w:t>
+      </w:r>
+      <w:proofErr w:type="spellStart"/>
+      <w:r>
+        <w:t>nếu</w:t>
+      </w:r>
+      <w:proofErr w:type="spellEnd"/>
+      <w:r>
+        <w:t xml:space="preserve"> </w:t>
+      </w:r>
+      <w:proofErr w:type="spellStart"/>
+      <w:r>
+        <w:t>đơn</w:t>
+      </w:r>
+      <w:proofErr w:type="spellEnd"/>
+      <w:r>
+        <w:t xml:space="preserve"> </w:t>
+      </w:r>
+      <w:proofErr w:type="spellStart"/>
+      <w:r>
+        <w:t>hàng</w:t>
+      </w:r>
+      <w:proofErr w:type="spellEnd"/>
+      <w:r>
+        <w:t xml:space="preserve"> </w:t>
+      </w:r>
+      <w:proofErr w:type="spellStart"/>
+      <w:r>
+        <w:t>chưa</w:t>
+      </w:r>
+      <w:proofErr w:type="spellEnd"/>
+      <w:r>
+        <w:t xml:space="preserve"> </w:t>
+      </w:r>
+      <w:proofErr w:type="spellStart"/>
+      <w:r>
+        <w:t>có</w:t>
+      </w:r>
+      <w:proofErr w:type="spellEnd"/>
+      <w:r>
+        <w:t xml:space="preserve"> chi </w:t>
+      </w:r>
+      <w:proofErr w:type="spellStart"/>
+      <w:r>
+        <w:t>tiết</w:t>
+      </w:r>
+      <w:proofErr w:type="spellEnd"/>
+      <w:r>
+        <w:t xml:space="preserve"> </w:t>
+      </w:r>
+      <w:proofErr w:type="spellStart"/>
+      <w:r>
+        <w:t>đơn</w:t>
+      </w:r>
+      <w:proofErr w:type="spellEnd"/>
+      <w:r>
+        <w:t xml:space="preserve"> </w:t>
+      </w:r>
+      <w:proofErr w:type="spellStart"/>
+      <w:r>
+        <w:t>hàng</w:t>
+      </w:r>
+      <w:proofErr w:type="spellEnd"/>
+      <w:r>
+        <w:t>.</w:t>
+      </w:r>
+    </w:p>
+    <w:p>
+      <w:r>
+        <w:rPr>
+          <w:b/>
+          <w:bCs/>
+        </w:rPr>
+        <w:t xml:space="preserve">Các </w:t>
+      </w:r>
+      <w:proofErr w:type="spellStart"/>
+      <w:r>
+        <w:rPr>
+          <w:b/>
+          <w:bCs/>
+        </w:rPr>
+        <w:t>bảng</w:t>
+      </w:r>
+      <w:proofErr w:type="spellEnd"/>
+      <w:r>
+        <w:rPr>
+          <w:b/>
+          <w:bCs/>
+        </w:rPr>
+        <w:t xml:space="preserve"> </w:t>
+      </w:r>
+      <w:proofErr w:type="spellStart"/>
+      <w:r>
+        <w:rPr>
+          <w:b/>
+          <w:bCs/>
+        </w:rPr>
+        <w:t>liên</w:t>
+      </w:r>
+      <w:proofErr w:type="spellEnd"/>
+      <w:r>
+        <w:rPr>
+          <w:b/>
+          <w:bCs/>
+        </w:rPr>
+        <w:t xml:space="preserve"> </w:t>
+      </w:r>
+      <w:proofErr w:type="spellStart"/>
+      <w:r>
+        <w:rPr>
+          <w:b/>
+          <w:bCs/>
+        </w:rPr>
+        <w:t>quan</w:t>
+      </w:r>
+      <w:proofErr w:type="spellEnd"/>
+      <w:r>
+        <w:rPr>
+          <w:b/>
+          <w:bCs/>
+        </w:rPr>
+        <w:t>:</w:t>
       </w:r>
     </w:p>
     <w:p>
       <w:pPr>
         <w:numPr>
           <w:ilvl w:val="0"/>
-          <w:numId w:val="3"/>
+          <w:numId w:val="14"/>
         </w:numPr>
       </w:pPr>
       <w:proofErr w:type="spellStart"/>
@@ -12771,7 +15233,7 @@
       <w:pPr>
         <w:numPr>
           <w:ilvl w:val="0"/>
-          <w:numId w:val="3"/>
+          <w:numId w:val="14"/>
         </w:numPr>
       </w:pPr>
       <w:r>
@@ -12782,7 +15244,7 @@
       <w:pPr>
         <w:numPr>
           <w:ilvl w:val="0"/>
-          <w:numId w:val="3"/>
+          <w:numId w:val="14"/>
         </w:numPr>
       </w:pPr>
       <w:proofErr w:type="spellStart"/>
@@ -12792,36 +15254,149 @@
       <w:proofErr w:type="spellEnd"/>
     </w:p>
     <w:p>
+      <w:proofErr w:type="spellStart"/>
       <w:r>
         <w:rPr>
           <w:b/>
           <w:bCs/>
         </w:rPr>
-        <w:t>Testing:</w:t>
+        <w:t>Kiểm</w:t>
+      </w:r>
+      <w:proofErr w:type="spellEnd"/>
+      <w:r>
+        <w:rPr>
+          <w:b/>
+          <w:bCs/>
+        </w:rPr>
+        <w:t xml:space="preserve"> </w:t>
+      </w:r>
+      <w:proofErr w:type="spellStart"/>
+      <w:r>
+        <w:rPr>
+          <w:b/>
+          <w:bCs/>
+        </w:rPr>
+        <w:t>thử</w:t>
+      </w:r>
+      <w:proofErr w:type="spellEnd"/>
+      <w:r>
+        <w:rPr>
+          <w:b/>
+          <w:bCs/>
+        </w:rPr>
+        <w:t>:</w:t>
+      </w:r>
+      <w:r>
+        <w:br/>
+      </w:r>
+      <w:proofErr w:type="spellStart"/>
+      <w:r>
+        <w:t>Chạy</w:t>
+      </w:r>
+      <w:proofErr w:type="spellEnd"/>
+      <w:r>
+        <w:t xml:space="preserve"> </w:t>
+      </w:r>
+      <w:proofErr w:type="spellStart"/>
+      <w:r>
+        <w:t>lệnh</w:t>
+      </w:r>
+      <w:proofErr w:type="spellEnd"/>
+      <w:r>
+        <w:t xml:space="preserve"> CALL </w:t>
+      </w:r>
+      <w:proofErr w:type="spellStart"/>
+      <w:r>
+        <w:t>get_order_</w:t>
+      </w:r>
+      <w:proofErr w:type="gramStart"/>
+      <w:r>
+        <w:t>summary</w:t>
+      </w:r>
+      <w:proofErr w:type="spellEnd"/>
+      <w:r>
+        <w:t>(</w:t>
+      </w:r>
+      <w:proofErr w:type="gramEnd"/>
+      <w:r>
+        <w:t xml:space="preserve">1); </w:t>
+      </w:r>
+      <w:proofErr w:type="spellStart"/>
+      <w:r>
+        <w:t>để</w:t>
+      </w:r>
+      <w:proofErr w:type="spellEnd"/>
+      <w:r>
+        <w:t xml:space="preserve"> </w:t>
+      </w:r>
+      <w:proofErr w:type="spellStart"/>
+      <w:r>
+        <w:t>xem</w:t>
+      </w:r>
+      <w:proofErr w:type="spellEnd"/>
+      <w:r>
+        <w:t xml:space="preserve"> </w:t>
+      </w:r>
+      <w:proofErr w:type="spellStart"/>
+      <w:r>
+        <w:t>thông</w:t>
+      </w:r>
+      <w:proofErr w:type="spellEnd"/>
+      <w:r>
+        <w:t xml:space="preserve"> tin </w:t>
+      </w:r>
+      <w:proofErr w:type="spellStart"/>
+      <w:r>
+        <w:t>tổng</w:t>
+      </w:r>
+      <w:proofErr w:type="spellEnd"/>
+      <w:r>
+        <w:t xml:space="preserve"> </w:t>
+      </w:r>
+      <w:proofErr w:type="spellStart"/>
+      <w:r>
+        <w:t>hợp</w:t>
+      </w:r>
+      <w:proofErr w:type="spellEnd"/>
+      <w:r>
+        <w:t xml:space="preserve"> </w:t>
+      </w:r>
+      <w:proofErr w:type="spellStart"/>
+      <w:r>
+        <w:t>của</w:t>
+      </w:r>
+      <w:proofErr w:type="spellEnd"/>
+      <w:r>
+        <w:t xml:space="preserve"> </w:t>
+      </w:r>
+      <w:proofErr w:type="spellStart"/>
+      <w:r>
+        <w:t>đơn</w:t>
+      </w:r>
+      <w:proofErr w:type="spellEnd"/>
+      <w:r>
+        <w:t xml:space="preserve"> </w:t>
+      </w:r>
+      <w:proofErr w:type="spellStart"/>
+      <w:r>
+        <w:t>hàng</w:t>
+      </w:r>
+      <w:proofErr w:type="spellEnd"/>
+      <w:r>
+        <w:t xml:space="preserve"> </w:t>
+      </w:r>
+      <w:proofErr w:type="spellStart"/>
+      <w:r>
+        <w:t>có</w:t>
+      </w:r>
+      <w:proofErr w:type="spellEnd"/>
+      <w:r>
+        <w:t xml:space="preserve"> mã 1</w:t>
+      </w:r>
+      <w:r>
+        <w:t>.</w:t>
       </w:r>
     </w:p>
-    <w:p>
-      <w:r>
-        <w:t xml:space="preserve">Execute CALL </w:t>
-      </w:r>
-      <w:proofErr w:type="spellStart"/>
-      <w:r>
-        <w:t>get_order_</w:t>
-      </w:r>
-      <w:proofErr w:type="gramStart"/>
-      <w:r>
-        <w:t>summary</w:t>
-      </w:r>
-      <w:proofErr w:type="spellEnd"/>
-      <w:r>
-        <w:t>(</w:t>
-      </w:r>
-      <w:proofErr w:type="gramEnd"/>
-      <w:r>
-        <w:t>1); to retrieve the summary of order 1.</w:t>
-      </w:r>
-    </w:p>
-    <w:p/>
     <w:sectPr>
       <w:pgSz w:w="12240" w:h="15840"/>
       <w:pgMar w:top="1440" w:right="1440" w:bottom="1440" w:left="1440" w:header="720" w:footer="720" w:gutter="0"/>
@@ -12984,6 +15559,453 @@
     </w:lvl>
   </w:abstractNum>
   <w:abstractNum w:abstractNumId="1" w15:restartNumberingAfterBreak="0">
+    <w:nsid w:val="089A2E51"/>
+    <w:multiLevelType w:val="multilevel"/>
+    <w:tmpl w:val="47EEF14E"/>
+    <w:lvl w:ilvl="0">
+      <w:start w:val="1"/>
+      <w:numFmt w:val="bullet"/>
+      <w:lvlText w:val=""/>
+      <w:lvlJc w:val="left"/>
+      <w:pPr>
+        <w:tabs>
+          <w:tab w:val="num" w:pos="720"/>
+        </w:tabs>
+        <w:ind w:left="720" w:hanging="360"/>
+      </w:pPr>
+      <w:rPr>
+        <w:rFonts w:ascii="Symbol" w:hAnsi="Symbol" w:hint="default"/>
+        <w:sz w:val="20"/>
+      </w:rPr>
+    </w:lvl>
+    <w:lvl w:ilvl="1" w:tentative="1">
+      <w:start w:val="1"/>
+      <w:numFmt w:val="bullet"/>
+      <w:lvlText w:val="o"/>
+      <w:lvlJc w:val="left"/>
+      <w:pPr>
+        <w:tabs>
+          <w:tab w:val="num" w:pos="1440"/>
+        </w:tabs>
+        <w:ind w:left="1440" w:hanging="360"/>
+      </w:pPr>
+      <w:rPr>
+        <w:rFonts w:ascii="Courier New" w:hAnsi="Courier New" w:hint="default"/>
+        <w:sz w:val="20"/>
+      </w:rPr>
+    </w:lvl>
+    <w:lvl w:ilvl="2" w:tentative="1">
+      <w:start w:val="1"/>
+      <w:numFmt w:val="bullet"/>
+      <w:lvlText w:val=""/>
+      <w:lvlJc w:val="left"/>
+      <w:pPr>
+        <w:tabs>
+          <w:tab w:val="num" w:pos="2160"/>
+        </w:tabs>
+        <w:ind w:left="2160" w:hanging="360"/>
+      </w:pPr>
+      <w:rPr>
+        <w:rFonts w:ascii="Wingdings" w:hAnsi="Wingdings" w:hint="default"/>
+        <w:sz w:val="20"/>
+      </w:rPr>
+    </w:lvl>
+    <w:lvl w:ilvl="3" w:tentative="1">
+      <w:start w:val="1"/>
+      <w:numFmt w:val="bullet"/>
+      <w:lvlText w:val=""/>
+      <w:lvlJc w:val="left"/>
+      <w:pPr>
+        <w:tabs>
+          <w:tab w:val="num" w:pos="2880"/>
+        </w:tabs>
+        <w:ind w:left="2880" w:hanging="360"/>
+      </w:pPr>
+      <w:rPr>
+        <w:rFonts w:ascii="Wingdings" w:hAnsi="Wingdings" w:hint="default"/>
+        <w:sz w:val="20"/>
+      </w:rPr>
+    </w:lvl>
+    <w:lvl w:ilvl="4" w:tentative="1">
+      <w:start w:val="1"/>
+      <w:numFmt w:val="bullet"/>
+      <w:lvlText w:val=""/>
+      <w:lvlJc w:val="left"/>
+      <w:pPr>
+        <w:tabs>
+          <w:tab w:val="num" w:pos="3600"/>
+        </w:tabs>
+        <w:ind w:left="3600" w:hanging="360"/>
+      </w:pPr>
+      <w:rPr>
+        <w:rFonts w:ascii="Wingdings" w:hAnsi="Wingdings" w:hint="default"/>
+        <w:sz w:val="20"/>
+      </w:rPr>
+    </w:lvl>
+    <w:lvl w:ilvl="5" w:tentative="1">
+      <w:start w:val="1"/>
+      <w:numFmt w:val="bullet"/>
+      <w:lvlText w:val=""/>
+      <w:lvlJc w:val="left"/>
+      <w:pPr>
+        <w:tabs>
+          <w:tab w:val="num" w:pos="4320"/>
+        </w:tabs>
+        <w:ind w:left="4320" w:hanging="360"/>
+      </w:pPr>
+      <w:rPr>
+        <w:rFonts w:ascii="Wingdings" w:hAnsi="Wingdings" w:hint="default"/>
+        <w:sz w:val="20"/>
+      </w:rPr>
+    </w:lvl>
+    <w:lvl w:ilvl="6" w:tentative="1">
+      <w:start w:val="1"/>
+      <w:numFmt w:val="bullet"/>
+      <w:lvlText w:val=""/>
+      <w:lvlJc w:val="left"/>
+      <w:pPr>
+        <w:tabs>
+          <w:tab w:val="num" w:pos="5040"/>
+        </w:tabs>
+        <w:ind w:left="5040" w:hanging="360"/>
+      </w:pPr>
+      <w:rPr>
+        <w:rFonts w:ascii="Wingdings" w:hAnsi="Wingdings" w:hint="default"/>
+        <w:sz w:val="20"/>
+      </w:rPr>
+    </w:lvl>
+    <w:lvl w:ilvl="7" w:tentative="1">
+      <w:start w:val="1"/>
+      <w:numFmt w:val="bullet"/>
+      <w:lvlText w:val=""/>
+      <w:lvlJc w:val="left"/>
+      <w:pPr>
+        <w:tabs>
+          <w:tab w:val="num" w:pos="5760"/>
+        </w:tabs>
+        <w:ind w:left="5760" w:hanging="360"/>
+      </w:pPr>
+      <w:rPr>
+        <w:rFonts w:ascii="Wingdings" w:hAnsi="Wingdings" w:hint="default"/>
+        <w:sz w:val="20"/>
+      </w:rPr>
+    </w:lvl>
+    <w:lvl w:ilvl="8" w:tentative="1">
+      <w:start w:val="1"/>
+      <w:numFmt w:val="bullet"/>
+      <w:lvlText w:val=""/>
+      <w:lvlJc w:val="left"/>
+      <w:pPr>
+        <w:tabs>
+          <w:tab w:val="num" w:pos="6480"/>
+        </w:tabs>
+        <w:ind w:left="6480" w:hanging="360"/>
+      </w:pPr>
+      <w:rPr>
+        <w:rFonts w:ascii="Wingdings" w:hAnsi="Wingdings" w:hint="default"/>
+        <w:sz w:val="20"/>
+      </w:rPr>
+    </w:lvl>
+  </w:abstractNum>
+  <w:abstractNum w:abstractNumId="2" w15:restartNumberingAfterBreak="0">
+    <w:nsid w:val="0C350FC5"/>
+    <w:multiLevelType w:val="multilevel"/>
+    <w:tmpl w:val="663462A8"/>
+    <w:lvl w:ilvl="0">
+      <w:start w:val="1"/>
+      <w:numFmt w:val="bullet"/>
+      <w:lvlText w:val=""/>
+      <w:lvlJc w:val="left"/>
+      <w:pPr>
+        <w:tabs>
+          <w:tab w:val="num" w:pos="720"/>
+        </w:tabs>
+        <w:ind w:left="720" w:hanging="360"/>
+      </w:pPr>
+      <w:rPr>
+        <w:rFonts w:ascii="Symbol" w:hAnsi="Symbol" w:hint="default"/>
+        <w:sz w:val="20"/>
+      </w:rPr>
+    </w:lvl>
+    <w:lvl w:ilvl="1" w:tentative="1">
+      <w:start w:val="1"/>
+      <w:numFmt w:val="bullet"/>
+      <w:lvlText w:val="o"/>
+      <w:lvlJc w:val="left"/>
+      <w:pPr>
+        <w:tabs>
+          <w:tab w:val="num" w:pos="1440"/>
+        </w:tabs>
+        <w:ind w:left="1440" w:hanging="360"/>
+      </w:pPr>
+      <w:rPr>
+        <w:rFonts w:ascii="Courier New" w:hAnsi="Courier New" w:hint="default"/>
+        <w:sz w:val="20"/>
+      </w:rPr>
+    </w:lvl>
+    <w:lvl w:ilvl="2" w:tentative="1">
+      <w:start w:val="1"/>
+      <w:numFmt w:val="bullet"/>
+      <w:lvlText w:val=""/>
+      <w:lvlJc w:val="left"/>
+      <w:pPr>
+        <w:tabs>
+          <w:tab w:val="num" w:pos="2160"/>
+        </w:tabs>
+        <w:ind w:left="2160" w:hanging="360"/>
+      </w:pPr>
+      <w:rPr>
+        <w:rFonts w:ascii="Wingdings" w:hAnsi="Wingdings" w:hint="default"/>
+        <w:sz w:val="20"/>
+      </w:rPr>
+    </w:lvl>
+    <w:lvl w:ilvl="3" w:tentative="1">
+      <w:start w:val="1"/>
+      <w:numFmt w:val="bullet"/>
+      <w:lvlText w:val=""/>
+      <w:lvlJc w:val="left"/>
+      <w:pPr>
+        <w:tabs>
+          <w:tab w:val="num" w:pos="2880"/>
+        </w:tabs>
+        <w:ind w:left="2880" w:hanging="360"/>
+      </w:pPr>
+      <w:rPr>
+        <w:rFonts w:ascii="Wingdings" w:hAnsi="Wingdings" w:hint="default"/>
+        <w:sz w:val="20"/>
+      </w:rPr>
+    </w:lvl>
+    <w:lvl w:ilvl="4" w:tentative="1">
+      <w:start w:val="1"/>
+      <w:numFmt w:val="bullet"/>
+      <w:lvlText w:val=""/>
+      <w:lvlJc w:val="left"/>
+      <w:pPr>
+        <w:tabs>
+          <w:tab w:val="num" w:pos="3600"/>
+        </w:tabs>
+        <w:ind w:left="3600" w:hanging="360"/>
+      </w:pPr>
+      <w:rPr>
+        <w:rFonts w:ascii="Wingdings" w:hAnsi="Wingdings" w:hint="default"/>
+        <w:sz w:val="20"/>
+      </w:rPr>
+    </w:lvl>
+    <w:lvl w:ilvl="5" w:tentative="1">
+      <w:start w:val="1"/>
+      <w:numFmt w:val="bullet"/>
+      <w:lvlText w:val=""/>
+      <w:lvlJc w:val="left"/>
+      <w:pPr>
+        <w:tabs>
+          <w:tab w:val="num" w:pos="4320"/>
+        </w:tabs>
+        <w:ind w:left="4320" w:hanging="360"/>
+      </w:pPr>
+      <w:rPr>
+        <w:rFonts w:ascii="Wingdings" w:hAnsi="Wingdings" w:hint="default"/>
+        <w:sz w:val="20"/>
+      </w:rPr>
+    </w:lvl>
+    <w:lvl w:ilvl="6" w:tentative="1">
+      <w:start w:val="1"/>
+      <w:numFmt w:val="bullet"/>
+      <w:lvlText w:val=""/>
+      <w:lvlJc w:val="left"/>
+      <w:pPr>
+        <w:tabs>
+          <w:tab w:val="num" w:pos="5040"/>
+        </w:tabs>
+        <w:ind w:left="5040" w:hanging="360"/>
+      </w:pPr>
+      <w:rPr>
+        <w:rFonts w:ascii="Wingdings" w:hAnsi="Wingdings" w:hint="default"/>
+        <w:sz w:val="20"/>
+      </w:rPr>
+    </w:lvl>
+    <w:lvl w:ilvl="7" w:tentative="1">
+      <w:start w:val="1"/>
+      <w:numFmt w:val="bullet"/>
+      <w:lvlText w:val=""/>
+      <w:lvlJc w:val="left"/>
+      <w:pPr>
+        <w:tabs>
+          <w:tab w:val="num" w:pos="5760"/>
+        </w:tabs>
+        <w:ind w:left="5760" w:hanging="360"/>
+      </w:pPr>
+      <w:rPr>
+        <w:rFonts w:ascii="Wingdings" w:hAnsi="Wingdings" w:hint="default"/>
+        <w:sz w:val="20"/>
+      </w:rPr>
+    </w:lvl>
+    <w:lvl w:ilvl="8" w:tentative="1">
+      <w:start w:val="1"/>
+      <w:numFmt w:val="bullet"/>
+      <w:lvlText w:val=""/>
+      <w:lvlJc w:val="left"/>
+      <w:pPr>
+        <w:tabs>
+          <w:tab w:val="num" w:pos="6480"/>
+        </w:tabs>
+        <w:ind w:left="6480" w:hanging="360"/>
+      </w:pPr>
+      <w:rPr>
+        <w:rFonts w:ascii="Wingdings" w:hAnsi="Wingdings" w:hint="default"/>
+        <w:sz w:val="20"/>
+      </w:rPr>
+    </w:lvl>
+  </w:abstractNum>
+  <w:abstractNum w:abstractNumId="3" w15:restartNumberingAfterBreak="0">
+    <w:nsid w:val="0C4A1FC3"/>
+    <w:multiLevelType w:val="multilevel"/>
+    <w:tmpl w:val="791CA81E"/>
+    <w:lvl w:ilvl="0">
+      <w:start w:val="1"/>
+      <w:numFmt w:val="bullet"/>
+      <w:lvlText w:val=""/>
+      <w:lvlJc w:val="left"/>
+      <w:pPr>
+        <w:tabs>
+          <w:tab w:val="num" w:pos="720"/>
+        </w:tabs>
+        <w:ind w:left="720" w:hanging="360"/>
+      </w:pPr>
+      <w:rPr>
+        <w:rFonts w:ascii="Symbol" w:hAnsi="Symbol" w:hint="default"/>
+        <w:sz w:val="20"/>
+      </w:rPr>
+    </w:lvl>
+    <w:lvl w:ilvl="1" w:tentative="1">
+      <w:start w:val="1"/>
+      <w:numFmt w:val="bullet"/>
+      <w:lvlText w:val="o"/>
+      <w:lvlJc w:val="left"/>
+      <w:pPr>
+        <w:tabs>
+          <w:tab w:val="num" w:pos="1440"/>
+        </w:tabs>
+        <w:ind w:left="1440" w:hanging="360"/>
+      </w:pPr>
+      <w:rPr>
+        <w:rFonts w:ascii="Courier New" w:hAnsi="Courier New" w:hint="default"/>
+        <w:sz w:val="20"/>
+      </w:rPr>
+    </w:lvl>
+    <w:lvl w:ilvl="2" w:tentative="1">
+      <w:start w:val="1"/>
+      <w:numFmt w:val="bullet"/>
+      <w:lvlText w:val=""/>
+      <w:lvlJc w:val="left"/>
+      <w:pPr>
+        <w:tabs>
+          <w:tab w:val="num" w:pos="2160"/>
+        </w:tabs>
+        <w:ind w:left="2160" w:hanging="360"/>
+      </w:pPr>
+      <w:rPr>
+        <w:rFonts w:ascii="Wingdings" w:hAnsi="Wingdings" w:hint="default"/>
+        <w:sz w:val="20"/>
+      </w:rPr>
+    </w:lvl>
+    <w:lvl w:ilvl="3" w:tentative="1">
+      <w:start w:val="1"/>
+      <w:numFmt w:val="bullet"/>
+      <w:lvlText w:val=""/>
+      <w:lvlJc w:val="left"/>
+      <w:pPr>
+        <w:tabs>
+          <w:tab w:val="num" w:pos="2880"/>
+        </w:tabs>
+        <w:ind w:left="2880" w:hanging="360"/>
+      </w:pPr>
+      <w:rPr>
+        <w:rFonts w:ascii="Wingdings" w:hAnsi="Wingdings" w:hint="default"/>
+        <w:sz w:val="20"/>
+      </w:rPr>
+    </w:lvl>
+    <w:lvl w:ilvl="4" w:tentative="1">
+      <w:start w:val="1"/>
+      <w:numFmt w:val="bullet"/>
+      <w:lvlText w:val=""/>
+      <w:lvlJc w:val="left"/>
+      <w:pPr>
+        <w:tabs>
+          <w:tab w:val="num" w:pos="3600"/>
+        </w:tabs>
+        <w:ind w:left="3600" w:hanging="360"/>
+      </w:pPr>
+      <w:rPr>
+        <w:rFonts w:ascii="Wingdings" w:hAnsi="Wingdings" w:hint="default"/>
+        <w:sz w:val="20"/>
+      </w:rPr>
+    </w:lvl>
+    <w:lvl w:ilvl="5" w:tentative="1">
+      <w:start w:val="1"/>
+      <w:numFmt w:val="bullet"/>
+      <w:lvlText w:val=""/>
+      <w:lvlJc w:val="left"/>
+      <w:pPr>
+        <w:tabs>
+          <w:tab w:val="num" w:pos="4320"/>
+        </w:tabs>
+        <w:ind w:left="4320" w:hanging="360"/>
+      </w:pPr>
+      <w:rPr>
+        <w:rFonts w:ascii="Wingdings" w:hAnsi="Wingdings" w:hint="default"/>
+        <w:sz w:val="20"/>
+      </w:rPr>
+    </w:lvl>
+    <w:lvl w:ilvl="6" w:tentative="1">
+      <w:start w:val="1"/>
+      <w:numFmt w:val="bullet"/>
+      <w:lvlText w:val=""/>
+      <w:lvlJc w:val="left"/>
+      <w:pPr>
+        <w:tabs>
+          <w:tab w:val="num" w:pos="5040"/>
+        </w:tabs>
+        <w:ind w:left="5040" w:hanging="360"/>
+      </w:pPr>
+      <w:rPr>
+        <w:rFonts w:ascii="Wingdings" w:hAnsi="Wingdings" w:hint="default"/>
+        <w:sz w:val="20"/>
+      </w:rPr>
+    </w:lvl>
+    <w:lvl w:ilvl="7" w:tentative="1">
+      <w:start w:val="1"/>
+      <w:numFmt w:val="bullet"/>
+      <w:lvlText w:val=""/>
+      <w:lvlJc w:val="left"/>
+      <w:pPr>
+        <w:tabs>
+          <w:tab w:val="num" w:pos="5760"/>
+        </w:tabs>
+        <w:ind w:left="5760" w:hanging="360"/>
+      </w:pPr>
+      <w:rPr>
+        <w:rFonts w:ascii="Wingdings" w:hAnsi="Wingdings" w:hint="default"/>
+        <w:sz w:val="20"/>
+      </w:rPr>
+    </w:lvl>
+    <w:lvl w:ilvl="8" w:tentative="1">
+      <w:start w:val="1"/>
+      <w:numFmt w:val="bullet"/>
+      <w:lvlText w:val=""/>
+      <w:lvlJc w:val="left"/>
+      <w:pPr>
+        <w:tabs>
+          <w:tab w:val="num" w:pos="6480"/>
+        </w:tabs>
+        <w:ind w:left="6480" w:hanging="360"/>
+      </w:pPr>
+      <w:rPr>
+        <w:rFonts w:ascii="Wingdings" w:hAnsi="Wingdings" w:hint="default"/>
+        <w:sz w:val="20"/>
+      </w:rPr>
+    </w:lvl>
+  </w:abstractNum>
+  <w:abstractNum w:abstractNumId="4" w15:restartNumberingAfterBreak="0">
     <w:nsid w:val="12271E4F"/>
     <w:multiLevelType w:val="multilevel"/>
     <w:tmpl w:val="F7B0DD9E"/>
@@ -13132,7 +16154,7 @@
       </w:rPr>
     </w:lvl>
   </w:abstractNum>
-  <w:abstractNum w:abstractNumId="2" w15:restartNumberingAfterBreak="0">
+  <w:abstractNum w:abstractNumId="5" w15:restartNumberingAfterBreak="0">
     <w:nsid w:val="14DC7647"/>
     <w:multiLevelType w:val="multilevel"/>
     <w:tmpl w:val="AEB03D88"/>
@@ -13281,7 +16303,7 @@
       </w:rPr>
     </w:lvl>
   </w:abstractNum>
-  <w:abstractNum w:abstractNumId="3" w15:restartNumberingAfterBreak="0">
+  <w:abstractNum w:abstractNumId="6" w15:restartNumberingAfterBreak="0">
     <w:nsid w:val="179E3EB3"/>
     <w:multiLevelType w:val="multilevel"/>
     <w:tmpl w:val="58F29AD8"/>
@@ -13430,7 +16452,7 @@
       </w:rPr>
     </w:lvl>
   </w:abstractNum>
-  <w:abstractNum w:abstractNumId="4" w15:restartNumberingAfterBreak="0">
+  <w:abstractNum w:abstractNumId="7" w15:restartNumberingAfterBreak="0">
     <w:nsid w:val="1A9A4059"/>
     <w:multiLevelType w:val="multilevel"/>
     <w:tmpl w:val="BA305446"/>
@@ -13579,7 +16601,7 @@
       </w:rPr>
     </w:lvl>
   </w:abstractNum>
-  <w:abstractNum w:abstractNumId="5" w15:restartNumberingAfterBreak="0">
+  <w:abstractNum w:abstractNumId="8" w15:restartNumberingAfterBreak="0">
     <w:nsid w:val="23C322CF"/>
     <w:multiLevelType w:val="multilevel"/>
     <w:tmpl w:val="166C8FDC"/>
@@ -13728,7 +16750,305 @@
       </w:rPr>
     </w:lvl>
   </w:abstractNum>
-  <w:abstractNum w:abstractNumId="6" w15:restartNumberingAfterBreak="0">
+  <w:abstractNum w:abstractNumId="9" w15:restartNumberingAfterBreak="0">
+    <w:nsid w:val="31472208"/>
+    <w:multiLevelType w:val="multilevel"/>
+    <w:tmpl w:val="AAC26D9A"/>
+    <w:lvl w:ilvl="0">
+      <w:start w:val="1"/>
+      <w:numFmt w:val="bullet"/>
+      <w:lvlText w:val=""/>
+      <w:lvlJc w:val="left"/>
+      <w:pPr>
+        <w:tabs>
+          <w:tab w:val="num" w:pos="720"/>
+        </w:tabs>
+        <w:ind w:left="720" w:hanging="360"/>
+      </w:pPr>
+      <w:rPr>
+        <w:rFonts w:ascii="Symbol" w:hAnsi="Symbol" w:hint="default"/>
+        <w:sz w:val="20"/>
+      </w:rPr>
+    </w:lvl>
+    <w:lvl w:ilvl="1" w:tentative="1">
+      <w:start w:val="1"/>
+      <w:numFmt w:val="bullet"/>
+      <w:lvlText w:val="o"/>
+      <w:lvlJc w:val="left"/>
+      <w:pPr>
+        <w:tabs>
+          <w:tab w:val="num" w:pos="1440"/>
+        </w:tabs>
+        <w:ind w:left="1440" w:hanging="360"/>
+      </w:pPr>
+      <w:rPr>
+        <w:rFonts w:ascii="Courier New" w:hAnsi="Courier New" w:hint="default"/>
+        <w:sz w:val="20"/>
+      </w:rPr>
+    </w:lvl>
+    <w:lvl w:ilvl="2" w:tentative="1">
+      <w:start w:val="1"/>
+      <w:numFmt w:val="bullet"/>
+      <w:lvlText w:val=""/>
+      <w:lvlJc w:val="left"/>
+      <w:pPr>
+        <w:tabs>
+          <w:tab w:val="num" w:pos="2160"/>
+        </w:tabs>
+        <w:ind w:left="2160" w:hanging="360"/>
+      </w:pPr>
+      <w:rPr>
+        <w:rFonts w:ascii="Wingdings" w:hAnsi="Wingdings" w:hint="default"/>
+        <w:sz w:val="20"/>
+      </w:rPr>
+    </w:lvl>
+    <w:lvl w:ilvl="3" w:tentative="1">
+      <w:start w:val="1"/>
+      <w:numFmt w:val="bullet"/>
+      <w:lvlText w:val=""/>
+      <w:lvlJc w:val="left"/>
+      <w:pPr>
+        <w:tabs>
+          <w:tab w:val="num" w:pos="2880"/>
+        </w:tabs>
+        <w:ind w:left="2880" w:hanging="360"/>
+      </w:pPr>
+      <w:rPr>
+        <w:rFonts w:ascii="Wingdings" w:hAnsi="Wingdings" w:hint="default"/>
+        <w:sz w:val="20"/>
+      </w:rPr>
+    </w:lvl>
+    <w:lvl w:ilvl="4" w:tentative="1">
+      <w:start w:val="1"/>
+      <w:numFmt w:val="bullet"/>
+      <w:lvlText w:val=""/>
+      <w:lvlJc w:val="left"/>
+      <w:pPr>
+        <w:tabs>
+          <w:tab w:val="num" w:pos="3600"/>
+        </w:tabs>
+        <w:ind w:left="3600" w:hanging="360"/>
+      </w:pPr>
+      <w:rPr>
+        <w:rFonts w:ascii="Wingdings" w:hAnsi="Wingdings" w:hint="default"/>
+        <w:sz w:val="20"/>
+      </w:rPr>
+    </w:lvl>
+    <w:lvl w:ilvl="5" w:tentative="1">
+      <w:start w:val="1"/>
+      <w:numFmt w:val="bullet"/>
+      <w:lvlText w:val=""/>
+      <w:lvlJc w:val="left"/>
+      <w:pPr>
+        <w:tabs>
+          <w:tab w:val="num" w:pos="4320"/>
+        </w:tabs>
+        <w:ind w:left="4320" w:hanging="360"/>
+      </w:pPr>
+      <w:rPr>
+        <w:rFonts w:ascii="Wingdings" w:hAnsi="Wingdings" w:hint="default"/>
+        <w:sz w:val="20"/>
+      </w:rPr>
+    </w:lvl>
+    <w:lvl w:ilvl="6" w:tentative="1">
+      <w:start w:val="1"/>
+      <w:numFmt w:val="bullet"/>
+      <w:lvlText w:val=""/>
+      <w:lvlJc w:val="left"/>
+      <w:pPr>
+        <w:tabs>
+          <w:tab w:val="num" w:pos="5040"/>
+        </w:tabs>
+        <w:ind w:left="5040" w:hanging="360"/>
+      </w:pPr>
+      <w:rPr>
+        <w:rFonts w:ascii="Wingdings" w:hAnsi="Wingdings" w:hint="default"/>
+        <w:sz w:val="20"/>
+      </w:rPr>
+    </w:lvl>
+    <w:lvl w:ilvl="7" w:tentative="1">
+      <w:start w:val="1"/>
+      <w:numFmt w:val="bullet"/>
+      <w:lvlText w:val=""/>
+      <w:lvlJc w:val="left"/>
+      <w:pPr>
+        <w:tabs>
+          <w:tab w:val="num" w:pos="5760"/>
+        </w:tabs>
+        <w:ind w:left="5760" w:hanging="360"/>
+      </w:pPr>
+      <w:rPr>
+        <w:rFonts w:ascii="Wingdings" w:hAnsi="Wingdings" w:hint="default"/>
+        <w:sz w:val="20"/>
+      </w:rPr>
+    </w:lvl>
+    <w:lvl w:ilvl="8" w:tentative="1">
+      <w:start w:val="1"/>
+      <w:numFmt w:val="bullet"/>
+      <w:lvlText w:val=""/>
+      <w:lvlJc w:val="left"/>
+      <w:pPr>
+        <w:tabs>
+          <w:tab w:val="num" w:pos="6480"/>
+        </w:tabs>
+        <w:ind w:left="6480" w:hanging="360"/>
+      </w:pPr>
+      <w:rPr>
+        <w:rFonts w:ascii="Wingdings" w:hAnsi="Wingdings" w:hint="default"/>
+        <w:sz w:val="20"/>
+      </w:rPr>
+    </w:lvl>
+  </w:abstractNum>
+  <w:abstractNum w:abstractNumId="10" w15:restartNumberingAfterBreak="0">
+    <w:nsid w:val="3B0852BE"/>
+    <w:multiLevelType w:val="multilevel"/>
+    <w:tmpl w:val="339A17FE"/>
+    <w:lvl w:ilvl="0">
+      <w:start w:val="1"/>
+      <w:numFmt w:val="bullet"/>
+      <w:lvlText w:val=""/>
+      <w:lvlJc w:val="left"/>
+      <w:pPr>
+        <w:tabs>
+          <w:tab w:val="num" w:pos="720"/>
+        </w:tabs>
+        <w:ind w:left="720" w:hanging="360"/>
+      </w:pPr>
+      <w:rPr>
+        <w:rFonts w:ascii="Symbol" w:hAnsi="Symbol" w:hint="default"/>
+        <w:sz w:val="20"/>
+      </w:rPr>
+    </w:lvl>
+    <w:lvl w:ilvl="1" w:tentative="1">
+      <w:start w:val="1"/>
+      <w:numFmt w:val="bullet"/>
+      <w:lvlText w:val="o"/>
+      <w:lvlJc w:val="left"/>
+      <w:pPr>
+        <w:tabs>
+          <w:tab w:val="num" w:pos="1440"/>
+        </w:tabs>
+        <w:ind w:left="1440" w:hanging="360"/>
+      </w:pPr>
+      <w:rPr>
+        <w:rFonts w:ascii="Courier New" w:hAnsi="Courier New" w:hint="default"/>
+        <w:sz w:val="20"/>
+      </w:rPr>
+    </w:lvl>
+    <w:lvl w:ilvl="2" w:tentative="1">
+      <w:start w:val="1"/>
+      <w:numFmt w:val="bullet"/>
+      <w:lvlText w:val=""/>
+      <w:lvlJc w:val="left"/>
+      <w:pPr>
+        <w:tabs>
+          <w:tab w:val="num" w:pos="2160"/>
+        </w:tabs>
+        <w:ind w:left="2160" w:hanging="360"/>
+      </w:pPr>
+      <w:rPr>
+        <w:rFonts w:ascii="Wingdings" w:hAnsi="Wingdings" w:hint="default"/>
+        <w:sz w:val="20"/>
+      </w:rPr>
+    </w:lvl>
+    <w:lvl w:ilvl="3" w:tentative="1">
+      <w:start w:val="1"/>
+      <w:numFmt w:val="bullet"/>
+      <w:lvlText w:val=""/>
+      <w:lvlJc w:val="left"/>
+      <w:pPr>
+        <w:tabs>
+          <w:tab w:val="num" w:pos="2880"/>
+        </w:tabs>
+        <w:ind w:left="2880" w:hanging="360"/>
+      </w:pPr>
+      <w:rPr>
+        <w:rFonts w:ascii="Wingdings" w:hAnsi="Wingdings" w:hint="default"/>
+        <w:sz w:val="20"/>
+      </w:rPr>
+    </w:lvl>
+    <w:lvl w:ilvl="4" w:tentative="1">
+      <w:start w:val="1"/>
+      <w:numFmt w:val="bullet"/>
+      <w:lvlText w:val=""/>
+      <w:lvlJc w:val="left"/>
+      <w:pPr>
+        <w:tabs>
+          <w:tab w:val="num" w:pos="3600"/>
+        </w:tabs>
+        <w:ind w:left="3600" w:hanging="360"/>
+      </w:pPr>
+      <w:rPr>
+        <w:rFonts w:ascii="Wingdings" w:hAnsi="Wingdings" w:hint="default"/>
+        <w:sz w:val="20"/>
+      </w:rPr>
+    </w:lvl>
+    <w:lvl w:ilvl="5" w:tentative="1">
+      <w:start w:val="1"/>
+      <w:numFmt w:val="bullet"/>
+      <w:lvlText w:val=""/>
+      <w:lvlJc w:val="left"/>
+      <w:pPr>
+        <w:tabs>
+          <w:tab w:val="num" w:pos="4320"/>
+        </w:tabs>
+        <w:ind w:left="4320" w:hanging="360"/>
+      </w:pPr>
+      <w:rPr>
+        <w:rFonts w:ascii="Wingdings" w:hAnsi="Wingdings" w:hint="default"/>
+        <w:sz w:val="20"/>
+      </w:rPr>
+    </w:lvl>
+    <w:lvl w:ilvl="6" w:tentative="1">
+      <w:start w:val="1"/>
+      <w:numFmt w:val="bullet"/>
+      <w:lvlText w:val=""/>
+      <w:lvlJc w:val="left"/>
+      <w:pPr>
+        <w:tabs>
+          <w:tab w:val="num" w:pos="5040"/>
+        </w:tabs>
+        <w:ind w:left="5040" w:hanging="360"/>
+      </w:pPr>
+      <w:rPr>
+        <w:rFonts w:ascii="Wingdings" w:hAnsi="Wingdings" w:hint="default"/>
+        <w:sz w:val="20"/>
+      </w:rPr>
+    </w:lvl>
+    <w:lvl w:ilvl="7" w:tentative="1">
+      <w:start w:val="1"/>
+      <w:numFmt w:val="bullet"/>
+      <w:lvlText w:val=""/>
+      <w:lvlJc w:val="left"/>
+      <w:pPr>
+        <w:tabs>
+          <w:tab w:val="num" w:pos="5760"/>
+        </w:tabs>
+        <w:ind w:left="5760" w:hanging="360"/>
+      </w:pPr>
+      <w:rPr>
+        <w:rFonts w:ascii="Wingdings" w:hAnsi="Wingdings" w:hint="default"/>
+        <w:sz w:val="20"/>
+      </w:rPr>
+    </w:lvl>
+    <w:lvl w:ilvl="8" w:tentative="1">
+      <w:start w:val="1"/>
+      <w:numFmt w:val="bullet"/>
+      <w:lvlText w:val=""/>
+      <w:lvlJc w:val="left"/>
+      <w:pPr>
+        <w:tabs>
+          <w:tab w:val="num" w:pos="6480"/>
+        </w:tabs>
+        <w:ind w:left="6480" w:hanging="360"/>
+      </w:pPr>
+      <w:rPr>
+        <w:rFonts w:ascii="Wingdings" w:hAnsi="Wingdings" w:hint="default"/>
+        <w:sz w:val="20"/>
+      </w:rPr>
+    </w:lvl>
+  </w:abstractNum>
+  <w:abstractNum w:abstractNumId="11" w15:restartNumberingAfterBreak="0">
     <w:nsid w:val="49910EE7"/>
     <w:multiLevelType w:val="multilevel"/>
     <w:tmpl w:val="AC5E0526"/>
@@ -13877,7 +17197,7 @@
       </w:rPr>
     </w:lvl>
   </w:abstractNum>
-  <w:abstractNum w:abstractNumId="7" w15:restartNumberingAfterBreak="0">
+  <w:abstractNum w:abstractNumId="12" w15:restartNumberingAfterBreak="0">
     <w:nsid w:val="53F52E39"/>
     <w:multiLevelType w:val="multilevel"/>
     <w:tmpl w:val="1062CFE4"/>
@@ -14026,7 +17346,7 @@
       </w:rPr>
     </w:lvl>
   </w:abstractNum>
-  <w:abstractNum w:abstractNumId="8" w15:restartNumberingAfterBreak="0">
+  <w:abstractNum w:abstractNumId="13" w15:restartNumberingAfterBreak="0">
     <w:nsid w:val="5B687CBF"/>
     <w:multiLevelType w:val="multilevel"/>
     <w:tmpl w:val="01209E26"/>
@@ -14175,7 +17495,7 @@
       </w:rPr>
     </w:lvl>
   </w:abstractNum>
-  <w:abstractNum w:abstractNumId="9" w15:restartNumberingAfterBreak="0">
+  <w:abstractNum w:abstractNumId="14" w15:restartNumberingAfterBreak="0">
     <w:nsid w:val="613C755D"/>
     <w:multiLevelType w:val="multilevel"/>
     <w:tmpl w:val="92928268"/>
@@ -14324,7 +17644,7 @@
       </w:rPr>
     </w:lvl>
   </w:abstractNum>
-  <w:abstractNum w:abstractNumId="10" w15:restartNumberingAfterBreak="0">
+  <w:abstractNum w:abstractNumId="15" w15:restartNumberingAfterBreak="0">
     <w:nsid w:val="62007472"/>
     <w:multiLevelType w:val="multilevel"/>
     <w:tmpl w:val="191CC32E"/>
@@ -14474,37 +17794,52 @@
     </w:lvl>
   </w:abstractNum>
   <w:num w:numId="1" w16cid:durableId="1227837670">
-    <w:abstractNumId w:val="4"/>
+    <w:abstractNumId w:val="7"/>
   </w:num>
   <w:num w:numId="2" w16cid:durableId="1602227819">
+    <w:abstractNumId w:val="11"/>
+  </w:num>
+  <w:num w:numId="3" w16cid:durableId="1297948873">
+    <w:abstractNumId w:val="13"/>
+  </w:num>
+  <w:num w:numId="4" w16cid:durableId="800684227">
+    <w:abstractNumId w:val="14"/>
+  </w:num>
+  <w:num w:numId="5" w16cid:durableId="1852794860">
     <w:abstractNumId w:val="6"/>
   </w:num>
-  <w:num w:numId="3" w16cid:durableId="1297948873">
+  <w:num w:numId="6" w16cid:durableId="1810593438">
+    <w:abstractNumId w:val="5"/>
+  </w:num>
+  <w:num w:numId="7" w16cid:durableId="588275355">
+    <w:abstractNumId w:val="15"/>
+  </w:num>
+  <w:num w:numId="8" w16cid:durableId="897713987">
     <w:abstractNumId w:val="8"/>
   </w:num>
-  <w:num w:numId="4" w16cid:durableId="800684227">
-    <w:abstractNumId w:val="9"/>
-  </w:num>
-  <w:num w:numId="5" w16cid:durableId="1852794860">
-    <w:abstractNumId w:val="3"/>
-  </w:num>
-  <w:num w:numId="6" w16cid:durableId="1810593438">
-    <w:abstractNumId w:val="2"/>
-  </w:num>
-  <w:num w:numId="7" w16cid:durableId="588275355">
-    <w:abstractNumId w:val="10"/>
-  </w:num>
-  <w:num w:numId="8" w16cid:durableId="897713987">
-    <w:abstractNumId w:val="5"/>
-  </w:num>
   <w:num w:numId="9" w16cid:durableId="188757669">
-    <w:abstractNumId w:val="7"/>
+    <w:abstractNumId w:val="12"/>
   </w:num>
   <w:num w:numId="10" w16cid:durableId="566887370">
     <w:abstractNumId w:val="0"/>
   </w:num>
   <w:num w:numId="11" w16cid:durableId="1421440190">
+    <w:abstractNumId w:val="4"/>
+  </w:num>
+  <w:num w:numId="12" w16cid:durableId="408162297">
+    <w:abstractNumId w:val="9"/>
+  </w:num>
+  <w:num w:numId="13" w16cid:durableId="23529024">
     <w:abstractNumId w:val="1"/>
+  </w:num>
+  <w:num w:numId="14" w16cid:durableId="592783323">
+    <w:abstractNumId w:val="2"/>
+  </w:num>
+  <w:num w:numId="15" w16cid:durableId="1706639325">
+    <w:abstractNumId w:val="10"/>
+  </w:num>
+  <w:num w:numId="16" w16cid:durableId="86267021">
+    <w:abstractNumId w:val="3"/>
   </w:num>
 </w:numbering>
 </file>
@@ -15444,6 +18779,29 @@
       </w:tblBorders>
     </w:tblPr>
   </w:style>
+  <w:style w:type="character" w:styleId="Hyperlink">
+    <w:name w:val="Hyperlink"/>
+    <w:basedOn w:val="DefaultParagraphFont"/>
+    <w:uiPriority w:val="99"/>
+    <w:unhideWhenUsed/>
+    <w:rsid w:val="000433C6"/>
+    <w:rPr>
+      <w:color w:val="0563C1" w:themeColor="hyperlink"/>
+      <w:u w:val="single"/>
+    </w:rPr>
+  </w:style>
+  <w:style w:type="character" w:styleId="UnresolvedMention">
+    <w:name w:val="Unresolved Mention"/>
+    <w:basedOn w:val="DefaultParagraphFont"/>
+    <w:uiPriority w:val="99"/>
+    <w:semiHidden/>
+    <w:unhideWhenUsed/>
+    <w:rsid w:val="000433C6"/>
+    <w:rPr>
+      <w:color w:val="605E5C"/>
+      <w:shd w:val="clear" w:color="auto" w:fill="E1DFDD"/>
+    </w:rPr>
+  </w:style>
 </w:styles>
 </file>
 
